--- a/documentacion_proyecto/Bitácora.docx
+++ b/documentacion_proyecto/Bitácora.docx
@@ -3,462 +3,6 @@
 <w:document xmlns:mc="http://schemas.openxmlformats.org/markup-compatibility/2006" xmlns:o="urn:schemas-microsoft-com:office:office" xmlns:r="http://schemas.openxmlformats.org/officeDocument/2006/relationships" xmlns:m="http://schemas.openxmlformats.org/officeDocument/2006/math" xmlns:v="urn:schemas-microsoft-com:vml" xmlns:wp="http://schemas.openxmlformats.org/drawingml/2006/wordprocessingDrawing" xmlns:w10="urn:schemas-microsoft-com:office:word" xmlns:w="http://schemas.openxmlformats.org/wordprocessingml/2006/main" xmlns:wne="http://schemas.microsoft.com/office/word/2006/wordml" xmlns:sl="http://schemas.openxmlformats.org/schemaLibrary/2006/main" xmlns:a="http://schemas.openxmlformats.org/drawingml/2006/main" xmlns:pic="http://schemas.openxmlformats.org/drawingml/2006/picture" xmlns:c="http://schemas.openxmlformats.org/drawingml/2006/chart" xmlns:lc="http://schemas.openxmlformats.org/drawingml/2006/lockedCanvas" xmlns:dgm="http://schemas.openxmlformats.org/drawingml/2006/diagram" xmlns:wps="http://schemas.microsoft.com/office/word/2010/wordprocessingShape" xmlns:wpg="http://schemas.microsoft.com/office/word/2010/wordprocessingGroup" xmlns:w14="http://schemas.microsoft.com/office/word/2010/wordml" xmlns:w15="http://schemas.microsoft.com/office/word/2012/wordml" xmlns:w16="http://schemas.microsoft.com/office/word/2018/wordml" xmlns:w16cex="http://schemas.microsoft.com/office/word/2018/wordml/cex" xmlns:w16cid="http://schemas.microsoft.com/office/word/2016/wordml/cid" xmlns="http://schemas.microsoft.com/office/tasks/2019/documenttasks" xmlns:cr="http://schemas.microsoft.com/office/comments/2020/reactions">
   <w:background w:color="FFFFFF"/>
   <w:body>
-    <w:p>
-      <w:pPr>
-        <w:rPr>
-          <w:rFonts w:ascii="IBM Plex Sans" w:cs="IBM Plex Sans" w:eastAsia="IBM Plex Sans" w:hAnsi="IBM Plex Sans"/>
-          <w:sz w:val="22"/>
-          <w:szCs w:val="22"/>
-        </w:rPr>
-      </w:pPr>
-      <w:r>
-        <w:rPr/>
-        <mc:AlternateContent>
-          <mc:Choice Requires="wpg">
-            <w:drawing>
-              <wp:anchor allowOverlap="1" behindDoc="1" distB="0" distT="0" distL="0" distR="0" hidden="0" layoutInCell="1" locked="0" relativeHeight="0" simplePos="0">
-                <wp:simplePos x="0" y="0"/>
-                <wp:positionH relativeFrom="page">
-                  <wp:align>center</wp:align>
-                </wp:positionH>
-                <wp:positionV relativeFrom="page">
-                  <wp:align>center</wp:align>
-                </wp:positionV>
-                <wp:extent cx="6864824" cy="9123528"/>
-                <wp:effectExtent b="0" l="0" r="0" t="0"/>
-                <wp:wrapNone/>
-                <wp:docPr id="4" name=""/>
-                <a:graphic>
-                  <a:graphicData uri="http://schemas.microsoft.com/office/word/2010/wordprocessingGroup">
-                    <wpg:wgp>
-                      <wpg:cNvGrpSpPr/>
-                      <wpg:grpSpPr>
-                        <a:xfrm>
-                          <a:off x="1913575" y="0"/>
-                          <a:ext cx="6864824" cy="9123528"/>
-                          <a:chOff x="1913575" y="0"/>
-                          <a:chExt cx="6864850" cy="7560000"/>
-                        </a:xfrm>
-                      </wpg:grpSpPr>
-                      <wpg:grpSp>
-                        <wpg:cNvGrpSpPr/>
-                        <wpg:grpSpPr>
-                          <a:xfrm>
-                            <a:off x="1913588" y="0"/>
-                            <a:ext cx="6864824" cy="7560000"/>
-                            <a:chOff x="1913575" y="0"/>
-                            <a:chExt cx="6864850" cy="7560000"/>
-                          </a:xfrm>
-                        </wpg:grpSpPr>
-                        <wps:wsp>
-                          <wps:cNvSpPr/>
-                          <wps:cNvPr id="3" name="Shape 3"/>
-                          <wps:spPr>
-                            <a:xfrm>
-                              <a:off x="1913575" y="0"/>
-                              <a:ext cx="6864850" cy="7560000"/>
-                            </a:xfrm>
-                            <a:prstGeom prst="rect">
-                              <a:avLst/>
-                            </a:prstGeom>
-                            <a:noFill/>
-                            <a:ln>
-                              <a:noFill/>
-                            </a:ln>
-                          </wps:spPr>
-                          <wps:txbx>
-                            <w:txbxContent>
-                              <w:p>
-                                <w:pPr>
-                                  <w:spacing w:after="0" w:before="0" w:line="240"/>
-                                  <w:ind w:left="0" w:right="0" w:firstLine="0"/>
-                                  <w:jc w:val="left"/>
-                                  <w:textDirection w:val="btLr"/>
-                                </w:pPr>
-                              </w:p>
-                            </w:txbxContent>
-                          </wps:txbx>
-                          <wps:bodyPr anchorCtr="0" anchor="ctr" bIns="91425" lIns="91425" spcFirstLastPara="1" rIns="91425" wrap="square" tIns="91425">
-                            <a:noAutofit/>
-                          </wps:bodyPr>
-                        </wps:wsp>
-                        <wpg:grpSp>
-                          <wpg:cNvGrpSpPr/>
-                          <wpg:grpSpPr>
-                            <a:xfrm>
-                              <a:off x="1913588" y="0"/>
-                              <a:ext cx="6864824" cy="7560000"/>
-                              <a:chOff x="1913575" y="0"/>
-                              <a:chExt cx="6864850" cy="7560000"/>
-                            </a:xfrm>
-                          </wpg:grpSpPr>
-                          <wps:wsp>
-                            <wps:cNvSpPr/>
-                            <wps:cNvPr id="5" name="Shape 5"/>
-                            <wps:spPr>
-                              <a:xfrm>
-                                <a:off x="1913575" y="0"/>
-                                <a:ext cx="6864850" cy="7560000"/>
-                              </a:xfrm>
-                              <a:prstGeom prst="rect">
-                                <a:avLst/>
-                              </a:prstGeom>
-                              <a:noFill/>
-                              <a:ln>
-                                <a:noFill/>
-                              </a:ln>
-                            </wps:spPr>
-                            <wps:txbx>
-                              <w:txbxContent>
-                                <w:p>
-                                  <w:pPr>
-                                    <w:spacing w:after="0" w:before="0" w:line="240"/>
-                                    <w:ind w:left="0" w:right="0" w:firstLine="0"/>
-                                    <w:jc w:val="left"/>
-                                    <w:textDirection w:val="btLr"/>
-                                  </w:pPr>
-                                </w:p>
-                              </w:txbxContent>
-                            </wps:txbx>
-                            <wps:bodyPr anchorCtr="0" anchor="ctr" bIns="91425" lIns="91425" spcFirstLastPara="1" rIns="91425" wrap="square" tIns="91425">
-                              <a:noAutofit/>
-                            </wps:bodyPr>
-                          </wps:wsp>
-                          <wpg:grpSp>
-                            <wpg:cNvGrpSpPr/>
-                            <wpg:grpSpPr>
-                              <a:xfrm>
-                                <a:off x="1913588" y="0"/>
-                                <a:ext cx="6864824" cy="7560000"/>
-                                <a:chOff x="1913575" y="0"/>
-                                <a:chExt cx="6864850" cy="7560000"/>
-                              </a:xfrm>
-                            </wpg:grpSpPr>
-                            <wps:wsp>
-                              <wps:cNvSpPr/>
-                              <wps:cNvPr id="7" name="Shape 7"/>
-                              <wps:spPr>
-                                <a:xfrm>
-                                  <a:off x="1913575" y="0"/>
-                                  <a:ext cx="6864850" cy="7560000"/>
-                                </a:xfrm>
-                                <a:prstGeom prst="rect">
-                                  <a:avLst/>
-                                </a:prstGeom>
-                                <a:noFill/>
-                                <a:ln>
-                                  <a:noFill/>
-                                </a:ln>
-                              </wps:spPr>
-                              <wps:txbx>
-                                <w:txbxContent>
-                                  <w:p>
-                                    <w:pPr>
-                                      <w:spacing w:after="0" w:before="0" w:line="240"/>
-                                      <w:ind w:left="0" w:right="0" w:firstLine="0"/>
-                                      <w:jc w:val="left"/>
-                                      <w:textDirection w:val="btLr"/>
-                                    </w:pPr>
-                                  </w:p>
-                                </w:txbxContent>
-                              </wps:txbx>
-                              <wps:bodyPr anchorCtr="0" anchor="ctr" bIns="91425" lIns="91425" spcFirstLastPara="1" rIns="91425" wrap="square" tIns="91425">
-                                <a:noAutofit/>
-                              </wps:bodyPr>
-                            </wps:wsp>
-                            <wpg:grpSp>
-                              <wpg:cNvGrpSpPr/>
-                              <wpg:grpSpPr>
-                                <a:xfrm>
-                                  <a:off x="1913588" y="0"/>
-                                  <a:ext cx="6864824" cy="7560000"/>
-                                  <a:chOff x="0" y="0"/>
-                                  <a:chExt cx="6864824" cy="9123528"/>
-                                </a:xfrm>
-                              </wpg:grpSpPr>
-                              <wps:wsp>
-                                <wps:cNvSpPr/>
-                                <wps:cNvPr id="9" name="Shape 9"/>
-                                <wps:spPr>
-                                  <a:xfrm>
-                                    <a:off x="0" y="0"/>
-                                    <a:ext cx="6864800" cy="9123525"/>
-                                  </a:xfrm>
-                                  <a:prstGeom prst="rect">
-                                    <a:avLst/>
-                                  </a:prstGeom>
-                                  <a:noFill/>
-                                  <a:ln>
-                                    <a:noFill/>
-                                  </a:ln>
-                                </wps:spPr>
-                                <wps:txbx>
-                                  <w:txbxContent>
-                                    <w:p>
-                                      <w:pPr>
-                                        <w:spacing w:after="0" w:before="0" w:line="240"/>
-                                        <w:ind w:left="0" w:right="0" w:firstLine="0"/>
-                                        <w:jc w:val="left"/>
-                                        <w:textDirection w:val="btLr"/>
-                                      </w:pPr>
-                                    </w:p>
-                                  </w:txbxContent>
-                                </wps:txbx>
-                                <wps:bodyPr anchorCtr="0" anchor="ctr" bIns="91425" lIns="91425" spcFirstLastPara="1" rIns="91425" wrap="square" tIns="91425">
-                                  <a:noAutofit/>
-                                </wps:bodyPr>
-                              </wps:wsp>
-                              <wps:wsp>
-                                <wps:cNvSpPr/>
-                                <wps:cNvPr id="10" name="Shape 10"/>
-                                <wps:spPr>
-                                  <a:xfrm>
-                                    <a:off x="0" y="0"/>
-                                    <a:ext cx="6858000" cy="1371600"/>
-                                  </a:xfrm>
-                                  <a:prstGeom prst="rect">
-                                    <a:avLst/>
-                                  </a:prstGeom>
-                                  <a:solidFill>
-                                    <a:schemeClr val="accent1"/>
-                                  </a:solidFill>
-                                  <a:ln>
-                                    <a:noFill/>
-                                  </a:ln>
-                                </wps:spPr>
-                                <wps:txbx>
-                                  <w:txbxContent>
-                                    <w:p>
-                                      <w:pPr>
-                                        <w:spacing w:after="0" w:before="0" w:line="240"/>
-                                        <w:ind w:left="0" w:right="0" w:firstLine="0"/>
-                                        <w:jc w:val="left"/>
-                                        <w:textDirection w:val="btLr"/>
-                                      </w:pPr>
-                                    </w:p>
-                                  </w:txbxContent>
-                                </wps:txbx>
-                                <wps:bodyPr anchorCtr="0" anchor="ctr" bIns="91425" lIns="91425" spcFirstLastPara="1" rIns="91425" wrap="square" tIns="91425">
-                                  <a:noAutofit/>
-                                </wps:bodyPr>
-                              </wps:wsp>
-                              <wps:wsp>
-                                <wps:cNvSpPr/>
-                                <wps:cNvPr id="11" name="Shape 11"/>
-                                <wps:spPr>
-                                  <a:xfrm>
-                                    <a:off x="0" y="4094328"/>
-                                    <a:ext cx="6858000" cy="5029200"/>
-                                  </a:xfrm>
-                                  <a:prstGeom prst="rect">
-                                    <a:avLst/>
-                                  </a:prstGeom>
-                                  <a:solidFill>
-                                    <a:schemeClr val="accent1"/>
-                                  </a:solidFill>
-                                  <a:ln>
-                                    <a:noFill/>
-                                  </a:ln>
-                                </wps:spPr>
-                                <wps:txbx>
-                                  <w:txbxContent>
-                                    <w:p>
-                                      <w:pPr>
-                                        <w:spacing w:after="0" w:before="120" w:line="240"/>
-                                        <w:ind w:left="0" w:right="0" w:firstLine="0"/>
-                                        <w:jc w:val="center"/>
-                                        <w:textDirection w:val="btLr"/>
-                                      </w:pPr>
-                                      <w:r>
-                                        <w:rPr>
-                                          <w:rFonts w:ascii="IBM Plex Sans" w:cs="IBM Plex Sans" w:eastAsia="IBM Plex Sans" w:hAnsi="IBM Plex Sans"/>
-                                          <w:b w:val="0"/>
-                                          <w:i w:val="0"/>
-                                          <w:smallCaps w:val="0"/>
-                                          <w:strike w:val="0"/>
-                                          <w:color w:val="ffffff"/>
-                                          <w:sz w:val="28"/>
-                                          <w:vertAlign w:val="baseline"/>
-                                        </w:rPr>
-                                        <w:t xml:space="preserve">Ferrando - Iannone – Lede Buschiazzo – Manfredo - Montenegro</w:t>
-                                      </w:r>
-                                    </w:p>
-                                    <w:p>
-                                      <w:pPr>
-                                        <w:spacing w:after="0" w:before="120" w:line="240"/>
-                                        <w:ind w:left="0" w:right="0" w:firstLine="0"/>
-                                        <w:jc w:val="center"/>
-                                        <w:textDirection w:val="btLr"/>
-                                      </w:pPr>
-                                      <w:r>
-                                        <w:rPr>
-                                          <w:rFonts w:ascii="IBM Plex Sans" w:cs="IBM Plex Sans" w:eastAsia="IBM Plex Sans" w:hAnsi="IBM Plex Sans"/>
-                                          <w:b w:val="0"/>
-                                          <w:i w:val="0"/>
-                                          <w:smallCaps w:val="0"/>
-                                          <w:strike w:val="0"/>
-                                          <w:color w:val="ffffff"/>
-                                          <w:sz w:val="28"/>
-                                          <w:vertAlign w:val="baseline"/>
-                                        </w:rPr>
-                                      </w:r>
-                                      <w:r>
-                                        <w:rPr>
-                                          <w:rFonts w:ascii="IBM Plex Sans" w:cs="IBM Plex Sans" w:eastAsia="IBM Plex Sans" w:hAnsi="IBM Plex Sans"/>
-                                          <w:b w:val="0"/>
-                                          <w:i w:val="0"/>
-                                          <w:smallCaps w:val="1"/>
-                                          <w:strike w:val="0"/>
-                                          <w:color w:val="ffffff"/>
-                                          <w:sz w:val="28"/>
-                                          <w:vertAlign w:val="baseline"/>
-                                        </w:rPr>
-                                        <w:t xml:space="preserve">7MO INFORMÁTICA</w:t>
-                                      </w:r>
-                                      <w:r>
-                                        <w:rPr>
-                                          <w:rFonts w:ascii="IBM Plex Sans" w:cs="IBM Plex Sans" w:eastAsia="IBM Plex Sans" w:hAnsi="IBM Plex Sans"/>
-                                          <w:b w:val="0"/>
-                                          <w:i w:val="0"/>
-                                          <w:smallCaps w:val="0"/>
-                                          <w:strike w:val="0"/>
-                                          <w:color w:val="ffffff"/>
-                                          <w:sz w:val="28"/>
-                                          <w:vertAlign w:val="baseline"/>
-                                        </w:rPr>
-                                        <w:t xml:space="preserve">  Equipo de Proyecto N°5</w:t>
-                                      </w:r>
-                                    </w:p>
-                                  </w:txbxContent>
-                                </wps:txbx>
-                                <wps:bodyPr anchorCtr="0" anchor="b" bIns="457200" lIns="457200" spcFirstLastPara="1" rIns="457200" wrap="square" tIns="731500">
-                                  <a:noAutofit/>
-                                </wps:bodyPr>
-                              </wps:wsp>
-                              <wps:wsp>
-                                <wps:cNvSpPr/>
-                                <wps:cNvPr id="12" name="Shape 12"/>
-                                <wps:spPr>
-                                  <a:xfrm>
-                                    <a:off x="6824" y="1371600"/>
-                                    <a:ext cx="6858000" cy="2722728"/>
-                                  </a:xfrm>
-                                  <a:prstGeom prst="rect">
-                                    <a:avLst/>
-                                  </a:prstGeom>
-                                  <a:solidFill>
-                                    <a:schemeClr val="lt1"/>
-                                  </a:solidFill>
-                                  <a:ln>
-                                    <a:noFill/>
-                                  </a:ln>
-                                </wps:spPr>
-                                <wps:txbx>
-                                  <w:txbxContent>
-                                    <w:p>
-                                      <w:pPr>
-                                        <w:spacing w:after="0" w:before="0" w:line="240"/>
-                                        <w:ind w:left="0" w:right="0" w:firstLine="0"/>
-                                        <w:jc w:val="center"/>
-                                        <w:textDirection w:val="btLr"/>
-                                      </w:pPr>
-                                      <w:r>
-                                        <w:rPr>
-                                          <w:rFonts w:ascii="IBM Plex Sans" w:cs="IBM Plex Sans" w:eastAsia="IBM Plex Sans" w:hAnsi="IBM Plex Sans"/>
-                                          <w:b w:val="0"/>
-                                          <w:i w:val="0"/>
-                                          <w:smallCaps w:val="1"/>
-                                          <w:strike w:val="0"/>
-                                          <w:color w:val="F0F4F8"/>
-                                          <w:sz w:val="72"/>
-                                          <w:vertAlign w:val="baseline"/>
-                                        </w:rPr>
-                                        <w:t xml:space="preserve">SISTEMA DE MONITOREO INDUSTRIAL IOT</w:t>
-                                      </w:r>
-                                    </w:p>
-                                  </w:txbxContent>
-                                </wps:txbx>
-                                <wps:bodyPr anchorCtr="0" anchor="ctr" bIns="91425" lIns="457200" spcFirstLastPara="1" rIns="457200" wrap="square" tIns="91425">
-                                  <a:noAutofit/>
-                                </wps:bodyPr>
-                              </wps:wsp>
-                            </wpg:grpSp>
-                          </wpg:grpSp>
-                        </wpg:grpSp>
-                      </wpg:grpSp>
-                    </wpg:wgp>
-                  </a:graphicData>
-                </a:graphic>
-              </wp:anchor>
-            </w:drawing>
-          </mc:Choice>
-          <mc:Fallback>
-            <w:drawing>
-              <wp:anchor allowOverlap="1" behindDoc="1" distB="0" distT="0" distL="0" distR="0" hidden="0" layoutInCell="1" locked="0" relativeHeight="0" simplePos="0">
-                <wp:simplePos x="0" y="0"/>
-                <wp:positionH relativeFrom="page">
-                  <wp:align>center</wp:align>
-                </wp:positionH>
-                <wp:positionV relativeFrom="page">
-                  <wp:align>center</wp:align>
-                </wp:positionV>
-                <wp:extent cx="6864824" cy="9123528"/>
-                <wp:effectExtent b="0" l="0" r="0" t="0"/>
-                <wp:wrapNone/>
-                <wp:docPr id="4" name="image1.png"/>
-                <a:graphic>
-                  <a:graphicData uri="http://schemas.openxmlformats.org/drawingml/2006/picture">
-                    <pic:pic>
-                      <pic:nvPicPr>
-                        <pic:cNvPr id="0" name="image1.png"/>
-                        <pic:cNvPicPr preferRelativeResize="0"/>
-                      </pic:nvPicPr>
-                      <pic:blipFill>
-                        <a:blip r:embed="rId7"/>
-                        <a:srcRect/>
-                        <a:stretch>
-                          <a:fillRect/>
-                        </a:stretch>
-                      </pic:blipFill>
-                      <pic:spPr>
-                        <a:xfrm>
-                          <a:off x="0" y="0"/>
-                          <a:ext cx="6864824" cy="9123528"/>
-                        </a:xfrm>
-                        <a:prstGeom prst="rect"/>
-                        <a:ln/>
-                      </pic:spPr>
-                    </pic:pic>
-                  </a:graphicData>
-                </a:graphic>
-              </wp:anchor>
-            </w:drawing>
-          </mc:Fallback>
-        </mc:AlternateContent>
-      </w:r>
-      <w:r>
-        <w:rPr>
-          <w:rtl w:val="0"/>
-        </w:rPr>
-      </w:r>
-    </w:p>
-    <w:p>
-      <w:pPr>
-        <w:rPr>
-          <w:rFonts w:ascii="IBM Plex Sans" w:cs="IBM Plex Sans" w:eastAsia="IBM Plex Sans" w:hAnsi="IBM Plex Sans"/>
-          <w:sz w:val="22"/>
-          <w:szCs w:val="22"/>
-        </w:rPr>
-      </w:pPr>
-      <w:r>
-        <w:br w:type="page"/>
-      </w:r>
-      <w:r>
-        <w:rPr>
-          <w:rtl w:val="0"/>
-        </w:rPr>
-      </w:r>
-    </w:p>
     <w:p>
       <w:pPr>
         <w:pStyle w:val="Title"/>

--- a/documentacion_proyecto/Bitácora.docx
+++ b/documentacion_proyecto/Bitácora.docx
@@ -2388,6 +2388,476 @@
           </w:p>
         </w:tc>
       </w:tr>
+      <w:tr>
+        <w:trPr>
+          <w:cantSplit w:val="0"/>
+          <w:tblHeader w:val="0"/>
+        </w:trPr>
+        <w:tc>
+          <w:tcPr/>
+          <w:p>
+            <w:pPr>
+              <w:rPr>
+                <w:rFonts w:ascii="IBM Plex Sans" w:cs="IBM Plex Sans" w:eastAsia="IBM Plex Sans" w:hAnsi="IBM Plex Sans"/>
+                <w:sz w:val="22"/>
+                <w:szCs w:val="22"/>
+              </w:rPr>
+            </w:pPr>
+            <w:r>
+              <w:rPr>
+                <w:rFonts w:ascii="IBM Plex Sans" w:cs="IBM Plex Sans" w:eastAsia="IBM Plex Sans" w:hAnsi="IBM Plex Sans"/>
+                <w:b w:val="0"/>
+                <w:sz w:val="22"/>
+                <w:szCs w:val="22"/>
+                <w:rtl w:val="0"/>
+              </w:rPr>
+              <w:t>19/08/2026</w:t>
+            </w:r>
+          </w:p>
+        </w:tc>
+        <w:tc>
+          <w:tcPr/>
+          <w:p>
+            <w:pPr>
+              <w:rPr>
+                <w:rFonts w:ascii="IBM Plex Sans" w:cs="IBM Plex Sans" w:eastAsia="IBM Plex Sans" w:hAnsi="IBM Plex Sans"/>
+                <w:sz w:val="22"/>
+                <w:szCs w:val="22"/>
+              </w:rPr>
+            </w:pPr>
+            <w:r>
+              <w:rPr>
+                <w:rFonts w:ascii="IBM Plex Sans" w:cs="IBM Plex Sans" w:eastAsia="IBM Plex Sans" w:hAnsi="IBM Plex Sans"/>
+                <w:b w:val="0"/>
+                <w:sz w:val="22"/>
+                <w:szCs w:val="22"/>
+                <w:rtl w:val="0"/>
+              </w:rPr>
+              <w:t>Dueño de la Fábrica Textil / Empleado</w:t>
+            </w:r>
+          </w:p>
+        </w:tc>
+        <w:tc>
+          <w:tcPr/>
+          <w:p>
+            <w:pPr>
+              <w:rPr>
+                <w:rFonts w:ascii="IBM Plex Sans" w:cs="IBM Plex Sans" w:eastAsia="IBM Plex Sans" w:hAnsi="IBM Plex Sans"/>
+                <w:sz w:val="22"/>
+                <w:szCs w:val="22"/>
+              </w:rPr>
+            </w:pPr>
+            <w:r>
+              <w:rPr>
+                <w:rFonts w:ascii="IBM Plex Sans" w:cs="IBM Plex Sans" w:eastAsia="IBM Plex Sans" w:hAnsi="IBM Plex Sans"/>
+                <w:b w:val="0"/>
+                <w:sz w:val="22"/>
+                <w:szCs w:val="22"/>
+                <w:rtl w:val="0"/>
+              </w:rPr>
+              <w:t>Relevamiento técnico del telar real: modelo, botonera y tensión eléctrica</w:t>
+            </w:r>
+          </w:p>
+        </w:tc>
+        <w:tc>
+          <w:tcPr/>
+          <w:p>
+            <w:pPr>
+              <w:rPr>
+                <w:rFonts w:ascii="IBM Plex Sans" w:cs="IBM Plex Sans" w:eastAsia="IBM Plex Sans" w:hAnsi="IBM Plex Sans"/>
+                <w:sz w:val="22"/>
+                <w:szCs w:val="22"/>
+              </w:rPr>
+            </w:pPr>
+            <w:r>
+              <w:rPr>
+                <w:rFonts w:ascii="IBM Plex Sans" w:cs="IBM Plex Sans" w:eastAsia="IBM Plex Sans" w:hAnsi="IBM Plex Sans"/>
+                <w:b w:val="0"/>
+                <w:sz w:val="22"/>
+                <w:szCs w:val="22"/>
+                <w:rtl w:val="0"/>
+              </w:rPr>
+              <w:t>Presencial</w:t>
+            </w:r>
+          </w:p>
+        </w:tc>
+      </w:tr>
+      <w:tr>
+        <w:trPr>
+          <w:cantSplit w:val="0"/>
+          <w:tblHeader w:val="0"/>
+        </w:trPr>
+        <w:tc>
+          <w:tcPr/>
+          <w:p>
+            <w:pPr>
+              <w:rPr>
+                <w:rFonts w:ascii="IBM Plex Sans" w:cs="IBM Plex Sans" w:eastAsia="IBM Plex Sans" w:hAnsi="IBM Plex Sans"/>
+                <w:sz w:val="22"/>
+                <w:szCs w:val="22"/>
+              </w:rPr>
+            </w:pPr>
+            <w:r>
+              <w:rPr>
+                <w:rFonts w:ascii="IBM Plex Sans" w:cs="IBM Plex Sans" w:eastAsia="IBM Plex Sans" w:hAnsi="IBM Plex Sans"/>
+                <w:b w:val="0"/>
+                <w:sz w:val="22"/>
+                <w:szCs w:val="22"/>
+                <w:rtl w:val="0"/>
+              </w:rPr>
+              <w:t>06/09/2026</w:t>
+            </w:r>
+          </w:p>
+        </w:tc>
+        <w:tc>
+          <w:tcPr/>
+          <w:p>
+            <w:pPr>
+              <w:rPr>
+                <w:rFonts w:ascii="IBM Plex Sans" w:cs="IBM Plex Sans" w:eastAsia="IBM Plex Sans" w:hAnsi="IBM Plex Sans"/>
+                <w:sz w:val="22"/>
+                <w:szCs w:val="22"/>
+              </w:rPr>
+            </w:pPr>
+            <w:r>
+              <w:rPr>
+                <w:rFonts w:ascii="IBM Plex Sans" w:cs="IBM Plex Sans" w:eastAsia="IBM Plex Sans" w:hAnsi="IBM Plex Sans"/>
+                <w:b w:val="0"/>
+                <w:sz w:val="22"/>
+                <w:szCs w:val="22"/>
+                <w:rtl w:val="0"/>
+              </w:rPr>
+              <w:t>Dueño de la Fábrica Textil</w:t>
+            </w:r>
+          </w:p>
+        </w:tc>
+        <w:tc>
+          <w:tcPr/>
+          <w:p>
+            <w:pPr>
+              <w:rPr>
+                <w:rFonts w:ascii="IBM Plex Sans" w:cs="IBM Plex Sans" w:eastAsia="IBM Plex Sans" w:hAnsi="IBM Plex Sans"/>
+                <w:sz w:val="22"/>
+                <w:szCs w:val="22"/>
+              </w:rPr>
+            </w:pPr>
+            <w:r>
+              <w:rPr>
+                <w:rFonts w:ascii="IBM Plex Sans" w:cs="IBM Plex Sans" w:eastAsia="IBM Plex Sans" w:hAnsi="IBM Plex Sans"/>
+                <w:b w:val="0"/>
+                <w:sz w:val="22"/>
+                <w:szCs w:val="22"/>
+                <w:rtl w:val="0"/>
+              </w:rPr>
+              <w:t>Presentación del hardware armado y definición del alcance de los Bloques C y D: cantidad de bobinas, punto de conexión de los relés de estado sólido, alimentación del sensor de pasada y velocidad real de la máquina.</w:t>
+            </w:r>
+          </w:p>
+        </w:tc>
+        <w:tc>
+          <w:tcPr/>
+          <w:p>
+            <w:pPr>
+              <w:rPr>
+                <w:rFonts w:ascii="IBM Plex Sans" w:cs="IBM Plex Sans" w:eastAsia="IBM Plex Sans" w:hAnsi="IBM Plex Sans"/>
+                <w:sz w:val="22"/>
+                <w:szCs w:val="22"/>
+              </w:rPr>
+            </w:pPr>
+            <w:r>
+              <w:rPr>
+                <w:rFonts w:ascii="IBM Plex Sans" w:cs="IBM Plex Sans" w:eastAsia="IBM Plex Sans" w:hAnsi="IBM Plex Sans"/>
+                <w:b w:val="0"/>
+                <w:sz w:val="22"/>
+                <w:szCs w:val="22"/>
+                <w:rtl w:val="0"/>
+              </w:rPr>
+              <w:t>Presencial</w:t>
+            </w:r>
+          </w:p>
+        </w:tc>
+      </w:tr>
+      <w:tr>
+        <w:trPr>
+          <w:cantSplit w:val="0"/>
+          <w:tblHeader w:val="0"/>
+        </w:trPr>
+        <w:tc>
+          <w:tcPr/>
+          <w:p>
+            <w:pPr>
+              <w:rPr>
+                <w:rFonts w:ascii="IBM Plex Sans" w:cs="IBM Plex Sans" w:eastAsia="IBM Plex Sans" w:hAnsi="IBM Plex Sans"/>
+                <w:sz w:val="22"/>
+                <w:szCs w:val="22"/>
+              </w:rPr>
+            </w:pPr>
+            <w:r>
+              <w:rPr>
+                <w:rFonts w:ascii="IBM Plex Sans" w:cs="IBM Plex Sans" w:eastAsia="IBM Plex Sans" w:hAnsi="IBM Plex Sans"/>
+                <w:b w:val="0"/>
+                <w:sz w:val="22"/>
+                <w:szCs w:val="22"/>
+                <w:rtl w:val="0"/>
+              </w:rPr>
+              <w:t>10/09/2026</w:t>
+            </w:r>
+          </w:p>
+        </w:tc>
+        <w:tc>
+          <w:tcPr/>
+          <w:p>
+            <w:pPr>
+              <w:rPr>
+                <w:rFonts w:ascii="IBM Plex Sans" w:cs="IBM Plex Sans" w:eastAsia="IBM Plex Sans" w:hAnsi="IBM Plex Sans"/>
+                <w:sz w:val="22"/>
+                <w:szCs w:val="22"/>
+              </w:rPr>
+            </w:pPr>
+            <w:r>
+              <w:rPr>
+                <w:rFonts w:ascii="IBM Plex Sans" w:cs="IBM Plex Sans" w:eastAsia="IBM Plex Sans" w:hAnsi="IBM Plex Sans"/>
+                <w:b w:val="0"/>
+                <w:sz w:val="22"/>
+                <w:szCs w:val="22"/>
+                <w:rtl w:val="0"/>
+              </w:rPr>
+              <w:t>Dueño de la Fábrica Textil / Empleado</w:t>
+            </w:r>
+          </w:p>
+        </w:tc>
+        <w:tc>
+          <w:tcPr/>
+          <w:p>
+            <w:pPr>
+              <w:rPr>
+                <w:rFonts w:ascii="IBM Plex Sans" w:cs="IBM Plex Sans" w:eastAsia="IBM Plex Sans" w:hAnsi="IBM Plex Sans"/>
+                <w:sz w:val="22"/>
+                <w:szCs w:val="22"/>
+              </w:rPr>
+            </w:pPr>
+            <w:r>
+              <w:rPr>
+                <w:rFonts w:ascii="IBM Plex Sans" w:cs="IBM Plex Sans" w:eastAsia="IBM Plex Sans" w:hAnsi="IBM Plex Sans"/>
+                <w:b w:val="0"/>
+                <w:sz w:val="22"/>
+                <w:szCs w:val="22"/>
+                <w:rtl w:val="0"/>
+              </w:rPr>
+              <w:t>Montaje del soporte del sensor inductivo y definición de las conexiones pendientes</w:t>
+            </w:r>
+          </w:p>
+        </w:tc>
+        <w:tc>
+          <w:tcPr/>
+          <w:p>
+            <w:pPr>
+              <w:rPr>
+                <w:rFonts w:ascii="IBM Plex Sans" w:cs="IBM Plex Sans" w:eastAsia="IBM Plex Sans" w:hAnsi="IBM Plex Sans"/>
+                <w:sz w:val="22"/>
+                <w:szCs w:val="22"/>
+              </w:rPr>
+            </w:pPr>
+            <w:r>
+              <w:rPr>
+                <w:rFonts w:ascii="IBM Plex Sans" w:cs="IBM Plex Sans" w:eastAsia="IBM Plex Sans" w:hAnsi="IBM Plex Sans"/>
+                <w:b w:val="0"/>
+                <w:sz w:val="22"/>
+                <w:szCs w:val="22"/>
+                <w:rtl w:val="0"/>
+              </w:rPr>
+              <w:t>Presencial</w:t>
+            </w:r>
+          </w:p>
+        </w:tc>
+      </w:tr>
+      <w:tr>
+        <w:trPr>
+          <w:cantSplit w:val="0"/>
+          <w:tblHeader w:val="0"/>
+        </w:trPr>
+        <w:tc>
+          <w:tcPr/>
+          <w:p>
+            <w:pPr>
+              <w:rPr>
+                <w:rFonts w:ascii="IBM Plex Sans" w:cs="IBM Plex Sans" w:eastAsia="IBM Plex Sans" w:hAnsi="IBM Plex Sans"/>
+                <w:sz w:val="22"/>
+                <w:szCs w:val="22"/>
+              </w:rPr>
+            </w:pPr>
+            <w:r>
+              <w:rPr>
+                <w:rFonts w:ascii="IBM Plex Sans" w:cs="IBM Plex Sans" w:eastAsia="IBM Plex Sans" w:hAnsi="IBM Plex Sans"/>
+                <w:b w:val="0"/>
+                <w:sz w:val="22"/>
+                <w:szCs w:val="22"/>
+                <w:rtl w:val="0"/>
+              </w:rPr>
+              <w:t>19/09/2026</w:t>
+            </w:r>
+          </w:p>
+        </w:tc>
+        <w:tc>
+          <w:tcPr/>
+          <w:p>
+            <w:pPr>
+              <w:rPr>
+                <w:rFonts w:ascii="IBM Plex Sans" w:cs="IBM Plex Sans" w:eastAsia="IBM Plex Sans" w:hAnsi="IBM Plex Sans"/>
+                <w:sz w:val="22"/>
+                <w:szCs w:val="22"/>
+              </w:rPr>
+            </w:pPr>
+            <w:r>
+              <w:rPr>
+                <w:rFonts w:ascii="IBM Plex Sans" w:cs="IBM Plex Sans" w:eastAsia="IBM Plex Sans" w:hAnsi="IBM Plex Sans"/>
+                <w:b w:val="0"/>
+                <w:sz w:val="22"/>
+                <w:szCs w:val="22"/>
+                <w:rtl w:val="0"/>
+              </w:rPr>
+              <w:t>Dueño de la Fábrica Textil / Empleado</w:t>
+            </w:r>
+          </w:p>
+        </w:tc>
+        <w:tc>
+          <w:tcPr/>
+          <w:p>
+            <w:pPr>
+              <w:rPr>
+                <w:rFonts w:ascii="IBM Plex Sans" w:cs="IBM Plex Sans" w:eastAsia="IBM Plex Sans" w:hAnsi="IBM Plex Sans"/>
+                <w:sz w:val="22"/>
+                <w:szCs w:val="22"/>
+              </w:rPr>
+            </w:pPr>
+            <w:r>
+              <w:rPr>
+                <w:rFonts w:ascii="IBM Plex Sans" w:cs="IBM Plex Sans" w:eastAsia="IBM Plex Sans" w:hAnsi="IBM Plex Sans"/>
+                <w:b w:val="0"/>
+                <w:sz w:val="22"/>
+                <w:szCs w:val="22"/>
+                <w:rtl w:val="0"/>
+              </w:rPr>
+              <w:t>Conexión completa del Nivel 1 y prueba de su funcionamiento en el telar</w:t>
+            </w:r>
+          </w:p>
+        </w:tc>
+        <w:tc>
+          <w:tcPr/>
+          <w:p>
+            <w:pPr>
+              <w:rPr>
+                <w:rFonts w:ascii="IBM Plex Sans" w:cs="IBM Plex Sans" w:eastAsia="IBM Plex Sans" w:hAnsi="IBM Plex Sans"/>
+                <w:sz w:val="22"/>
+                <w:szCs w:val="22"/>
+              </w:rPr>
+            </w:pPr>
+            <w:r>
+              <w:rPr>
+                <w:rFonts w:ascii="IBM Plex Sans" w:cs="IBM Plex Sans" w:eastAsia="IBM Plex Sans" w:hAnsi="IBM Plex Sans"/>
+                <w:b w:val="0"/>
+                <w:sz w:val="22"/>
+                <w:szCs w:val="22"/>
+                <w:rtl w:val="0"/>
+              </w:rPr>
+              <w:t>Presencial</w:t>
+            </w:r>
+          </w:p>
+        </w:tc>
+      </w:tr>
+      <w:tr>
+        <w:trPr>
+          <w:cantSplit w:val="0"/>
+          <w:tblHeader w:val="0"/>
+        </w:trPr>
+        <w:tc>
+          <w:tcPr/>
+          <w:p>
+            <w:pPr>
+              <w:rPr>
+                <w:rFonts w:ascii="IBM Plex Sans" w:cs="IBM Plex Sans" w:eastAsia="IBM Plex Sans" w:hAnsi="IBM Plex Sans"/>
+                <w:sz w:val="22"/>
+                <w:szCs w:val="22"/>
+              </w:rPr>
+            </w:pPr>
+            <w:r>
+              <w:rPr>
+                <w:rFonts w:ascii="IBM Plex Sans" w:cs="IBM Plex Sans" w:eastAsia="IBM Plex Sans" w:hAnsi="IBM Plex Sans"/>
+                <w:b w:val="0"/>
+                <w:sz w:val="22"/>
+                <w:szCs w:val="22"/>
+                <w:rtl w:val="0"/>
+              </w:rPr>
+              <w:t>Pendiente</w:t>
+            </w:r>
+          </w:p>
+        </w:tc>
+        <w:tc>
+          <w:tcPr/>
+          <w:p>
+            <w:pPr>
+              <w:rPr>
+                <w:rFonts w:ascii="IBM Plex Sans" w:cs="IBM Plex Sans" w:eastAsia="IBM Plex Sans" w:hAnsi="IBM Plex Sans"/>
+                <w:sz w:val="22"/>
+                <w:szCs w:val="22"/>
+              </w:rPr>
+            </w:pPr>
+            <w:r>
+              <w:rPr>
+                <w:rFonts w:ascii="IBM Plex Sans" w:cs="IBM Plex Sans" w:eastAsia="IBM Plex Sans" w:hAnsi="IBM Plex Sans"/>
+                <w:b w:val="0"/>
+                <w:sz w:val="22"/>
+                <w:szCs w:val="22"/>
+                <w:rtl w:val="0"/>
+              </w:rPr>
+              <w:t>Dueño de la Fábrica Textil / Empleado</w:t>
+            </w:r>
+          </w:p>
+        </w:tc>
+        <w:tc>
+          <w:tcPr/>
+          <w:p>
+            <w:pPr>
+              <w:rPr>
+                <w:rFonts w:ascii="IBM Plex Sans" w:cs="IBM Plex Sans" w:eastAsia="IBM Plex Sans" w:hAnsi="IBM Plex Sans"/>
+                <w:sz w:val="22"/>
+                <w:szCs w:val="22"/>
+              </w:rPr>
+            </w:pPr>
+            <w:r>
+              <w:rPr>
+                <w:rFonts w:ascii="IBM Plex Sans" w:cs="IBM Plex Sans" w:eastAsia="IBM Plex Sans" w:hAnsi="IBM Plex Sans"/>
+                <w:b w:val="0"/>
+                <w:sz w:val="22"/>
+                <w:szCs w:val="22"/>
+                <w:rtl w:val="0"/>
+              </w:rPr>
+              <w:t>Conexión final del Nivel 2 y período de prueba en funcionamiento (todavía no realizada)</w:t>
+            </w:r>
+          </w:p>
+        </w:tc>
+        <w:tc>
+          <w:tcPr/>
+          <w:p>
+            <w:pPr>
+              <w:rPr>
+                <w:rFonts w:ascii="IBM Plex Sans" w:cs="IBM Plex Sans" w:eastAsia="IBM Plex Sans" w:hAnsi="IBM Plex Sans"/>
+                <w:sz w:val="22"/>
+                <w:szCs w:val="22"/>
+              </w:rPr>
+            </w:pPr>
+            <w:r>
+              <w:rPr>
+                <w:rFonts w:ascii="IBM Plex Sans" w:cs="IBM Plex Sans" w:eastAsia="IBM Plex Sans" w:hAnsi="IBM Plex Sans"/>
+                <w:b w:val="0"/>
+                <w:sz w:val="22"/>
+                <w:szCs w:val="22"/>
+                <w:rtl w:val="0"/>
+              </w:rPr>
+              <w:t>A completar</w:t>
+            </w:r>
+          </w:p>
+        </w:tc>
+      </w:tr>
     </w:tbl>
     <w:p>
       <w:pPr>
@@ -4334,6 +4804,69 @@
         <w:rPr>
           <w:rtl w:val="0"/>
         </w:rPr>
+      </w:r>
+    </w:p>
+    <w:p>
+      <w:pPr>
+        <w:jc w:val="both"/>
+        <w:rPr>
+          <w:rFonts w:ascii="IBM Plex Sans" w:cs="IBM Plex Sans" w:eastAsia="IBM Plex Sans" w:hAnsi="IBM Plex Sans"/>
+          <w:sz w:val="22"/>
+          <w:szCs w:val="22"/>
+        </w:rPr>
+      </w:pPr>
+      <w:r>
+        <w:rPr>
+          <w:rFonts w:ascii="IBM Plex Sans" w:cs="IBM Plex Sans" w:eastAsia="IBM Plex Sans" w:hAnsi="IBM Plex Sans"/>
+          <w:b w:val="1"/>
+          <w:bCs w:val="1"/>
+          <w:sz w:val="22"/>
+          <w:szCs w:val="22"/>
+          <w:rtl w:val="0"/>
+        </w:rPr>
+        <w:t>10/09/2026: Visita a la fábrica. Se montó el soporte del sensor inductivo frente al eje del telar y se confirmó que cada vuelta del eje corresponde a una pasada, de modo que el sensor cuenta un pulso por pasada. Se definieron las conexiones que quedaban pendientes: el sensor se alimenta con la tensión continua de 12 a 14 V que ya tiene el telar, y los relés del Bloque A se conectan en paralelo a los tres botones de la botonera, para que siga funcionando a mano.</w:t>
+      </w:r>
+    </w:p>
+    <w:p>
+      <w:pPr>
+        <w:jc w:val="both"/>
+        <w:rPr>
+          <w:rFonts w:ascii="IBM Plex Sans" w:cs="IBM Plex Sans" w:eastAsia="IBM Plex Sans" w:hAnsi="IBM Plex Sans"/>
+          <w:sz w:val="22"/>
+          <w:szCs w:val="22"/>
+        </w:rPr>
+      </w:pPr>
+      <w:r>
+        <w:rPr>
+          <w:rFonts w:ascii="IBM Plex Sans" w:cs="IBM Plex Sans" w:eastAsia="IBM Plex Sans" w:hAnsi="IBM Plex Sans"/>
+          <w:b w:val="1"/>
+          <w:bCs w:val="1"/>
+          <w:sz w:val="22"/>
+          <w:szCs w:val="22"/>
+          <w:rtl w:val="0"/>
+        </w:rPr>
+        <w:t>19/09/2026: Visita a la fábrica para conectar el Nivel 1 y probarlo. Los tres comandos (Marcha, Pausa y Retroceder) funcionaron desde la aplicación, y la aplicación detectó el uso manual de la botonera. Surgieron tres ajustes: el módulo de relé de Retroceder resultó activo-alto y se cambió su resistencia a masa; se filtraron los rebotes de los pulsadores de la botonera (400 ms); y se desactivó el ahorro de energía del WiFi del ESP32, que producía microcortes que demoraban las órdenes. El dueño confirmó además que el telar tiene cuatro bobinas de selección en funcionamiento, y no seis como se había estimado: el Nivel 2 pasa a tener cuatro canales. Queda pendiente conectar el Nivel 2.</w:t>
+      </w:r>
+    </w:p>
+    <w:p>
+      <w:pPr>
+        <w:jc w:val="both"/>
+        <w:rPr>
+          <w:rFonts w:ascii="IBM Plex Sans" w:cs="IBM Plex Sans" w:eastAsia="IBM Plex Sans" w:hAnsi="IBM Plex Sans"/>
+          <w:sz w:val="22"/>
+          <w:szCs w:val="22"/>
+        </w:rPr>
+      </w:pPr>
+      <w:r>
+        <w:rPr>
+          <w:rFonts w:ascii="IBM Plex Sans" w:cs="IBM Plex Sans" w:eastAsia="IBM Plex Sans" w:hAnsi="IBM Plex Sans"/>
+          <w:b w:val="1"/>
+          <w:bCs w:val="1"/>
+          <w:sz w:val="22"/>
+          <w:szCs w:val="22"/>
+          <w:rtl w:val="0"/>
+        </w:rPr>
+        <w:t>23-24/09/2026: Se cambia el componente del Bloque D por el relé OptoMOS LCA110 (IXYS), del mismo tipo que el AQY212GH elegido el 08/09, que no llegó a comprarse: salida MOSFET, sin corriente mínima y con aislamiento entre el ESP32 y el telar. El LCA110 se consigue en el mercado local en encapsulado DIP de 6 patas, soporta 350 V y 120 mA, y se activa con 2 mA en su LED. Se prevén cuatro, uno por bobina.</w:t>
       </w:r>
     </w:p>
     <w:sectPr>

--- a/documentacion_proyecto/Bitácora.docx
+++ b/documentacion_proyecto/Bitácora.docx
@@ -1695,7 +1695,7 @@
           <w:szCs w:val="22"/>
           <w:rtl w:val="0"/>
         </w:rPr>
-        <w:t xml:space="preserve">Cómo funciona: en cada pasada del telar, algunos marcos suben y otros bajan; esa combinación forma el cruce de hilos que da el dibujo. Cada pasada se reduce entonces a indicar cuáles de esos elementos se activan. En el relevamiento del 28/08/26 se confirmó que este telar cuenta con seis bobinas de selección en funcionamiento, correspondientes a los seis bobinas de hilo que la máquina admite en simultáneo; el sistema no fija esa cantidad, y el editor admite de 2 a 32 columnas para adaptarse a otras configuraciones. El patrón repetitivo es una lista corta de esas combinaciones que se repite en bucle. El backend le entrega esa secuencia al ESP32, y el ESP32 energiza en cada pasada los marcos que van arriba.</w:t>
+        <w:t xml:space="preserve">Cómo funciona: en cada pasada del telar, algunos marcos suben y otros bajan; esa combinación forma el cruce de hilos que da el dibujo. Cada pasada se reduce entonces a indicar cuáles de esos elementos se activan. El dueño confirmó el 19/09/26 que este telar cuenta con cuatro bobinas de selección en funcionamiento (el relevamiento del 28/08/26 había estimado seis); el sistema no fija esa cantidad, y el editor admite de 1 a 8 columnas para adaptarse a otras configuraciones. El patrón repetitivo es una lista corta de esas combinaciones que se repite en bucle. El backend le entrega esa secuencia al ESP32, y el ESP32 energiza en cada pasada los marcos que van arriba.</w:t>
       </w:r>
     </w:p>
     <w:p>
@@ -4387,7 +4387,7 @@
           <w:szCs w:val="22"/>
           <w:rtl w:val="0"/>
         </w:rPr>
-        <w:t xml:space="preserve">Revisión 3, se descarta la vía de actuadores rotativos para el Nivel 2 y se define el camino único con solenoides. Se suma la Guía de Medición del Telar, se reescriben el nivel 2 de control de marcos, los niveles de control, las recomendaciones elèctricas y sincronizaciòn por pasadas, se actualiza la Lista de Componentes (Bloques A-D) y se agrega el firmware del Nivel 2 (74HC595 + MOSFETs) con su verificación (sim_nivel2.py, 11/11 verificaciones OK).</w:t>
+        <w:t xml:space="preserve">Revisión 3, se descarta la vía de actuadores rotativos para el Nivel 2 y se define el camino único con solenoides. Se suma la Guía de mediciones y verificaciones, se reescriben el nivel 2 de control de marcos, los niveles de control, las recomendaciones elèctricas y sincronizaciòn por pasadas, se actualiza la Lista de Componentes (Bloques A-D) y se agrega el firmware del Nivel 2 (74HC595 + MOSFETs) con su verificación (sim_nivel2.py, 11/11 verificaciones OK).</w:t>
       </w:r>
     </w:p>
     <w:p>
@@ -4694,7 +4694,7 @@
           <w:szCs w:val="22"/>
           <w:rtl w:val="0"/>
         </w:rPr>
-        <w:t xml:space="preserve">01/09/2026: Revisión integral de la documentación conforme al manual de buenas prácticas de la UTN. Se incorporó el índice, se convirtieron en tabla las definiciones, las características de los usuarios y los requerimientos funcionales y no funcionales, y se agregaron las secciones de interfaces de hardware y de limitaciones del alcance. Se sumaron el modelo entidad-relación de la base de datos, el plan de respaldo y recuperación, el organigrama del equipo y las figuras del cronograma y de la estructura de costos. Se actualizaron la lista de componentes y la estimación económica con los valores vigentes, y se resolvieron dos contradicciones detectadas entre documentos: el armado se entrega sobre placa universal soldada y no sobre protoboard, y se confirmó que el sensor de pasada del Bloque C forma parte del alcance de esta etapa. En el relevamiento se confirmó que el telar cuenta con seis bobinas de selección en funcionamiento, correspondientes a los seis bobinas de hilo que la máquina admite en simultáneo.</w:t>
+        <w:t xml:space="preserve">01/09/2026: Revisión integral de la documentación conforme al manual de buenas prácticas de la UTN. Se incorporó el índice, se convirtieron en tabla las definiciones, las características de los usuarios y los requerimientos funcionales y no funcionales, y se agregaron las secciones de interfaces de hardware y de limitaciones del alcance. Se sumaron el modelo entidad-relación de la base de datos, el plan de respaldo y recuperación, el organigrama del equipo y las figuras del cronograma y de la estructura de costos. Se actualizaron la lista de componentes y la estimación económica con los valores vigentes, y se resolvieron dos contradicciones detectadas entre documentos: el armado se entrega sobre placa universal soldada y no sobre protoboard, y se confirmó que el sensor de pasada del Bloque C forma parte del alcance de esta etapa. En el relevamiento se confirmó que el telar cuenta con seis bobinas de selección en funcionamiento, correspondientes a las seis bobinas de hilo que la máquina admite en simultáneo.</w:t>
       </w:r>
       <w:r>
         <w:rPr>

--- a/documentacion_proyecto/Bitácora.docx
+++ b/documentacion_proyecto/Bitácora.docx
@@ -2787,6 +2787,100 @@
                 <w:szCs w:val="22"/>
                 <w:rtl w:val="0"/>
               </w:rPr>
+              <w:t>10/10/2026</w:t>
+            </w:r>
+          </w:p>
+        </w:tc>
+        <w:tc>
+          <w:tcPr/>
+          <w:p>
+            <w:pPr>
+              <w:rPr>
+                <w:rFonts w:ascii="IBM Plex Sans" w:cs="IBM Plex Sans" w:eastAsia="IBM Plex Sans" w:hAnsi="IBM Plex Sans"/>
+                <w:sz w:val="22"/>
+                <w:szCs w:val="22"/>
+              </w:rPr>
+            </w:pPr>
+            <w:r>
+              <w:rPr>
+                <w:rFonts w:ascii="IBM Plex Sans" w:cs="IBM Plex Sans" w:eastAsia="IBM Plex Sans" w:hAnsi="IBM Plex Sans"/>
+                <w:b w:val="0"/>
+                <w:sz w:val="22"/>
+                <w:szCs w:val="22"/>
+                <w:rtl w:val="0"/>
+              </w:rPr>
+              <w:t>Dueño de la Fábrica Textil / Empleado</w:t>
+            </w:r>
+          </w:p>
+        </w:tc>
+        <w:tc>
+          <w:tcPr/>
+          <w:p>
+            <w:pPr>
+              <w:rPr>
+                <w:rFonts w:ascii="IBM Plex Sans" w:cs="IBM Plex Sans" w:eastAsia="IBM Plex Sans" w:hAnsi="IBM Plex Sans"/>
+                <w:sz w:val="22"/>
+                <w:szCs w:val="22"/>
+              </w:rPr>
+            </w:pPr>
+            <w:r>
+              <w:rPr>
+                <w:rFonts w:ascii="IBM Plex Sans" w:cs="IBM Plex Sans" w:eastAsia="IBM Plex Sans" w:hAnsi="IBM Plex Sans"/>
+                <w:b w:val="0"/>
+                <w:sz w:val="22"/>
+                <w:szCs w:val="22"/>
+                <w:rtl w:val="0"/>
+              </w:rPr>
+              <w:t>Prueba en protoboard del Nivel 2 (sensor de pasada y relé de selección), armado de la plaqueta y pedidos para la aplicación</w:t>
+            </w:r>
+          </w:p>
+        </w:tc>
+        <w:tc>
+          <w:tcPr/>
+          <w:p>
+            <w:pPr>
+              <w:rPr>
+                <w:rFonts w:ascii="IBM Plex Sans" w:cs="IBM Plex Sans" w:eastAsia="IBM Plex Sans" w:hAnsi="IBM Plex Sans"/>
+                <w:sz w:val="22"/>
+                <w:szCs w:val="22"/>
+              </w:rPr>
+            </w:pPr>
+            <w:r>
+              <w:rPr>
+                <w:rFonts w:ascii="IBM Plex Sans" w:cs="IBM Plex Sans" w:eastAsia="IBM Plex Sans" w:hAnsi="IBM Plex Sans"/>
+                <w:b w:val="0"/>
+                <w:sz w:val="22"/>
+                <w:szCs w:val="22"/>
+                <w:rtl w:val="0"/>
+              </w:rPr>
+              <w:t>Presencial</w:t>
+            </w:r>
+          </w:p>
+        </w:tc>
+      </w:tr>
+      <w:tr>
+        <w:trPr>
+          <w:cantSplit w:val="0"/>
+          <w:tblHeader w:val="0"/>
+        </w:trPr>
+        <w:tc>
+          <w:tcPr/>
+          <w:p>
+            <w:pPr>
+              <w:rPr>
+                <w:rFonts w:ascii="IBM Plex Sans" w:cs="IBM Plex Sans" w:eastAsia="IBM Plex Sans" w:hAnsi="IBM Plex Sans"/>
+                <w:sz w:val="22"/>
+                <w:szCs w:val="22"/>
+              </w:rPr>
+            </w:pPr>
+            <w:r>
+              <w:rPr>
+                <w:rFonts w:ascii="IBM Plex Sans" w:cs="IBM Plex Sans" w:eastAsia="IBM Plex Sans" w:hAnsi="IBM Plex Sans"/>
+                <w:b w:val="0"/>
+                <w:sz w:val="22"/>
+                <w:szCs w:val="22"/>
+                <w:rtl w:val="0"/>
+              </w:rPr>
               <w:t>Pendiente</w:t>
             </w:r>
           </w:p>
@@ -4867,6 +4961,27 @@
           <w:rtl w:val="0"/>
         </w:rPr>
         <w:t>23-24/09/2026: Se cambia el componente del Bloque D por el relé OptoMOS LCA110 (IXYS), del mismo tipo que el AQY212GH elegido el 08/09, que no llegó a comprarse: salida MOSFET, sin corriente mínima y con aislamiento entre el ESP32 y el telar. El LCA110 se consigue en el mercado local en encapsulado DIP de 6 patas, soporta 350 V y 120 mA, y se activa con 2 mA en su LED. Se prevén cuatro, uno por bobina.</w:t>
+      </w:r>
+    </w:p>
+    <w:p>
+      <w:pPr>
+        <w:jc w:val="both"/>
+        <w:rPr>
+          <w:rFonts w:ascii="IBM Plex Sans" w:cs="IBM Plex Sans" w:eastAsia="IBM Plex Sans" w:hAnsi="IBM Plex Sans"/>
+          <w:sz w:val="22"/>
+          <w:szCs w:val="22"/>
+        </w:rPr>
+      </w:pPr>
+      <w:r>
+        <w:rPr>
+          <w:rFonts w:ascii="IBM Plex Sans" w:cs="IBM Plex Sans" w:eastAsia="IBM Plex Sans" w:hAnsi="IBM Plex Sans"/>
+          <w:b w:val="1"/>
+          <w:bCs w:val="1"/>
+          <w:sz w:val="22"/>
+          <w:szCs w:val="22"/>
+          <w:rtl w:val="0"/>
+        </w:rPr>
+        <w:t xml:space="preserve">10/10/2026: Visita a la fábrica. Se probó todo el circuito del Nivel 2 en protoboard (el sensor de pasada y el relé de selección LCA110 con el ESP32) y funcionó. Se está haciendo la plaqueta para probar todo de manera correcta, y a la lista de componentes se suman otra plaqueta y tiras de pines (19 de 2, 6 de 5, 4 de 6 y 2 de 8). Surgieron pedidos para la aplicación, ya incorporados: cargar el peso del hilado y los metros de tela que alcanza a tejer, con el hilado usado, el restante y los metros que faltan en la ficha en PDF (que deja de mostrar las vueltas completas); una sola bobina por fila, porque en cada pasada entra una sola trama; una herramienta para intercalar bobinas (por ejemplo 1, 3 y 2, repetidas hasta 120 pasadas); y que en el celular el teclado no se cierre al cargar las pasadas de cada fila.</w:t>
       </w:r>
     </w:p>
     <w:sectPr>

--- a/documentacion_proyecto/Bitácora.docx
+++ b/documentacion_proyecto/Bitácora.docx
@@ -4982,6 +4982,27 @@
           <w:rtl w:val="0"/>
         </w:rPr>
         <w:t xml:space="preserve">10/10/2026: Visita a la fábrica. Se probó todo el circuito del Nivel 2 en protoboard (el sensor de pasada y el relé de selección LCA110 con el ESP32) y funcionó. Se está haciendo la plaqueta para probar todo de manera correcta, y a la lista de componentes se suman otra plaqueta y tiras de pines (19 de 2, 6 de 5, 4 de 6 y 2 de 8). Surgieron pedidos para la aplicación, ya incorporados: cargar el peso del hilado y los metros de tela que alcanza a tejer, con el hilado usado, el restante y los metros que faltan en la ficha en PDF (que deja de mostrar las vueltas completas); una sola bobina por fila, porque en cada pasada entra una sola trama; una herramienta para intercalar bobinas (por ejemplo 1, 3 y 2, repetidas hasta 120 pasadas); y que en el celular el teclado no se cierre al cargar las pasadas de cada fila.</w:t>
+      </w:r>
+    </w:p>
+    <w:p>
+      <w:pPr>
+        <w:jc w:val="both"/>
+        <w:rPr>
+          <w:rFonts w:ascii="IBM Plex Sans" w:cs="IBM Plex Sans" w:eastAsia="IBM Plex Sans" w:hAnsi="IBM Plex Sans"/>
+          <w:sz w:val="22"/>
+          <w:szCs w:val="22"/>
+        </w:rPr>
+      </w:pPr>
+      <w:r>
+        <w:rPr>
+          <w:rFonts w:ascii="IBM Plex Sans" w:cs="IBM Plex Sans" w:eastAsia="IBM Plex Sans" w:hAnsi="IBM Plex Sans"/>
+          <w:b w:val="1"/>
+          <w:bCs w:val="1"/>
+          <w:sz w:val="22"/>
+          <w:szCs w:val="22"/>
+          <w:rtl w:val="0"/>
+        </w:rPr>
+        <w:t xml:space="preserve">11/10/2026: Con los datos de la planta (con agujero, el lector da la señal que activa la bobina; mientras la misma bobina se repite, el relé queda activo y la aguja va y vuelve) se definió la conexión final de los relés LCA110, la más segura: el relé en el lugar del lector, con una resistencia de protección en serie (220 Ω 2 W hasta 15 V o 470 Ω 3 W de 15 a 30 V) y una de 10 kΩ ½ W de la señal al negativo. Se actualizaron los diagramas, las guías y las planillas de componentes. La ficha técnica en PDF pasó a mostrar el telar con más detalle (con los alimentadores de trama), una llave por vuelta y una regla a escala, sin el modelo del telar ni el recuadro de instrucciones. Se escribió el paso a paso de conexión y puesta en marcha, con las cuatro plaquetas del gabinete y su cableado.</w:t>
       </w:r>
     </w:p>
     <w:sectPr>

--- a/documentacion_proyecto/Bitácora.docx
+++ b/documentacion_proyecto/Bitácora.docx
@@ -2787,6 +2787,100 @@
                 <w:szCs w:val="22"/>
                 <w:rtl w:val="0"/>
               </w:rPr>
+              <w:t>10/10/2026</w:t>
+            </w:r>
+          </w:p>
+        </w:tc>
+        <w:tc>
+          <w:tcPr/>
+          <w:p>
+            <w:pPr>
+              <w:rPr>
+                <w:rFonts w:ascii="IBM Plex Sans" w:cs="IBM Plex Sans" w:eastAsia="IBM Plex Sans" w:hAnsi="IBM Plex Sans"/>
+                <w:sz w:val="22"/>
+                <w:szCs w:val="22"/>
+              </w:rPr>
+            </w:pPr>
+            <w:r>
+              <w:rPr>
+                <w:rFonts w:ascii="IBM Plex Sans" w:cs="IBM Plex Sans" w:eastAsia="IBM Plex Sans" w:hAnsi="IBM Plex Sans"/>
+                <w:b w:val="0"/>
+                <w:sz w:val="22"/>
+                <w:szCs w:val="22"/>
+                <w:rtl w:val="0"/>
+              </w:rPr>
+              <w:t>Dueño de la Fábrica Textil / Empleado</w:t>
+            </w:r>
+          </w:p>
+        </w:tc>
+        <w:tc>
+          <w:tcPr/>
+          <w:p>
+            <w:pPr>
+              <w:rPr>
+                <w:rFonts w:ascii="IBM Plex Sans" w:cs="IBM Plex Sans" w:eastAsia="IBM Plex Sans" w:hAnsi="IBM Plex Sans"/>
+                <w:sz w:val="22"/>
+                <w:szCs w:val="22"/>
+              </w:rPr>
+            </w:pPr>
+            <w:r>
+              <w:rPr>
+                <w:rFonts w:ascii="IBM Plex Sans" w:cs="IBM Plex Sans" w:eastAsia="IBM Plex Sans" w:hAnsi="IBM Plex Sans"/>
+                <w:b w:val="0"/>
+                <w:sz w:val="22"/>
+                <w:szCs w:val="22"/>
+                <w:rtl w:val="0"/>
+              </w:rPr>
+              <w:t>Prueba en protoboard del Nivel 2 (sensor de pasada y relé de selección), armado de la plaqueta y pedidos para la aplicación</w:t>
+            </w:r>
+          </w:p>
+        </w:tc>
+        <w:tc>
+          <w:tcPr/>
+          <w:p>
+            <w:pPr>
+              <w:rPr>
+                <w:rFonts w:ascii="IBM Plex Sans" w:cs="IBM Plex Sans" w:eastAsia="IBM Plex Sans" w:hAnsi="IBM Plex Sans"/>
+                <w:sz w:val="22"/>
+                <w:szCs w:val="22"/>
+              </w:rPr>
+            </w:pPr>
+            <w:r>
+              <w:rPr>
+                <w:rFonts w:ascii="IBM Plex Sans" w:cs="IBM Plex Sans" w:eastAsia="IBM Plex Sans" w:hAnsi="IBM Plex Sans"/>
+                <w:b w:val="0"/>
+                <w:sz w:val="22"/>
+                <w:szCs w:val="22"/>
+                <w:rtl w:val="0"/>
+              </w:rPr>
+              <w:t>Presencial</w:t>
+            </w:r>
+          </w:p>
+        </w:tc>
+      </w:tr>
+      <w:tr>
+        <w:trPr>
+          <w:cantSplit w:val="0"/>
+          <w:tblHeader w:val="0"/>
+        </w:trPr>
+        <w:tc>
+          <w:tcPr/>
+          <w:p>
+            <w:pPr>
+              <w:rPr>
+                <w:rFonts w:ascii="IBM Plex Sans" w:cs="IBM Plex Sans" w:eastAsia="IBM Plex Sans" w:hAnsi="IBM Plex Sans"/>
+                <w:sz w:val="22"/>
+                <w:szCs w:val="22"/>
+              </w:rPr>
+            </w:pPr>
+            <w:r>
+              <w:rPr>
+                <w:rFonts w:ascii="IBM Plex Sans" w:cs="IBM Plex Sans" w:eastAsia="IBM Plex Sans" w:hAnsi="IBM Plex Sans"/>
+                <w:b w:val="0"/>
+                <w:sz w:val="22"/>
+                <w:szCs w:val="22"/>
+                <w:rtl w:val="0"/>
+              </w:rPr>
               <w:t>Pendiente</w:t>
             </w:r>
           </w:p>
@@ -4867,6 +4961,48 @@
           <w:rtl w:val="0"/>
         </w:rPr>
         <w:t>23-24/09/2026: Se cambia el componente del Bloque D por el relé OptoMOS LCA110 (IXYS), del mismo tipo que el AQY212GH elegido el 08/09, que no llegó a comprarse: salida MOSFET, sin corriente mínima y con aislamiento entre el ESP32 y el telar. El LCA110 se consigue en el mercado local en encapsulado DIP de 6 patas, soporta 350 V y 120 mA, y se activa con 2 mA en su LED. Se prevén cuatro, uno por bobina.</w:t>
+      </w:r>
+    </w:p>
+    <w:p>
+      <w:pPr>
+        <w:jc w:val="both"/>
+        <w:rPr>
+          <w:rFonts w:ascii="IBM Plex Sans" w:cs="IBM Plex Sans" w:eastAsia="IBM Plex Sans" w:hAnsi="IBM Plex Sans"/>
+          <w:sz w:val="22"/>
+          <w:szCs w:val="22"/>
+        </w:rPr>
+      </w:pPr>
+      <w:r>
+        <w:rPr>
+          <w:rFonts w:ascii="IBM Plex Sans" w:cs="IBM Plex Sans" w:eastAsia="IBM Plex Sans" w:hAnsi="IBM Plex Sans"/>
+          <w:b w:val="1"/>
+          <w:bCs w:val="1"/>
+          <w:sz w:val="22"/>
+          <w:szCs w:val="22"/>
+          <w:rtl w:val="0"/>
+        </w:rPr>
+        <w:t xml:space="preserve">10/10/2026: Visita a la fábrica. Se probó todo el circuito del Nivel 2 en protoboard (el sensor de pasada y el relé de selección LCA110 con el ESP32) y funcionó. Se está haciendo la plaqueta para probar todo de manera correcta, y a la lista de componentes se suman otra plaqueta y tiras de pines (19 de 2, 6 de 5, 4 de 6 y 2 de 8). Surgieron pedidos para la aplicación, ya incorporados: cargar el peso del hilado y los metros de tela que alcanza a tejer, con el hilado usado, el restante y los metros que faltan en la ficha en PDF (que deja de mostrar las vueltas completas); una sola bobina por fila, porque en cada pasada entra una sola trama; una herramienta para intercalar bobinas (por ejemplo 1, 3 y 2, repetidas hasta 120 pasadas); y que en el celular el teclado no se cierre al cargar las pasadas de cada fila.</w:t>
+      </w:r>
+    </w:p>
+    <w:p>
+      <w:pPr>
+        <w:jc w:val="both"/>
+        <w:rPr>
+          <w:rFonts w:ascii="IBM Plex Sans" w:cs="IBM Plex Sans" w:eastAsia="IBM Plex Sans" w:hAnsi="IBM Plex Sans"/>
+          <w:sz w:val="22"/>
+          <w:szCs w:val="22"/>
+        </w:rPr>
+      </w:pPr>
+      <w:r>
+        <w:rPr>
+          <w:rFonts w:ascii="IBM Plex Sans" w:cs="IBM Plex Sans" w:eastAsia="IBM Plex Sans" w:hAnsi="IBM Plex Sans"/>
+          <w:b w:val="1"/>
+          <w:bCs w:val="1"/>
+          <w:sz w:val="22"/>
+          <w:szCs w:val="22"/>
+          <w:rtl w:val="0"/>
+        </w:rPr>
+        <w:t xml:space="preserve">11/10/2026: Con los datos de la planta (con agujero, el lector da la señal que activa la bobina; mientras la misma bobina se repite, el relé queda activo y la aguja va y vuelve) se definió la conexión final de los relés LCA110, la más segura: el relé en el lugar del lector, con una resistencia de protección en serie (220 Ω 2 W hasta 15 V o 470 Ω 3 W de 15 a 30 V) y una de 10 kΩ ½ W de la señal al negativo. Se actualizaron los diagramas, las guías y las planillas de componentes. La ficha técnica en PDF pasó a mostrar el telar con más detalle (con los alimentadores de trama), una llave por vuelta y una regla a escala, sin el modelo del telar ni el recuadro de instrucciones. Se escribió el paso a paso de conexión y puesta en marcha, con las cuatro plaquetas del gabinete y su cableado.</w:t>
       </w:r>
     </w:p>
     <w:sectPr>

--- a/documentacion_proyecto/Bitácora.docx
+++ b/documentacion_proyecto/Bitácora.docx
@@ -112,7 +112,7 @@
           <w:szCs w:val="22"/>
           <w:rtl w:val="0"/>
         </w:rPr>
-        <w:t xml:space="preserve">El diseño y el control de los matrices de tejido en el telar es un proceso manual, sin registro digital ni forma de repetirlo con exactitud.</w:t>
+        <w:t xml:space="preserve">El diseño y el control de las matrices de tejido en el telar es un proceso manual, sin registro digital ni forma de repetirlo con exactitud.</w:t>
       </w:r>
     </w:p>
     <w:p>
@@ -223,7 +223,7 @@
           <w:szCs w:val="22"/>
           <w:rtl w:val="0"/>
         </w:rPr>
-        <w:t xml:space="preserve">El prototipo inicial guardaba todo en el navegador. Dependía de un único dispositivo: si se cambiaba de máquina o se borra el caché, se perdía todo.</w:t>
+        <w:t xml:space="preserve">El prototipo inicial guardaba todo en el navegador. Dependía de un único dispositivo: si se cambiaba de máquina o se borraba el caché, se perdía todo.</w:t>
       </w:r>
     </w:p>
     <w:p>
@@ -531,7 +531,7 @@
           <w:szCs w:val="22"/>
           <w:rtl w:val="0"/>
         </w:rPr>
-        <w:t xml:space="preserve">Se creó un editor visual de dibujos (la página web): una cuadrícula donde se define, cada fila una pasada y cada columna un elemento del telar, con colores por fila. Resuelve la causa 1.</w:t>
+        <w:t xml:space="preserve">Se creó un editor visual de dibujos (la página web): una cuadrícula donde cada fila lleva una sola bobina (en cada pasada entra una sola trama) y cada columna es una bobina de selección, con colores por fila. Resuelve la causa 1.</w:t>
       </w:r>
     </w:p>
     <w:p>
@@ -623,7 +623,7 @@
           <w:szCs w:val="22"/>
           <w:rtl w:val="0"/>
         </w:rPr>
-        <w:t xml:space="preserve">Se desarrolló el firmware del ESP32 que conecta el telar físico al sistema, accionando los relés de Marcha/Pausa según lo que indica el backend. Resuelve la causa 3.</w:t>
+        <w:t xml:space="preserve">Se desarrolló el firmware del ESP32 que conecta el telar físico al sistema, accionando los relés de Marcha, Pausa y Retroceder según lo que indica el backend y avisando cuando alguien usa la botonera a mano. Resuelve la causa 3.</w:t>
       </w:r>
     </w:p>
     <w:p>
@@ -1013,7 +1013,7 @@
           <w:szCs w:val="22"/>
           <w:rtl w:val="0"/>
         </w:rPr>
-        <w:t xml:space="preserve">el telar real no estaba conectado a nada de esto. Se diseñó el ESP32 como gateway: consulta el estado al backend y acciona los botones de Marcha/Pausa del telar mediante relés en paralelo, sin invadir la electrónica de la máquina y con comportamiento seguro ante fallas (fail-safe).</w:t>
+        <w:t xml:space="preserve">el telar real no estaba conectado a nada de esto. Se diseñó el ESP32 como gateway: consulta el estado al backend y acciona los botones de Marcha, Pausa y Retroceder del telar mediante relés en paralelo, sin invadir la electrónica de la máquina y con comportamiento seguro ante fallas (fail-safe).</w:t>
       </w:r>
     </w:p>
     <w:p>
@@ -1222,7 +1222,7 @@
           <w:szCs w:val="22"/>
           <w:rtl w:val="0"/>
         </w:rPr>
-        <w:t xml:space="preserve">Si detecta un cambio, acciona el relé correspondiente para reflejar en el telar real.</w:t>
+        <w:t xml:space="preserve">Si detecta un cambio, acciona el relé correspondiente para reflejarlo en el telar real.</w:t>
       </w:r>
     </w:p>
     <w:p>
@@ -1305,7 +1305,7 @@
           <w:szCs w:val="22"/>
           <w:rtl w:val="0"/>
         </w:rPr>
-        <w:t xml:space="preserve">Controla el arranque y la pausa del telar, mediante tres relés conectados en paralelo con los botones físicos de Marcha, Pausa y Retroceder de la máquina. Energizar un relé por un instante equivale a “apretar” ese botón, sin intervenir el cableado interno del telar. La conexión en paralelo es clave: la botonera manual del telar sigue funcionando exactamente igual que antes, y el usuario puede usarla en cualquier momento.</w:t>
+        <w:t xml:space="preserve">Controla el arranque, la pausa y el retroceso del telar, mediante tres relés conectados en paralelo con los botones físicos de Marcha, Pausa y Retroceder de la máquina. Energizar un relé por un instante equivale a “apretar” ese botón, sin intervenir el cableado interno del telar. La conexión en paralelo es clave: la botonera manual del telar sigue funcionando exactamente igual que antes, y el usuario puede usarla en cualquier momento.</w:t>
       </w:r>
     </w:p>
     <w:p>
@@ -1426,7 +1426,7 @@
           <w:szCs w:val="22"/>
           <w:rtl w:val="0"/>
         </w:rPr>
-        <w:t xml:space="preserve">Esta sección aclara qué parte del telar controla el sistema hoy y qué queda como evolución para las siguientes etapas.</w:t>
+        <w:t xml:space="preserve">Esta sección aclara qué parte del telar controla el sistema hoy y qué queda como evolución para las siguientes etapas. El relevamiento confirmó que el telar de implementación (Vamatex C 201) no es un Jacquard de tarjetas sino un telar con cinta de papel perforada y cuatro bobinas de selección; la descripción de las dos máquinas conserva el análisis inicial.</w:t>
       </w:r>
     </w:p>
     <w:p>
@@ -1496,7 +1496,7 @@
           <w:szCs w:val="22"/>
           <w:rtl w:val="0"/>
         </w:rPr>
-        <w:t xml:space="preserve">es la que mueve el telar (arranca, para, avanza y retrocede el tejido). Se opera con la botonera física (Marcha/Pausa).</w:t>
+        <w:t xml:space="preserve">es la que mueve el telar (arranca, para, avanza y retrocede el tejido). Se opera con la botonera física (Marcha/Pausa/Retroceder).</w:t>
       </w:r>
     </w:p>
     <w:p>
@@ -1547,7 +1547,7 @@
           <w:szCs w:val="22"/>
           <w:rtl w:val="0"/>
         </w:rPr>
-        <w:t xml:space="preserve">El sistema de este proyecto apunta a reemplazar la función de esas máquinas con algo digital: la página web y la base de datos pasan a definir y almacenar la secuencia del dibujo, en vez de las tarjetas de cartón.</w:t>
+        <w:t xml:space="preserve">El sistema de este proyecto apunta a reemplazar la función de la máquina lectora con algo digital: la página web y la base de datos pasan a definir y almacenar la secuencia del dibujo, en vez de las tarjetas de cartón.</w:t>
       </w:r>
     </w:p>
     <w:p>
@@ -1584,7 +1584,7 @@
           <w:szCs w:val="22"/>
           <w:rtl w:val="0"/>
         </w:rPr>
-        <w:t xml:space="preserve">El ESP32 acciona la máquina de accionamiento: le da Play (Marcha) y Pausa al telar mediante los tres relés en paralelo con la botonera (Marcha, Pausa, Retroceder). Estado: resuelto en el diseño y validado en el telar real. La dificultad es baja porque no invade la electrónica del telar; solo “aprieta los botones” a distancia, y la botonera manual sigue funcionando igual. Permite manejar el telar desde la web sin estar físicamente frente a la máquina. Este nivel es el alcance ya validado del proyecto y no tiene inconvenientes de fondo.</w:t>
+        <w:t xml:space="preserve">El ESP32 acciona la máquina de accionamiento: le da Marcha, Pausa y Retroceder al telar mediante los tres relés en paralelo con la botonera. Estado: instalado y probado en el telar el 19/09/2026. La dificultad es baja porque no invade la electrónica del telar; solo “aprieta los botones” a distancia, y la botonera manual sigue funcionando igual. Permite manejar el telar desde la web sin estar físicamente frente a la máquina. Este nivel es el alcance ya validado del proyecto y no tiene inconvenientes de fondo.</w:t>
       </w:r>
     </w:p>
     <w:p>
@@ -1621,7 +1621,7 @@
           <w:szCs w:val="22"/>
           <w:rtl w:val="0"/>
         </w:rPr>
-        <w:t xml:space="preserve">Reemplazar a la máquina lectora significa que el sistema no solo dé Play, sino que le entregue al telar la secuencia completa del dibujo (qué hacer en cada pasada), ocupando el lugar de las tarjetas perforadas del Jacquard. El punto a resolver es que en este telar la lectura es un mecanismo Jacquard por tarjetas perforadas físicas: un sistema mecánico, no una señal eléctrica simple. Llegar al Nivel 2 implica un mecanismo que seleccione los hilos por electroimanes/actuadores (solenoides) que reciba la secuencia desde el backend en lugar de leerla de las tarjetas; es un proyecto de hardware en sí mismo sobre la mecánica del telar, y es el que se está desarrollando actualmente.</w:t>
+        <w:t xml:space="preserve">Reemplazar a la máquina lectora significa que el sistema no solo dé Marcha, sino que le entregue al telar la secuencia completa del dibujo (qué bobina se activa en cada pasada), ocupando el lugar de la cinta perforada. En este telar, la secuencia la lee un lector óptico sobre una cinta de papel perforada: con agujero, el lector da la señal que activa la bobina de selección de esa pasada. Llegar al Nivel 2 implica que esa señal la dé el sistema: un relé LCA110 en el lugar de cada lector óptico, comandado por el ESP32 con la secuencia que recibe del backend, y un sensor inductivo que cuenta las pasadas. Es un proyecto de hardware en sí mismo, y es el que se está desarrollando actualmente: se probó en protoboard el 10/10/2026 y se está armando la plaqueta.</w:t>
       </w:r>
     </w:p>
     <w:p>
@@ -1676,7 +1676,7 @@
           <w:szCs w:val="22"/>
           <w:rtl w:val="0"/>
         </w:rPr>
-        <w:t xml:space="preserve">La idea clave es que no hace falta control hilo por hilo: el mecanismo Jacquard original controla cada hilo por separado (por eso puede hacer dibujos complejos, pero necesita cientos o miles de elementos). Un dibujo que se repite no necesita esa complejidad: se puede tejer controlando marcos (grupos de hilos que suben y bajan juntos), que es justamente lo que hace un telar dobby. Toda tela con un dibuje que se repite (cortinas, rayas, espigado, panal, etc.) se define por una secuencia corta de combinaciones de marcos que se repite en bucle, y esa secuencia corta es exactamente lo que el sistema ya hace hoy con la matriz de pasadas.</w:t>
+        <w:t xml:space="preserve">La idea clave es que no hace falta control hilo por hilo: el mecanismo Jacquard original controla cada hilo por separado (por eso puede hacer dibujos complejos, pero necesita cientos o miles de elementos). Un dibujo que se repite no necesita esa complejidad: se puede tejer controlando marcos (grupos de hilos que suben y bajan juntos), que es justamente lo que hace un telar dobby. Toda tela con un dibujo que se repite (cortinas, rayas, espigado, panal, etc.) se define por una secuencia corta de combinaciones de marcos que se repite en bucle, y esa secuencia corta es exactamente lo que el sistema ya hace hoy con la matriz de pasadas.</w:t>
       </w:r>
     </w:p>
     <w:p>
@@ -1695,25 +1695,25 @@
           <w:szCs w:val="22"/>
           <w:rtl w:val="0"/>
         </w:rPr>
-        <w:t xml:space="preserve">Cómo funciona: en cada pasada del telar, algunos marcos suben y otros bajan; esa combinación forma el cruce de hilos que da el dibujo. Cada pasada se reduce entonces a indicar cuáles de esos elementos se activan. El dueño confirmó el 19/09/26 que este telar cuenta con cuatro bobinas de selección en funcionamiento (el relevamiento del 28/08/26 había estimado seis); el sistema no fija esa cantidad, y el editor admite de 1 a 8 columnas para adaptarse a otras configuraciones. El patrón repetitivo es una lista corta de esas combinaciones que se repite en bucle. El backend le entrega esa secuencia al ESP32, y el ESP32 energiza en cada pasada los marcos que van arriba.</w:t>
-      </w:r>
-    </w:p>
-    <w:p>
-      <w:pPr>
-        <w:rPr>
-          <w:rFonts w:ascii="IBM Plex Sans" w:cs="IBM Plex Sans" w:eastAsia="IBM Plex Sans" w:hAnsi="IBM Plex Sans"/>
-          <w:sz w:val="22"/>
-          <w:szCs w:val="22"/>
-        </w:rPr>
-      </w:pPr>
-      <w:r>
-        <w:rPr>
-          <w:rFonts w:ascii="IBM Plex Sans" w:cs="IBM Plex Sans" w:eastAsia="IBM Plex Sans" w:hAnsi="IBM Plex Sans"/>
-          <w:sz w:val="22"/>
-          <w:szCs w:val="22"/>
-          <w:rtl w:val="0"/>
-        </w:rPr>
-        <w:t xml:space="preserve">Cómo se conecta con lo que ya está hecho: el editor ya define una matriz de pasadas que se repite (solo hay que interpretar cada fila como “qué marcos suben en esta pasada”); el backend ya guarda y entrega esa secuencia por la API, sin necesidad de rediseñarlo; y el firmware del ESP32 pasa de accionar los 3 relés existentes (Marcha/Pausa/Retroceder) a accionar además los actuadores de los marcos. En otras palabras: la parte de software ya estaba casi lista; lo que se sumó fue la parte física de los marcos.</w:t>
+        <w:t xml:space="preserve">Cómo funciona: en cada pasada del telar, algunos marcos suben y otros bajan; esa combinación forma el cruce de hilos que da el dibujo. En este sistema, cada pasada se reduce a indicar qué bobina de selección se activa: en cada pasada entra una sola trama. El dueño confirmó el 19/09/26 que este telar cuenta con cuatro bobinas de selección en funcionamiento (el relevamiento del 28/08/26 había estimado seis); el sistema no fija esa cantidad, y el editor admite de 1 a 8 columnas para adaptarse a otras configuraciones. El patrón repetitivo es una lista corta de bobinas, cada una tantas pasadas seguidas como indique su fila, que se repite en bucle. El backend le entrega esa secuencia al ESP32, y el ESP32 activa en cada pasada la bobina que corresponde.</w:t>
+      </w:r>
+    </w:p>
+    <w:p>
+      <w:pPr>
+        <w:rPr>
+          <w:rFonts w:ascii="IBM Plex Sans" w:cs="IBM Plex Sans" w:eastAsia="IBM Plex Sans" w:hAnsi="IBM Plex Sans"/>
+          <w:sz w:val="22"/>
+          <w:szCs w:val="22"/>
+        </w:rPr>
+      </w:pPr>
+      <w:r>
+        <w:rPr>
+          <w:rFonts w:ascii="IBM Plex Sans" w:cs="IBM Plex Sans" w:eastAsia="IBM Plex Sans" w:hAnsi="IBM Plex Sans"/>
+          <w:sz w:val="22"/>
+          <w:szCs w:val="22"/>
+          <w:rtl w:val="0"/>
+        </w:rPr>
+        <w:t xml:space="preserve">Cómo se conecta con lo que ya está hecho: el editor ya define una matriz de pasadas que se repite (cada fila indica qué bobina se activa y cuántas pasadas seguidas se teje); el backend ya guarda y entrega esa secuencia por la API, sin necesidad de rediseñarlo; y el firmware del ESP32 pasa de accionar los 3 relés existentes (Marcha/Pausa/Retroceder) a accionar además los cuatro relés LCA110 de los lectores ópticos. En otras palabras: la parte de software ya estaba casi lista; lo que se sumó fue la parte física: un relé por lector óptico.</w:t>
       </w:r>
     </w:p>
     <w:p>
@@ -2455,7 +2455,7 @@
                 <w:szCs w:val="22"/>
                 <w:rtl w:val="0"/>
               </w:rPr>
-              <w:t>Relevamiento técnico del telar real: modelo, botonera y tensión eléctrica</w:t>
+              <w:t>Relevamiento técnico del telar real: modelo, botonera y tensión eléctrica.</w:t>
             </w:r>
           </w:p>
         </w:tc>
@@ -2643,7 +2643,7 @@
                 <w:szCs w:val="22"/>
                 <w:rtl w:val="0"/>
               </w:rPr>
-              <w:t>Montaje del soporte del sensor inductivo y definición de las conexiones pendientes</w:t>
+              <w:t>Montaje del soporte del sensor inductivo y definición de las conexiones pendientes.</w:t>
             </w:r>
           </w:p>
         </w:tc>
@@ -2737,7 +2737,7 @@
                 <w:szCs w:val="22"/>
                 <w:rtl w:val="0"/>
               </w:rPr>
-              <w:t>Conexión completa del Nivel 1 y prueba de su funcionamiento en el telar</w:t>
+              <w:t>Conexión completa del Nivel 1 y prueba de su funcionamiento en el telar.</w:t>
             </w:r>
           </w:p>
         </w:tc>
@@ -2831,7 +2831,7 @@
                 <w:szCs w:val="22"/>
                 <w:rtl w:val="0"/>
               </w:rPr>
-              <w:t>Prueba en protoboard del Nivel 2 (sensor de pasada y relé de selección), armado de la plaqueta y pedidos para la aplicación</w:t>
+              <w:t>Prueba en protoboard del Nivel 2 (sensor de pasada y relé de selección), armado de la plaqueta y pedidos para la aplicación.</w:t>
             </w:r>
           </w:p>
         </w:tc>
@@ -2925,7 +2925,7 @@
                 <w:szCs w:val="22"/>
                 <w:rtl w:val="0"/>
               </w:rPr>
-              <w:t>Conexión final del Nivel 2 y período de prueba en funcionamiento (todavía no realizada)</w:t>
+              <w:t>Conexión final del Nivel 2 y período de prueba en funcionamiento (todavía no realizada).</w:t>
             </w:r>
           </w:p>
         </w:tc>
@@ -4481,7 +4481,7 @@
           <w:szCs w:val="22"/>
           <w:rtl w:val="0"/>
         </w:rPr>
-        <w:t xml:space="preserve">Revisión 3, se descarta la vía de actuadores rotativos para el Nivel 2 y se define el camino único con solenoides. Se suma la Guía de mediciones y verificaciones, se reescriben el nivel 2 de control de marcos, los niveles de control, las recomendaciones elèctricas y sincronizaciòn por pasadas, se actualiza la Lista de Componentes (Bloques A-D) y se agrega el firmware del Nivel 2 (74HC595 + MOSFETs) con su verificación (sim_nivel2.py, 11/11 verificaciones OK).</w:t>
+        <w:t xml:space="preserve">Revisión 3, se descarta la vía de actuadores rotativos para el Nivel 2 y se define el camino único con solenoides. Se suma la Guía de mediciones y verificaciones, se reescriben el nivel 2 de control de marcos, los niveles de control, las recomendaciones eléctricas y la sincronización por pasadas, se actualiza la Lista de Componentes (Bloques A-D) y se agrega el firmware del Nivel 2 (74HC595 + MOSFETs) con su verificación (sim_nivel2.py, 11/11 verificaciones OK).</w:t>
       </w:r>
     </w:p>
     <w:p>
@@ -4626,45 +4626,12 @@
           <w:szCs w:val="22"/>
           <w:rtl w:val="0"/>
         </w:rPr>
-        <w:t xml:space="preserve">Visita técnica presencial al telar real. Se identificó el modelo exacto (Vamatex C201, matrícula 1104, revisado en 1989) mediante su placa de datos, se relevaron fotográficamente los 5 pulsadores de la botonera (Marcha, Pausa, Retroceder, Avanzar, Impulso), se midió la tensión de la botonera (24V AC, confirmado) y se confirmó el máximo de 8 matrices simultáneas que el telar puede ejecutar. Se mantiene el diseño con solenoides electromagnéticos. Se evaluó reutilizar el sensor óptico existente (lector de la cinta perforada) en reemplazo del sensor inductivo nuevo del Bloque C, pero se mantiene por inconvenientes que puede generar re utilizarlo.</w:t>
+        <w:t xml:space="preserve">Visita técnica presencial al telar real. Se identificó el modelo exacto (Vamatex C 201, matrícula 1104, revisado en 1989) mediante su placa de datos, se relevaron fotográficamente los 5 pulsadores de la botonera (Marcha, Pausa, Retroceder, Avanzar, Impulso), se midió la tensión de la botonera (24V AC, confirmado) y se confirmó el máximo de 8 matrices simultáneas que el telar puede ejecutar. Se mantiene el diseño con solenoides electromagnéticos. Se evaluó reutilizar el sensor óptico existente (lector de la cinta perforada) en reemplazo del sensor inductivo nuevo del Bloque C, pero se mantiene el sensor inductivo por los inconvenientes que podría generar reutilizarlo.</w:t>
       </w:r>
     </w:p>
     <w:p>
       <w:pPr>
         <w:jc w:val="both"/>
-        <w:rPr>
-          <w:rFonts w:ascii="IBM Plex Sans" w:cs="IBM Plex Sans" w:eastAsia="IBM Plex Sans" w:hAnsi="IBM Plex Sans"/>
-          <w:sz w:val="22"/>
-          <w:szCs w:val="22"/>
-        </w:rPr>
-      </w:pPr>
-      <w:sdt>
-        <w:sdtPr>
-          <w:id w:val="1200872922"/>
-          <w:tag w:val="goog_rdk_0"/>
-        </w:sdtPr>
-        <w:sdtContent>
-          <w:r>
-            <w:rPr>
-              <w:rFonts w:ascii="IBM Plex Sans" w:cs="IBM Plex Sans" w:eastAsia="IBM Plex Sans" w:hAnsi="IBM Plex Sans"/>
-              <w:b w:val="1"/>
-              <w:bCs w:val="1"/>
-              <w:sz w:val="22"/>
-              <w:szCs w:val="22"/>
-              <w:rtl w:val="0"/>
-            </w:rPr>
-            <w:t xml:space="preserve">20/08/2026: Se definió cómo cerrar el circuito eléctrico completo del Bloque A. Se descartó alimentar el sistema desde la línea de 24V del telar, a favor de una fuente propia HLK-5M05 (220V→5V, 1A), totalmente independiente de la máquina. Se sumó sensado (sin relé) mediante optoacopladores PC817 con puente rectificador, inicialmente previsto para los botones Avanzar e Impulso, ya que sin ese sensado, alguien podía usar la máquina desde su botonera y el sistema no se enteraba, quedando la web desincronizada del estado real del telar. Se implementó el firmware (interrupciones con debounce por canal) y el backend (migración 008: posicion_incierta, endpoints /evento-fisico y /confirmar-posicion) para esto. Se cambió un fusible lento de 0,5A a uno de 1A para proteger la entrada de 220V al HLK-5M05. Se actualizó el Gantt con el plan completo hasta el cierre del proyecto (Etapas 07 y 08), con entrega de documentación y landing page el 30/9 y presentación final el 14/11.</w:t>
-          </w:r>
-        </w:sdtContent>
-      </w:sdt>
-      <w:r>
-        <w:rPr>
-          <w:rtl w:val="0"/>
-        </w:rPr>
-      </w:r>
-    </w:p>
-    <w:p>
-      <w:pPr>
         <w:rPr>
           <w:rFonts w:ascii="IBM Plex Sans" w:cs="IBM Plex Sans" w:eastAsia="IBM Plex Sans" w:hAnsi="IBM Plex Sans"/>
           <w:sz w:val="22"/>
@@ -4689,12 +4656,11 @@
           <w:szCs w:val="22"/>
           <w:rtl w:val="0"/>
         </w:rPr>
-        <w:t xml:space="preserve">Hubo avances en relación a la documentación completa (estimaciones de costos, bitácora, gantt, manuales de uso, etc.) y se empezó con la redacción y estructuración del Landing Page y la realización del diseño de los manuales de uso. Se siguió con la conexiones y se está viendo ya planificar/coordinar una visita a la fábrica para probar este primer nivel (luego de la compra de los últimos materiales). Con ello se empezará con la fabricación de la plaqueta y el Nivel 2 de esta parte del proyecto.</w:t>
-      </w:r>
-    </w:p>
-    <w:p>
-      <w:pPr>
-        <w:jc w:val="both"/>
+        <w:t xml:space="preserve">Se definió cómo cerrar el circuito eléctrico completo del Bloque A. Se descartó alimentar el sistema desde la línea de 24V del telar, a favor de una fuente propia HLK-5M05 (220V→5V, 1A), totalmente independiente de la máquina. Se sumó sensado (sin relé) mediante optoacopladores PC817 con puente rectificador, inicialmente previsto para los botones Avanzar e Impulso, ya que sin ese sensado, alguien podía usar la máquina desde su botonera y el sistema no se enteraba, quedando la web desincronizada del estado real del telar. Se implementó el firmware (interrupciones con debounce por canal) y el backend (migración 008: posicion_incierta, endpoints /evento-fisico y /confirmar-posicion) para esto. Se cambió un fusible lento de 0,5A a uno de 1A para proteger la entrada de 220V al HLK-5M05. Se actualizó el Gantt con el plan completo hasta el cierre del proyecto (Etapas 07 y 08), con entrega de documentación y landing page el 30/9 y presentación final el 14/11.</w:t>
+      </w:r>
+    </w:p>
+    <w:p>
+      <w:pPr>
         <w:rPr>
           <w:rFonts w:ascii="IBM Plex Sans" w:cs="IBM Plex Sans" w:eastAsia="IBM Plex Sans" w:hAnsi="IBM Plex Sans"/>
           <w:sz w:val="22"/>
@@ -4710,12 +4676,16 @@
           <w:szCs w:val="22"/>
           <w:rtl w:val="0"/>
         </w:rPr>
-        <w:t xml:space="preserve">24/08/2026: Se cerró el diseño eléctrico del Bloque A. La alimentación pasó a ser una fuente propia de 220 V, independiente del telar, con fusible lento de 1 A en la entrada de red. Se definió el sensado de la botonera mediante optoacopladores con puente rectificador, y se actualizó el diagrama de conexión eléctrica junto con toda la documentación técnica del repositorio.</w:t>
-      </w:r>
-      <w:r>
-        <w:rPr>
-          <w:rtl w:val="0"/>
-        </w:rPr>
+        <w:t xml:space="preserve">20/08/2026: </w:t>
+      </w:r>
+      <w:r>
+        <w:rPr>
+          <w:rFonts w:ascii="IBM Plex Sans" w:cs="IBM Plex Sans" w:eastAsia="IBM Plex Sans" w:hAnsi="IBM Plex Sans"/>
+          <w:sz w:val="22"/>
+          <w:szCs w:val="22"/>
+          <w:rtl w:val="0"/>
+        </w:rPr>
+        <w:t xml:space="preserve">Hubo avances en relación a la documentación completa (estimaciones de costos, bitácora, gantt, manuales de uso, etc.) y se empezó con la redacción y estructuración del Landing Page y la realización del diseño de los manuales de uso. Se siguió con las conexiones y ya se está coordinando una visita a la fábrica para probar este primer nivel (luego de la compra de los últimos materiales). Con ello se empezará con la fabricación de la plaqueta y el Nivel 2 de esta parte del proyecto.</w:t>
       </w:r>
     </w:p>
     <w:p>
@@ -4736,12 +4706,16 @@
           <w:szCs w:val="22"/>
           <w:rtl w:val="0"/>
         </w:rPr>
-        <w:t xml:space="preserve">27/08/2026: Armado y validación del Bloque A en banco. Se detectó que el módulo de relé individual (Retroceder) es activo-alto, a diferencia del módulo de dos canales que es activo-bajo: se cambió su resistencia de polarización a pull-down y se modificó el firmware para manejar la polaridad por relé en lugar de una configuración global. Con eso, los tres relés quedan en reposo al encender, que era el requisito de seguridad más importante del armado. Se corrigió que el botón Pausa de la web se comportara como un Detener: se agregaron los endpoints /pausar y /reanudar, que conservan la producción y el patrón asignado, de modo que al retomar el tejido continúa donde había quedado. El botón de Retroceso pasó a mover una sola pasada, pausando el tejido y reflejándolo en pantalla, con el cuadro de confirmación propio de la aplicación en lugar del cartel del navegador.</w:t>
-      </w:r>
-      <w:r>
-        <w:rPr>
-          <w:rtl w:val="0"/>
-        </w:rPr>
+        <w:t xml:space="preserve">24/08/2026: </w:t>
+      </w:r>
+      <w:r>
+        <w:rPr>
+          <w:rFonts w:ascii="IBM Plex Sans" w:cs="IBM Plex Sans" w:eastAsia="IBM Plex Sans" w:hAnsi="IBM Plex Sans"/>
+          <w:sz w:val="22"/>
+          <w:szCs w:val="22"/>
+          <w:rtl w:val="0"/>
+        </w:rPr>
+        <w:t xml:space="preserve">Se cerró el diseño eléctrico del Bloque A. La alimentación pasó a ser una fuente propia de 220 V, independiente del telar, con fusible lento de 1 A en la entrada de red. Se definió el sensado de la botonera mediante optoacopladores con puente rectificador, y se actualizó el diagrama de conexión eléctrica junto con toda la documentación técnica del repositorio.</w:t>
       </w:r>
     </w:p>
     <w:p>
@@ -4762,12 +4736,16 @@
           <w:szCs w:val="22"/>
           <w:rtl w:val="0"/>
         </w:rPr>
-        <w:t xml:space="preserve">28/08/2026: Se descartaron del alcance los botones Avanzar e Impulso, por encontrarse desconectados en la máquina, y ese sensado se reasignó a los tres botones que sí se utilizan. Ahora, si un operario aprieta Marcha, Pausa o Retroceder en la botonera del telar, el nodo lo detecta y la página web refleja el estado real de la máquina. Para evitar que el sistema interprete sus propios pulsos como acciones manuales, se incorporó una ventana de ignorado posterior a cada accionamiento de relé. Se corrigió además el modelo de avance del tejido: una fila de la matriz equivale a una pasada, y las columnas de esa fila son los elementos que se seleccionan en simultáneo. El código anterior recorría celda por celda, lo que no se corresponde con el funcionamiento real de la máquina.</w:t>
-      </w:r>
-      <w:r>
-        <w:rPr>
-          <w:rtl w:val="0"/>
-        </w:rPr>
+        <w:t xml:space="preserve">27/08/2026: </w:t>
+      </w:r>
+      <w:r>
+        <w:rPr>
+          <w:rFonts w:ascii="IBM Plex Sans" w:cs="IBM Plex Sans" w:eastAsia="IBM Plex Sans" w:hAnsi="IBM Plex Sans"/>
+          <w:sz w:val="22"/>
+          <w:szCs w:val="22"/>
+          <w:rtl w:val="0"/>
+        </w:rPr>
+        <w:t xml:space="preserve">Armado y validación del Bloque A en banco. Se detectó que el módulo de relé individual (Retroceder) es activo-alto, a diferencia del módulo de dos canales que es activo-bajo: se cambió su resistencia de polarización a pull-down y se modificó el firmware para manejar la polaridad por relé en lugar de una configuración global. Con eso, los tres relés quedan en reposo al encender, que era el requisito de seguridad más importante del armado. Se corrigió que el botón Pausa de la web se comportara como un Detener: se agregaron los endpoints /pausar y /reanudar, que conservan la producción y el patrón asignado, de modo que al retomar el tejido continúa donde había quedado. El botón de Retroceso pasó a mover una sola pasada, pausando el tejido y reflejándolo en pantalla, con el cuadro de confirmación propio de la aplicación en lugar del cartel del navegador.</w:t>
       </w:r>
     </w:p>
     <w:p>
@@ -4788,12 +4766,16 @@
           <w:szCs w:val="22"/>
           <w:rtl w:val="0"/>
         </w:rPr>
-        <w:t xml:space="preserve">01/09/2026: Revisión integral de la documentación conforme al manual de buenas prácticas de la UTN. Se incorporó el índice, se convirtieron en tabla las definiciones, las características de los usuarios y los requerimientos funcionales y no funcionales, y se agregaron las secciones de interfaces de hardware y de limitaciones del alcance. Se sumaron el modelo entidad-relación de la base de datos, el plan de respaldo y recuperación, el organigrama del equipo y las figuras del cronograma y de la estructura de costos. Se actualizaron la lista de componentes y la estimación económica con los valores vigentes, y se resolvieron dos contradicciones detectadas entre documentos: el armado se entrega sobre placa universal soldada y no sobre protoboard, y se confirmó que el sensor de pasada del Bloque C forma parte del alcance de esta etapa. En el relevamiento se confirmó que el telar cuenta con seis bobinas de selección en funcionamiento, correspondientes a las seis bobinas de hilo que la máquina admite en simultáneo.</w:t>
-      </w:r>
-      <w:r>
-        <w:rPr>
-          <w:rtl w:val="0"/>
-        </w:rPr>
+        <w:t xml:space="preserve">28/08/2026: </w:t>
+      </w:r>
+      <w:r>
+        <w:rPr>
+          <w:rFonts w:ascii="IBM Plex Sans" w:cs="IBM Plex Sans" w:eastAsia="IBM Plex Sans" w:hAnsi="IBM Plex Sans"/>
+          <w:sz w:val="22"/>
+          <w:szCs w:val="22"/>
+          <w:rtl w:val="0"/>
+        </w:rPr>
+        <w:t xml:space="preserve">Se descartaron del alcance los botones Avanzar e Impulso, por encontrarse desconectados en la máquina, y ese sensado se reasignó a los tres botones que sí se utilizan. Ahora, si un operario aprieta Marcha, Pausa o Retroceder en la botonera del telar, el nodo lo detecta y la página web refleja el estado real de la máquina. Para evitar que el sistema interprete sus propios pulsos como acciones manuales, se incorporó una ventana de ignorado posterior a cada accionamiento de relé. Se corrigió además el modelo de avance del tejido: una fila de la matriz equivale a una pasada, y las columnas de esa fila son los elementos que se seleccionan en simultáneo. El código anterior recorría celda por celda, lo que no se corresponde con el funcionamiento real de la máquina.</w:t>
       </w:r>
     </w:p>
     <w:p>
@@ -4814,12 +4796,16 @@
           <w:szCs w:val="22"/>
           <w:rtl w:val="0"/>
         </w:rPr>
-        <w:t xml:space="preserve">03/09/2026: Se confirmó con el dueño de la planta que las bobinas de selección del telar trabajan con 24 V en corriente alterna, y que su señal no llega directamente desde el lector óptico: pasa por unas plaquetas electrónicas alojadas en la caja de la máquina. La propuesta del dueño es cortar la señal de la óptica e inyectar la del sistema en su lugar, sin intervenir esas plaquetas. Ese dato obligó a rehacer la etapa de potencia del Nivel 2: los MOSFET y los diodos flyback que se venían documentando valen para bobinas de corriente continua, pero no para estas, porque un MOSFET conduce en un solo sentido y su diodo interno deja pasar el otro semiciclo. Se reemplazaron por relés de estado sólido, uno por bobina. Tampoco sirven relés mecánicos: el telar realiza 5 pasadas por segundo, lo que da unas 144.000 conmutaciones por turno frente a las 100.000 de vida útil de un relé común, de modo que se gastaría en una sola jornada. Se actualizaron en consecuencia la documentación del Nivel 2, las recomendaciones eléctricas, el diagrama de marcos, la lista de componentes y la documentación web. Quedan por medir, con la máquina en marcha, la velocidad real en pasadas por minuto y el consumo de una bobina, que definen el amperaje del relé a comprar.</w:t>
-      </w:r>
-      <w:r>
-        <w:rPr>
-          <w:rtl w:val="0"/>
-        </w:rPr>
+        <w:t xml:space="preserve">01/09/2026: </w:t>
+      </w:r>
+      <w:r>
+        <w:rPr>
+          <w:rFonts w:ascii="IBM Plex Sans" w:cs="IBM Plex Sans" w:eastAsia="IBM Plex Sans" w:hAnsi="IBM Plex Sans"/>
+          <w:sz w:val="22"/>
+          <w:szCs w:val="22"/>
+          <w:rtl w:val="0"/>
+        </w:rPr>
+        <w:t xml:space="preserve">Revisión integral de la documentación conforme al manual de buenas prácticas de la UTN. Se incorporó el índice, se convirtieron en tabla las definiciones, las características de los usuarios y los requerimientos funcionales y no funcionales, y se agregaron las secciones de interfaces de hardware y de limitaciones del alcance. Se sumaron el modelo entidad-relación de la base de datos, el plan de respaldo y recuperación, el organigrama del equipo y las figuras del cronograma y de la estructura de costos. Se actualizaron la lista de componentes y la estimación económica con los valores vigentes, y se resolvieron dos contradicciones detectadas entre documentos: el armado se entrega sobre placa universal soldada y no sobre protoboard, y se confirmó que el sensor de pasada del Bloque C forma parte del alcance de esta etapa. En el relevamiento se confirmó que el telar cuenta con seis bobinas de selección en funcionamiento, correspondientes a las seis bobinas de hilo que la máquina admite en simultáneo.</w:t>
       </w:r>
     </w:p>
     <w:p>
@@ -4840,12 +4826,16 @@
           <w:szCs w:val="22"/>
           <w:rtl w:val="0"/>
         </w:rPr>
-        <w:t xml:space="preserve">05/09/2026: Reunión interna del equipo para continuar con el armado del hardware. Se montó el nodo de control dentro del gabinete IP65: el microcontrolador, los tres módulos de relé, la etapa de sensado con sus optoacopladores y la fuente propia con el fusible de línea, todo sobre la placa perforada y fijado al fondo de la caja. Se colocaron los prensacables y se dejó pasado el cable multifilar de seis conductores que va hacia la botonera del telar. Con esto el Bloque A queda listo para llevar a la planta, a la espera de las mediciones que hay que hacer sobre la máquina.</w:t>
-      </w:r>
-      <w:r>
-        <w:rPr>
-          <w:rtl w:val="0"/>
-        </w:rPr>
+        <w:t xml:space="preserve">03/09/2026: </w:t>
+      </w:r>
+      <w:r>
+        <w:rPr>
+          <w:rFonts w:ascii="IBM Plex Sans" w:cs="IBM Plex Sans" w:eastAsia="IBM Plex Sans" w:hAnsi="IBM Plex Sans"/>
+          <w:sz w:val="22"/>
+          <w:szCs w:val="22"/>
+          <w:rtl w:val="0"/>
+        </w:rPr>
+        <w:t xml:space="preserve">Se confirmó con el dueño de la planta que las bobinas de selección del telar trabajan con 24 V en corriente alterna, y que su señal no llega directamente desde el lector óptico: pasa por unas plaquetas electrónicas alojadas en la caja de la máquina. La propuesta del dueño es cortar la señal de la óptica e inyectar la del sistema en su lugar, sin intervenir esas plaquetas. Ese dato obligó a rehacer la etapa de potencia del Nivel 2: los MOSFET y los diodos flyback que se venían documentando valen para bobinas de corriente continua, pero no para estas, porque un MOSFET conduce en un solo sentido y su diodo interno deja pasar el otro semiciclo. Se reemplazaron por relés de estado sólido, uno por bobina. Tampoco sirven relés mecánicos: el telar realiza 5 pasadas por segundo, lo que da unas 144.000 conmutaciones por turno frente a las 100.000 de vida útil de un relé común, de modo que se gastaría en una sola jornada. Se actualizaron en consecuencia la documentación del Nivel 2, las recomendaciones eléctricas, el diagrama de marcos, la lista de componentes y la documentación web. Quedan por medir, con la máquina en marcha, la velocidad real en pasadas por minuto y el consumo de una bobina, que definen el amperaje del relé a comprar.</w:t>
       </w:r>
     </w:p>
     <w:p>
@@ -4866,12 +4856,16 @@
           <w:szCs w:val="22"/>
           <w:rtl w:val="0"/>
         </w:rPr>
-        <w:t xml:space="preserve">06/09/2026: Visita a la fábrica para mostrarle al dueño el hardware terminado y explicarle el trabajo previsto para la etapa siguiente. Expresó conformidad con el avance y con el criterio de no intervenir la mecánica de la máquina. De la conversación surgieron tres definiciones que estaban pendientes. Primero, la velocidad real de trabajo: el telar gira a 300 vueltas por minuto, es decir 5 pasadas por segundo, lo que da unas 144.000 conmutaciones por turno de ocho horas y confirma que los relés mecánicos no sirven para el Nivel 2. Segundo, el sensor inductivo del Bloque C quedó aprobado como método de conteo: el dueño se ofreció a buscar junto al equipo el punto donde fabricar el soporte y propuso alimentarlo desde la propia máquina, con lo que se elimina la fuente adicional que se había previsto. Tercero, coincidió en que los relés de estado sólido se conecten antes del sensor óptico, cortando su señal en lugar de intervenir la bobina, y precisó que las bobinas de selección son seis, de modo que hacen falta seis relés en vez de los tres que se venían documentando.</w:t>
-      </w:r>
-      <w:r>
-        <w:rPr>
-          <w:rtl w:val="0"/>
-        </w:rPr>
+        <w:t xml:space="preserve">05/09/2026: </w:t>
+      </w:r>
+      <w:r>
+        <w:rPr>
+          <w:rFonts w:ascii="IBM Plex Sans" w:cs="IBM Plex Sans" w:eastAsia="IBM Plex Sans" w:hAnsi="IBM Plex Sans"/>
+          <w:sz w:val="22"/>
+          <w:szCs w:val="22"/>
+          <w:rtl w:val="0"/>
+        </w:rPr>
+        <w:t xml:space="preserve">Reunión interna del equipo para continuar con el armado del hardware. Se montó el nodo de control dentro del gabinete IP65: el microcontrolador, los tres módulos de relé, la etapa de sensado con sus optoacopladores y la fuente propia con el fusible de línea, todo sobre la placa perforada y fijado al fondo de la caja. Se colocaron los prensacables y se dejó pasado el cable multifilar de seis conductores que va hacia la botonera del telar. Con esto el Bloque A queda listo para llevar a la planta, a la espera de las mediciones que hay que hacer sobre la máquina.</w:t>
       </w:r>
     </w:p>
     <w:p>
@@ -4892,12 +4886,16 @@
           <w:szCs w:val="22"/>
           <w:rtl w:val="0"/>
         </w:rPr>
-        <w:t xml:space="preserve">08/09/2026: Se cerró la elección del componente del Bloque D. Se evaluaron dos alternativas. La primera, un relé de estado sólido común del tipo SSR-10DA, quedó descartada: funciona con un triac y un triac necesita una corriente mínima de mantenimiento para permanecer encendido, que la documentación técnica de Omron fija en 0,1 A. La señal del lector óptico maneja muy probablemente unos pocos miliamperes, con lo que ese relé podría no llegar a encender nunca. A eso se suma que un SSR de ese tipo deja pasar hasta 2 mA aunque esté apagado, corriente que la plaqueta del telar podría interpretar como señal presente. La segunda alternativa, el relé PhotoMOS Panasonic AQY212GH, no tiene corriente mínima, su fuga en apagado se mide en nanoamperes y funciona con alterna porque lleva dos MOSFET enfrentados. Soporta 60 V y 1 A, con lo que cubre cualquiera sea el resultado de la medición pendiente sobre el lector. Se elige ese componente, en encapsulado DIP de cuatro patas para inserción, con una resistencia de 330 ohm por canal entre el pin del microcontrolador y la entrada del relé, que es un LED. Se actualizan la Lista de Componentes, la Guía de los Bloques C y D y la Documentación de Proyecto, y se genera el documento de Conexionado del Nivel 2 con los diagramas de ambos canales. También se descarta el registro de desplazamiento 74HC595 que figuraba en la lista: con seis canales alcanzan los pines libres del microcontrolador.</w:t>
-      </w:r>
-      <w:r>
-        <w:rPr>
-          <w:rtl w:val="0"/>
-        </w:rPr>
+        <w:t xml:space="preserve">06/09/2026: </w:t>
+      </w:r>
+      <w:r>
+        <w:rPr>
+          <w:rFonts w:ascii="IBM Plex Sans" w:cs="IBM Plex Sans" w:eastAsia="IBM Plex Sans" w:hAnsi="IBM Plex Sans"/>
+          <w:sz w:val="22"/>
+          <w:szCs w:val="22"/>
+          <w:rtl w:val="0"/>
+        </w:rPr>
+        <w:t xml:space="preserve">Visita a la fábrica para mostrarle al dueño el hardware terminado y explicarle el trabajo previsto para la etapa siguiente. Expresó conformidad con el avance y con el criterio de no intervenir la mecánica de la máquina. De la conversación surgieron tres definiciones que estaban pendientes. Primero, la velocidad real de trabajo: el telar gira a 300 vueltas por minuto, es decir 5 pasadas por segundo, lo que da unas 144.000 conmutaciones por turno de ocho horas y confirma que los relés mecánicos no sirven para el Nivel 2. Segundo, el sensor inductivo del Bloque C quedó aprobado como método de conteo: el dueño se ofreció a buscar junto al equipo el punto donde fabricar el soporte y propuso alimentarlo desde la propia máquina, con lo que se elimina la fuente adicional que se había previsto. Tercero, coincidió en que los relés de estado sólido se conecten antes del sensor óptico, cortando su señal en lugar de intervenir la bobina, y precisó que las bobinas de selección son seis, de modo que hacen falta seis relés en vez de los tres que se venían documentando.</w:t>
       </w:r>
     </w:p>
     <w:p>
@@ -4918,7 +4916,16 @@
           <w:szCs w:val="22"/>
           <w:rtl w:val="0"/>
         </w:rPr>
-        <w:t>10/09/2026: Visita a la fábrica. Se montó el soporte del sensor inductivo frente al eje del telar y se confirmó que cada vuelta del eje corresponde a una pasada, de modo que el sensor cuenta un pulso por pasada. Se definieron las conexiones que quedaban pendientes: el sensor se alimenta con la tensión continua de 12 a 14 V que ya tiene el telar, y los relés del Bloque A se conectan en paralelo a los tres botones de la botonera, para que siga funcionando a mano.</w:t>
+        <w:t xml:space="preserve">08/09/2026: </w:t>
+      </w:r>
+      <w:r>
+        <w:rPr>
+          <w:rFonts w:ascii="IBM Plex Sans" w:cs="IBM Plex Sans" w:eastAsia="IBM Plex Sans" w:hAnsi="IBM Plex Sans"/>
+          <w:sz w:val="22"/>
+          <w:szCs w:val="22"/>
+          <w:rtl w:val="0"/>
+        </w:rPr>
+        <w:t xml:space="preserve">Se cerró la elección del componente del Bloque D. Se evaluaron dos alternativas. La primera, un relé de estado sólido común del tipo SSR-10DA, quedó descartada: funciona con un triac y un triac necesita una corriente mínima de mantenimiento para permanecer encendido, que la documentación técnica de Omron fija en 0,1 A. La señal del lector óptico maneja muy probablemente unos pocos miliamperes, con lo que ese relé podría no llegar a encender nunca. A eso se suma que un SSR de ese tipo deja pasar hasta 2 mA aunque esté apagado, corriente que la plaqueta del telar podría interpretar como señal presente. La segunda alternativa, el relé PhotoMOS Panasonic AQY212GH, no tiene corriente mínima, su fuga en apagado se mide en nanoamperes y funciona con alterna porque lleva dos MOSFET enfrentados. Soporta 60 V y 1 A, con lo que cubre cualquiera sea el resultado de la medición pendiente sobre el lector. Se elige ese componente, en encapsulado DIP de cuatro patas para inserción, con una resistencia de 330 ohm por canal entre el pin del microcontrolador y la entrada del relé, que es un LED. Se actualizan la Lista de Componentes, la Guía de los Bloques C y D y la Documentación de Proyecto, y se genera el documento de Conexionado del Nivel 2 con los diagramas de ambos canales. También se descarta el registro de desplazamiento 74HC595 que figuraba en la lista: con seis canales alcanzan los pines libres del microcontrolador.</w:t>
       </w:r>
     </w:p>
     <w:p>
@@ -4939,7 +4946,16 @@
           <w:szCs w:val="22"/>
           <w:rtl w:val="0"/>
         </w:rPr>
-        <w:t>19/09/2026: Visita a la fábrica para conectar el Nivel 1 y probarlo. Los tres comandos (Marcha, Pausa y Retroceder) funcionaron desde la aplicación, y la aplicación detectó el uso manual de la botonera. Surgieron tres ajustes: el módulo de relé de Retroceder resultó activo-alto y se cambió su resistencia a masa; se filtraron los rebotes de los pulsadores de la botonera (400 ms); y se desactivó el ahorro de energía del WiFi del ESP32, que producía microcortes que demoraban las órdenes. El dueño confirmó además que el telar tiene cuatro bobinas de selección en funcionamiento, y no seis como se había estimado: el Nivel 2 pasa a tener cuatro canales. Queda pendiente conectar el Nivel 2.</w:t>
+        <w:t xml:space="preserve">10/09/2026: </w:t>
+      </w:r>
+      <w:r>
+        <w:rPr>
+          <w:rFonts w:ascii="IBM Plex Sans" w:cs="IBM Plex Sans" w:eastAsia="IBM Plex Sans" w:hAnsi="IBM Plex Sans"/>
+          <w:sz w:val="22"/>
+          <w:szCs w:val="22"/>
+          <w:rtl w:val="0"/>
+        </w:rPr>
+        <w:t xml:space="preserve">Visita a la fábrica. Se montó el soporte del sensor inductivo frente al eje del telar y se confirmó que cada vuelta del eje corresponde a una pasada, de modo que el sensor cuenta un pulso por pasada. Se definieron las conexiones que quedaban pendientes: el sensor se alimenta con la tensión continua de 12 a 14 V que ya tiene el telar, y los relés del Bloque A se conectan en paralelo a los tres botones de la botonera, para que siga funcionando a mano.</w:t>
       </w:r>
     </w:p>
     <w:p>
@@ -4960,7 +4976,16 @@
           <w:szCs w:val="22"/>
           <w:rtl w:val="0"/>
         </w:rPr>
-        <w:t>23-24/09/2026: Se cambia el componente del Bloque D por el relé OptoMOS LCA110 (IXYS), del mismo tipo que el AQY212GH elegido el 08/09, que no llegó a comprarse: salida MOSFET, sin corriente mínima y con aislamiento entre el ESP32 y el telar. El LCA110 se consigue en el mercado local en encapsulado DIP de 6 patas, soporta 350 V y 120 mA, y se activa con 2 mA en su LED. Se prevén cuatro, uno por bobina.</w:t>
+        <w:t xml:space="preserve">19/09/2026: </w:t>
+      </w:r>
+      <w:r>
+        <w:rPr>
+          <w:rFonts w:ascii="IBM Plex Sans" w:cs="IBM Plex Sans" w:eastAsia="IBM Plex Sans" w:hAnsi="IBM Plex Sans"/>
+          <w:sz w:val="22"/>
+          <w:szCs w:val="22"/>
+          <w:rtl w:val="0"/>
+        </w:rPr>
+        <w:t xml:space="preserve">Visita a la fábrica para conectar el Nivel 1 y probarlo. Los tres comandos (Marcha, Pausa y Retroceder) funcionaron desde la aplicación, y la aplicación detectó el uso manual de la botonera. Surgieron tres ajustes: el módulo de relé de Retroceder resultó activo-alto y se cambió su resistencia a masa; se filtraron los rebotes de los pulsadores de la botonera (400 ms); y se desactivó el ahorro de energía del WiFi del ESP32, que producía microcortes que demoraban las órdenes. El dueño confirmó además que el telar tiene cuatro bobinas de selección en funcionamiento, y no seis como se había estimado: el Nivel 2 pasa a tener cuatro canales. Queda pendiente conectar el Nivel 2.</w:t>
       </w:r>
     </w:p>
     <w:p>
@@ -4981,7 +5006,16 @@
           <w:szCs w:val="22"/>
           <w:rtl w:val="0"/>
         </w:rPr>
-        <w:t xml:space="preserve">10/10/2026: Visita a la fábrica. Se probó todo el circuito del Nivel 2 en protoboard (el sensor de pasada y el relé de selección LCA110 con el ESP32) y funcionó. Se está haciendo la plaqueta para probar todo de manera correcta, y a la lista de componentes se suman otra plaqueta y tiras de pines (19 de 2, 6 de 5, 4 de 6 y 2 de 8). Surgieron pedidos para la aplicación, ya incorporados: cargar el peso del hilado y los metros de tela que alcanza a tejer, con el hilado usado, el restante y los metros que faltan en la ficha en PDF (que deja de mostrar las vueltas completas); una sola bobina por fila, porque en cada pasada entra una sola trama; una herramienta para intercalar bobinas (por ejemplo 1, 3 y 2, repetidas hasta 120 pasadas); y que en el celular el teclado no se cierre al cargar las pasadas de cada fila.</w:t>
+        <w:t xml:space="preserve">23 y 24/09/2026: </w:t>
+      </w:r>
+      <w:r>
+        <w:rPr>
+          <w:rFonts w:ascii="IBM Plex Sans" w:cs="IBM Plex Sans" w:eastAsia="IBM Plex Sans" w:hAnsi="IBM Plex Sans"/>
+          <w:sz w:val="22"/>
+          <w:szCs w:val="22"/>
+          <w:rtl w:val="0"/>
+        </w:rPr>
+        <w:t xml:space="preserve">Se cambia el componente del Bloque D por el relé OptoMOS LCA110 (IXYS), del mismo tipo que el AQY212GH elegido el 08/09, que no llegó a comprarse: salida MOSFET, sin corriente mínima y con aislamiento entre el ESP32 y el telar. El LCA110 se consigue en el mercado local en encapsulado DIP de 6 patas, soporta 350 V y 120 mA, y se activa con 2 mA en su LED. Se prevén cuatro, uno por bobina.</w:t>
       </w:r>
     </w:p>
     <w:p>
@@ -5002,7 +5036,76 @@
           <w:szCs w:val="22"/>
           <w:rtl w:val="0"/>
         </w:rPr>
-        <w:t xml:space="preserve">11/10/2026: Con los datos de la planta (con agujero, el lector da la señal que activa la bobina; mientras la misma bobina se repite, el relé queda activo y la aguja va y vuelve) se definió la conexión final de los relés LCA110, la más segura: el relé en el lugar del lector, con una resistencia de protección en serie (220 Ω 2 W hasta 15 V o 470 Ω 3 W de 15 a 30 V) y una de 10 kΩ ½ W de la señal al negativo. Se actualizaron los diagramas, las guías y las planillas de componentes. La ficha técnica en PDF pasó a mostrar el telar con más detalle (con los alimentadores de trama), una llave por vuelta y una regla a escala, sin el modelo del telar ni el recuadro de instrucciones. Se escribió el paso a paso de conexión y puesta en marcha, con las cuatro plaquetas del gabinete y su cableado.</w:t>
+        <w:t xml:space="preserve">10/10/2026: </w:t>
+      </w:r>
+      <w:r>
+        <w:rPr>
+          <w:rFonts w:ascii="IBM Plex Sans" w:cs="IBM Plex Sans" w:eastAsia="IBM Plex Sans" w:hAnsi="IBM Plex Sans"/>
+          <w:sz w:val="22"/>
+          <w:szCs w:val="22"/>
+          <w:rtl w:val="0"/>
+        </w:rPr>
+        <w:t xml:space="preserve">Visita a la fábrica. Se probó todo el circuito del Nivel 2 en protoboard (el sensor de pasada y el relé de selección LCA110 con el ESP32) y funcionó. Se está haciendo la plaqueta para probar todo de manera correcta, y a la lista de componentes se suman otra plaqueta y tiras de pines (19 de 2, 6 de 5, 4 de 6 y 2 de 8). Surgieron pedidos para la aplicación, ya incorporados: cargar el peso del hilado y los metros de tela que alcanza a tejer, con el hilado usado, el restante y los metros que faltan en la ficha en PDF (que deja de mostrar las vueltas completas); una sola bobina por fila, porque en cada pasada entra una sola trama; una herramienta para intercalar bobinas (por ejemplo 1, 3 y 2, repetidas hasta 120 pasadas); y que en el celular el teclado no se cierre al cargar las pasadas de cada fila.</w:t>
+      </w:r>
+    </w:p>
+    <w:p>
+      <w:pPr>
+        <w:jc w:val="both"/>
+        <w:rPr>
+          <w:rFonts w:ascii="IBM Plex Sans" w:cs="IBM Plex Sans" w:eastAsia="IBM Plex Sans" w:hAnsi="IBM Plex Sans"/>
+          <w:sz w:val="22"/>
+          <w:szCs w:val="22"/>
+        </w:rPr>
+      </w:pPr>
+      <w:r>
+        <w:rPr>
+          <w:rFonts w:ascii="IBM Plex Sans" w:cs="IBM Plex Sans" w:eastAsia="IBM Plex Sans" w:hAnsi="IBM Plex Sans"/>
+          <w:b w:val="1"/>
+          <w:bCs w:val="1"/>
+          <w:sz w:val="22"/>
+          <w:szCs w:val="22"/>
+          <w:rtl w:val="0"/>
+        </w:rPr>
+        <w:t xml:space="preserve">11/10/2026: </w:t>
+      </w:r>
+      <w:r>
+        <w:rPr>
+          <w:rFonts w:ascii="IBM Plex Sans" w:cs="IBM Plex Sans" w:eastAsia="IBM Plex Sans" w:hAnsi="IBM Plex Sans"/>
+          <w:sz w:val="22"/>
+          <w:szCs w:val="22"/>
+          <w:rtl w:val="0"/>
+        </w:rPr>
+        <w:t xml:space="preserve">Con los datos de la planta (con agujero, el lector da la señal que activa la bobina; mientras la misma bobina se repite, el relé queda activo y la aguja va y vuelve) se definió la conexión final de los relés LCA110, la más segura: el relé en el lugar del lector, con una resistencia de protección en serie (220 Ω 2 W hasta 15 V o 470 Ω 3 W de 15 a 30 V) y una de 10 kΩ ½ W de la señal al negativo. Se actualizaron los diagramas, las guías y las planillas de componentes. La ficha técnica en PDF pasó a mostrar el telar con más detalle (con los alimentadores de trama), una llave por vuelta y una regla a escala, sin el modelo del telar ni el recuadro de instrucciones. Se escribió el paso a paso de conexión y puesta en marcha, con las cuatro plaquetas del gabinete y su cableado.</w:t>
+      </w:r>
+    </w:p>
+    <w:p>
+      <w:pPr>
+        <w:jc w:val="both"/>
+        <w:rPr>
+          <w:rFonts w:ascii="IBM Plex Sans" w:cs="IBM Plex Sans" w:eastAsia="IBM Plex Sans" w:hAnsi="IBM Plex Sans"/>
+          <w:sz w:val="22"/>
+          <w:szCs w:val="22"/>
+        </w:rPr>
+      </w:pPr>
+      <w:r>
+        <w:rPr>
+          <w:rFonts w:ascii="IBM Plex Sans" w:cs="IBM Plex Sans" w:eastAsia="IBM Plex Sans" w:hAnsi="IBM Plex Sans"/>
+          <w:b w:val="1"/>
+          <w:bCs w:val="1"/>
+          <w:sz w:val="22"/>
+          <w:szCs w:val="22"/>
+          <w:rtl w:val="0"/>
+        </w:rPr>
+        <w:t xml:space="preserve">14/10/2026: </w:t>
+      </w:r>
+      <w:r>
+        <w:rPr>
+          <w:rFonts w:ascii="IBM Plex Sans" w:cs="IBM Plex Sans" w:eastAsia="IBM Plex Sans" w:hAnsi="IBM Plex Sans"/>
+          <w:sz w:val="22"/>
+          <w:szCs w:val="22"/>
+          <w:rtl w:val="0"/>
+        </w:rPr>
+        <w:t xml:space="preserve">Se separó el sensado de la botonera en una plaqueta propia, impresa (la plaqueta 5), que se une a la principal por el conector J4 (3,3 V, GND y GPIO 32, 33 y 34): el gabinete pasa a tener cinco plaquetas. Cada canal de sensado lleva un capacitor de 22 µF 50 V después del puente, que mantiene encendido el LED del optoacoplador entre semiciclos (sin él, se apagaría 100 veces por segundo y saldrían avisos solos); con ese valor, el botón tiene que mantenerse apretado entre 0,15 y 0,25 s para registrarse. El firmware descarta los avisos cuando dos o más canales de la botonera bajan juntos (dentro de 150 ms), que es lo que pasa al prender el telar con el gabinete encendido. Se hizo además una revisión completa del código, los documentos, las planillas y los diagramas.</w:t>
       </w:r>
     </w:p>
     <w:sectPr>

--- a/documentacion_proyecto/Bitácora.docx
+++ b/documentacion_proyecto/Bitácora.docx
@@ -1199,7 +1199,7 @@
           <w:szCs w:val="22"/>
           <w:rtl w:val="0"/>
         </w:rPr>
-        <w:t xml:space="preserve">Se conecta a la red Wi-Fi y le consulta al backend, constantemente, en qué estado debería estar el telar (tejiendo o detenido). Compara ese estado deseado con el estado actual de la máquina.</w:t>
+        <w:t xml:space="preserve">Se conecta a la red Wi-Fi y le consulta al backend, constantemente, en qué estado debería estar el telar (tejiendo o detenido). Compara ese estado deseado con el de la consulta anterior.</w:t>
       </w:r>
     </w:p>
     <w:p>
@@ -1372,6 +1372,39 @@
           <w:rtl w:val="0"/>
         </w:rPr>
         <w:t xml:space="preserve">cuando desde la web se detiene la producción, el ESP32 envía un pulso al relé de Pausa y la máquina se detiene.</w:t>
+      </w:r>
+    </w:p>
+    <w:p>
+      <w:pPr>
+        <w:numPr>
+          <w:ilvl w:val="0"/>
+          <w:numId w:val="7"/>
+        </w:numPr>
+        <w:ind w:left="360" w:hanging="360"/>
+        <w:rPr>
+          <w:sz w:val="22"/>
+          <w:szCs w:val="22"/>
+        </w:rPr>
+      </w:pPr>
+      <w:r>
+        <w:rPr>
+          <w:rFonts w:ascii="IBM Plex Sans" w:cs="IBM Plex Sans" w:eastAsia="IBM Plex Sans" w:hAnsi="IBM Plex Sans"/>
+          <w:b w:val="1"/>
+          <w:bCs w:val="1"/>
+          <w:sz w:val="22"/>
+          <w:szCs w:val="22"/>
+          <w:rtl w:val="0"/>
+        </w:rPr>
+        <w:t xml:space="preserve">Retroceder: </w:t>
+      </w:r>
+      <w:r>
+        <w:rPr>
+          <w:rFonts w:ascii="IBM Plex Sans" w:cs="IBM Plex Sans" w:eastAsia="IBM Plex Sans" w:hAnsi="IBM Plex Sans"/>
+          <w:sz w:val="22"/>
+          <w:szCs w:val="22"/>
+          <w:rtl w:val="0"/>
+        </w:rPr>
+        <w:t xml:space="preserve">cada pedido de Retroceder desde la web se traduce en un pulso en su relé, siempre después de la Pausa.</w:t>
       </w:r>
     </w:p>
     <w:p>

--- a/documentacion_proyecto/Bitácora.docx
+++ b/documentacion_proyecto/Bitácora.docx
@@ -4898,7 +4898,7 @@
           <w:szCs w:val="22"/>
           <w:rtl w:val="0"/>
         </w:rPr>
-        <w:t xml:space="preserve">Reunión interna del equipo para continuar con el armado del hardware. Se montó el nodo de control dentro del gabinete IP65: el microcontrolador, los tres módulos de relé, la etapa de sensado con sus optoacopladores y la fuente propia con el fusible de línea, todo sobre la placa perforada y fijado al fondo de la caja. Se colocaron los prensacables y se dejó pasado el cable multifilar de seis conductores que va hacia la botonera del telar. Con esto el Bloque A queda listo para llevar a la planta, a la espera de las mediciones que hay que hacer sobre la máquina.</w:t>
+        <w:t xml:space="preserve">Reunión interna del equipo para continuar con el armado del hardware. Se montó el nodo de control dentro del gabinete IP65: el microcontrolador, los dos módulos de relé (tres relés en total), la etapa de sensado con sus optoacopladores y la fuente propia con el fusible de línea, todo sobre la placa perforada y fijado al fondo de la caja. Se colocaron los prensacables y se dejó pasado el cable multifilar de seis conductores que va hacia la botonera del telar. Con esto el Bloque A queda listo para llevar a la planta, a la espera de las mediciones que hay que hacer sobre la máquina.</w:t>
       </w:r>
     </w:p>
     <w:p>

--- a/documentacion_proyecto/Bitácora.docx
+++ b/documentacion_proyecto/Bitácora.docx
@@ -5139,6 +5139,48 @@
           <w:rtl w:val="0"/>
         </w:rPr>
         <w:t xml:space="preserve">Se separó el sensado de la botonera en una plaqueta propia, impresa (la plaqueta 5), que se une a la principal por el conector J4 (3,3 V, GND y GPIO 32, 33 y 34): el gabinete pasa a tener cinco plaquetas. Cada canal de sensado lleva un capacitor de 22 µF 50 V después del puente, que mantiene encendido el LED del optoacoplador entre semiciclos (sin él, se apagaría 100 veces por segundo y saldrían avisos solos); con ese valor, el botón tiene que mantenerse apretado entre 0,15 y 0,25 s para registrarse. El firmware descarta los avisos cuando dos o más canales de la botonera bajan juntos (dentro de 150 ms), que es lo que pasa al prender el telar con el gabinete encendido. Se hizo además una revisión completa del código, los documentos, las planillas y los diagramas.</w:t>
+      </w:r>
+    </w:p>
+    <w:p>
+      <w:pPr>
+        <w:jc w:val="both"/>
+        <w:rPr>
+          <w:rFonts w:ascii="IBM Plex Sans" w:cs="IBM Plex Sans" w:eastAsia="IBM Plex Sans" w:hAnsi="IBM Plex Sans"/>
+          <w:sz w:val="22"/>
+          <w:szCs w:val="22"/>
+        </w:rPr>
+      </w:pPr>
+      <w:r>
+        <w:rPr>
+          <w:rFonts w:ascii="IBM Plex Sans" w:cs="IBM Plex Sans" w:eastAsia="IBM Plex Sans" w:hAnsi="IBM Plex Sans"/>
+          <w:b w:val="1"/>
+          <w:bCs w:val="1"/>
+          <w:sz w:val="22"/>
+          <w:szCs w:val="22"/>
+          <w:rtl w:val="0"/>
+        </w:rPr>
+        <w:t xml:space="preserve">16/10/2026: Se armó el resumen de las conexiones de las cinco plaquetas para quien las arma (Conexiones_de_las_plaquetas.docx): qué lleva cada plaqueta, los conectores J1 a J4 y las borneras B1 a B3, el mapa de pines del ESP32 y la conexión pata por pata. Al revisar el diseño en curso en Proteus se marcaron seis correcciones: los relés LCA110 van en los GPIO 18, 19, 21 y 22; los capacitores del sensado, de 22 µF 50 V; el sensor se alimenta del telar, sin bornera aparte; los LCA110 van en zócalos DIP-6; la bornera de cada botón es doble, y el capacitor de la entrada de 5 V es de 470 µF. También se reorganizó el Gantt con las fechas reales: 166 tareas en 8 etapas, sin tareas repetidas, con la presentación a los profesores el 04/11/2026.</w:t>
+      </w:r>
+    </w:p>
+    <w:p>
+      <w:pPr>
+        <w:jc w:val="both"/>
+        <w:rPr>
+          <w:rFonts w:ascii="IBM Plex Sans" w:cs="IBM Plex Sans" w:eastAsia="IBM Plex Sans" w:hAnsi="IBM Plex Sans"/>
+          <w:sz w:val="22"/>
+          <w:szCs w:val="22"/>
+        </w:rPr>
+      </w:pPr>
+      <w:r>
+        <w:rPr>
+          <w:rFonts w:ascii="IBM Plex Sans" w:cs="IBM Plex Sans" w:eastAsia="IBM Plex Sans" w:hAnsi="IBM Plex Sans"/>
+          <w:b w:val="1"/>
+          <w:bCs w:val="1"/>
+          <w:sz w:val="22"/>
+          <w:szCs w:val="22"/>
+          <w:rtl w:val="0"/>
+        </w:rPr>
+        <w:t xml:space="preserve">19/10/2026: La barra del editor muestra en qué pasada de la fila va el telar, por ejemplo «Fila 2 / 7 · pasada 45 de 120», y en un intercalado «pasada 57 de 120 del intercalado». Sirve para saber por qué parte del dibujo va la tela cuando una fila se teje muchas pasadas seguidas.</w:t>
       </w:r>
     </w:p>
     <w:sectPr>

--- a/documentacion_proyecto/Bitácora.docx
+++ b/documentacion_proyecto/Bitácora.docx
@@ -5180,7 +5180,7 @@
           <w:szCs w:val="22"/>
           <w:rtl w:val="0"/>
         </w:rPr>
-        <w:t xml:space="preserve">19/10/2026: La barra del editor muestra en qué pasada de la fila va el telar, por ejemplo «Fila 2 / 7 · pasada 45 de 120», y en un intercalado «pasada 57 de 120 del intercalado». Sirve para saber por qué parte del dibujo va la tela cuando una fila se teje muchas pasadas seguidas.</w:t>
+        <w:t xml:space="preserve">19/10/2026: La barra del editor muestra en qué pasada de la fila va el telar, por ejemplo «Fila 2 / 7 · pasada 45 de 120», y en un intercalado «pasada 57 de 120 del intercalado». Sirve para saber por qué parte del dibujo va la tela cuando una fila se teje muchas pasadas seguidas. Se fijó además el valor por hora de Electrónica (30 USD) y de Multimedios (27 USD), que no lo tenían: con eso el presupuesto pasa a $39.446.255 (costo $31.557.004 y ganancia $7.889.251), y en la planilla del Gantt cada renglón de la Estimación de Costos toma las horas y el valor de su propio rol.</w:t>
       </w:r>
     </w:p>
     <w:sectPr>

--- a/documentacion_proyecto/Bitácora.docx
+++ b/documentacion_proyecto/Bitácora.docx
@@ -5139,6 +5139,48 @@
           <w:rtl w:val="0"/>
         </w:rPr>
         <w:t xml:space="preserve">Se separó el sensado de la botonera en una plaqueta propia, impresa (la plaqueta 5), que se une a la principal por el conector J4 (3,3 V, GND y GPIO 32, 33 y 34): el gabinete pasa a tener cinco plaquetas. Cada canal de sensado lleva un capacitor de 22 µF 50 V después del puente, que mantiene encendido el LED del optoacoplador entre semiciclos (sin él, se apagaría 100 veces por segundo y saldrían avisos solos); con ese valor, el botón tiene que mantenerse apretado entre 0,15 y 0,25 s para registrarse. El firmware descarta los avisos cuando dos o más canales de la botonera bajan juntos (dentro de 150 ms), que es lo que pasa al prender el telar con el gabinete encendido. Se hizo además una revisión completa del código, los documentos, las planillas y los diagramas.</w:t>
+      </w:r>
+    </w:p>
+    <w:p>
+      <w:pPr>
+        <w:jc w:val="both"/>
+        <w:rPr>
+          <w:rFonts w:ascii="IBM Plex Sans" w:cs="IBM Plex Sans" w:eastAsia="IBM Plex Sans" w:hAnsi="IBM Plex Sans"/>
+          <w:sz w:val="22"/>
+          <w:szCs w:val="22"/>
+        </w:rPr>
+      </w:pPr>
+      <w:r>
+        <w:rPr>
+          <w:rFonts w:ascii="IBM Plex Sans" w:cs="IBM Plex Sans" w:eastAsia="IBM Plex Sans" w:hAnsi="IBM Plex Sans"/>
+          <w:b w:val="1"/>
+          <w:bCs w:val="1"/>
+          <w:sz w:val="22"/>
+          <w:szCs w:val="22"/>
+          <w:rtl w:val="0"/>
+        </w:rPr>
+        <w:t xml:space="preserve">16/10/2026: Se armó el resumen de las conexiones de las cinco plaquetas para quien las arma (Conexiones_de_las_plaquetas.docx): qué lleva cada plaqueta, los conectores J1 a J4 y las borneras B1 a B3, el mapa de pines del ESP32 y la conexión pata por pata. Al revisar el diseño en curso en Proteus se marcaron seis correcciones: los relés LCA110 van en los GPIO 18, 19, 21 y 22; los capacitores del sensado, de 22 µF 50 V; el sensor se alimenta del telar, sin bornera aparte; los LCA110 van en zócalos DIP-6; la bornera de cada botón es doble, y el capacitor de la entrada de 5 V es de 470 µF. También se reorganizó el Gantt con las fechas reales: 166 tareas en 8 etapas, sin tareas repetidas, con la presentación a los profesores el 04/11/2026.</w:t>
+      </w:r>
+    </w:p>
+    <w:p>
+      <w:pPr>
+        <w:jc w:val="both"/>
+        <w:rPr>
+          <w:rFonts w:ascii="IBM Plex Sans" w:cs="IBM Plex Sans" w:eastAsia="IBM Plex Sans" w:hAnsi="IBM Plex Sans"/>
+          <w:sz w:val="22"/>
+          <w:szCs w:val="22"/>
+        </w:rPr>
+      </w:pPr>
+      <w:r>
+        <w:rPr>
+          <w:rFonts w:ascii="IBM Plex Sans" w:cs="IBM Plex Sans" w:eastAsia="IBM Plex Sans" w:hAnsi="IBM Plex Sans"/>
+          <w:b w:val="1"/>
+          <w:bCs w:val="1"/>
+          <w:sz w:val="22"/>
+          <w:szCs w:val="22"/>
+          <w:rtl w:val="0"/>
+        </w:rPr>
+        <w:t xml:space="preserve">19/10/2026: La barra del editor muestra en qué pasada de la fila va el telar, por ejemplo «Fila 2 / 7 · pasada 45 de 120», y en un intercalado «pasada 57 de 120 del intercalado». Sirve para saber por qué parte del dibujo va la tela cuando una fila se teje muchas pasadas seguidas. Se fijó además el valor por hora de Electrónica (30 USD) y de Multimedios (27 USD), que no lo tenían: con eso el presupuesto pasa a $39.446.255 (costo $31.557.004 y ganancia $7.889.251), y en la planilla del Gantt cada renglón de la Estimación de Costos toma las horas y el valor de su propio rol.</w:t>
       </w:r>
     </w:p>
     <w:sectPr>

--- a/documentacion_proyecto/Bitácora.docx
+++ b/documentacion_proyecto/Bitácora.docx
@@ -5181,6 +5181,27 @@
           <w:rtl w:val="0"/>
         </w:rPr>
         <w:t xml:space="preserve">19/10/2026: La barra del editor muestra en qué pasada de la fila va el telar, por ejemplo «Fila 2 / 7 · pasada 45 de 120», y en un intercalado «pasada 57 de 120 del intercalado». Sirve para saber por qué parte del dibujo va la tela cuando una fila se teje muchas pasadas seguidas. Se fijó además el valor por hora de Electrónica (30 USD) y de Multimedios (27 USD), que no lo tenían: con eso el presupuesto pasa a $39.446.255 (costo $31.557.004 y ganancia $7.889.251), y en la planilla del Gantt cada renglón de la Estimación de Costos toma las horas y el valor de su propio rol.</w:t>
+      </w:r>
+    </w:p>
+    <w:p>
+      <w:pPr>
+        <w:jc w:val="both"/>
+        <w:rPr>
+          <w:rFonts w:ascii="IBM Plex Sans" w:cs="IBM Plex Sans" w:eastAsia="IBM Plex Sans" w:hAnsi="IBM Plex Sans"/>
+          <w:sz w:val="22"/>
+          <w:szCs w:val="22"/>
+        </w:rPr>
+      </w:pPr>
+      <w:r>
+        <w:rPr>
+          <w:rFonts w:ascii="IBM Plex Sans" w:cs="IBM Plex Sans" w:eastAsia="IBM Plex Sans" w:hAnsi="IBM Plex Sans"/>
+          <w:b w:val="1"/>
+          <w:bCs w:val="1"/>
+          <w:sz w:val="22"/>
+          <w:szCs w:val="22"/>
+          <w:rtl w:val="0"/>
+        </w:rPr>
+        <w:t xml:space="preserve">20/10/2026: Se sumaron dos funciones a la aplicación. El modo solo sensado: un interruptor en la barra de estado del editor apaga y prende el control del telar desde la página. Apagado, la página no arranca, no pausa ni retrocede la máquina (el backend rechaza las órdenes y el ESP32 no acciona ningún relé, aunque cambie el estado), ▶ solo carga el dibujo y la máquina arranca con Marcha en la botonera; el sensado de la botonera y del sensor sigue igual y la página lleva la cuenta. La vista para clientes: cada dibujo puede tener una clave (TEJ-XXXX-XXXX), que el operario genera desde la ficha del dibujo; con «Soy cliente: ver mi tejido» el cliente entra y ve solo ese tejido, sin controles: si se está tejiendo, por qué fila y pasada va, los metros, cuánto lleva de su pedido y la vista previa de la tela. La clave se guarda con hash y cifrada, y generar una nueva invalida la anterior. Se agregaron las migraciones 023 y 024 (la base pasa a diez tablas) y se actualizaron los manuales, la documentación, los diagramas de la base y las capturas.</w:t>
       </w:r>
     </w:p>
     <w:sectPr>

--- a/documentacion_proyecto/Bitácora.docx
+++ b/documentacion_proyecto/Bitácora.docx
@@ -5180,7 +5180,7 @@
           <w:szCs w:val="22"/>
           <w:rtl w:val="0"/>
         </w:rPr>
-        <w:t xml:space="preserve">19/10/2026: La barra del editor muestra en qué pasada de la fila va el telar, por ejemplo «Fila 2 / 7 · pasada 45 de 120», y en un intercalado «pasada 57 de 120 del intercalado». Sirve para saber por qué parte del dibujo va la tela cuando una fila se teje muchas pasadas seguidas. Se fijó además el valor por hora de Electrónica (30 USD) y de Multimedios (27 USD), que no lo tenían: con eso el presupuesto pasa a $39.446.255 (costo $31.557.004 y ganancia $7.889.251), y en la planilla del Gantt cada renglón de la Estimación de Costos toma las horas y el valor de su propio rol.</w:t>
+        <w:t xml:space="preserve">17/10/2026: Visita a la fábrica para probar el Nivel 2 en el telar, todavía armado en protoboard. Se midió la alimentación del lector óptico: da entre 15 y 30 V, así que la resistencia de protección de cada canal es la de 470 Ω 3 W. Se conectó y se calibró el sensor de pasada, que cuenta las pasadas de la máquina, y se conectó el primer canal de los relés LCA110 en el lugar del lector, con la conexión final: seleccionó bien. Quedan los otros tres canales, pasar el armado a las plaquetas soldadas (en curso) e instalar el gabinete en la planta.</w:t>
       </w:r>
     </w:p>
     <w:p>
@@ -5201,7 +5201,28 @@
           <w:szCs w:val="22"/>
           <w:rtl w:val="0"/>
         </w:rPr>
-        <w:t xml:space="preserve">20/10/2026: Se sumaron dos funciones a la aplicación. El modo solo sensado: un interruptor en la barra de estado del editor apaga y prende el control del telar desde la página. Apagado, la página no arranca, no pausa ni retrocede la máquina (el backend rechaza las órdenes y el ESP32 no acciona ningún relé, aunque cambie el estado), ▶ solo carga el dibujo y la máquina arranca con Marcha en la botonera; el sensado de la botonera y del sensor sigue igual y la página lleva la cuenta. La vista para clientes: cada dibujo puede tener una clave (TEJ-XXXX-XXXX), que el operario genera desde la ficha del dibujo; con «Soy cliente: ver mi tejido» el cliente entra y ve solo ese tejido, sin controles: si se está tejiendo, por qué fila y pasada va, los metros, cuánto lleva de su pedido y la vista previa de la tela. La clave se guarda con hash y cifrada, y generar una nueva invalida la anterior. Se agregaron las migraciones 023 y 024 (la base pasa a diez tablas) y se actualizaron los manuales, la documentación, los diagramas de la base y las capturas.</w:t>
+        <w:t xml:space="preserve">19/10/2026: La barra del editor muestra en qué pasada de la fila va el telar, por ejemplo «Fila 2 / 7 · pasada 45 de 120», y en un intercalado «pasada 57 de 120 del intercalado». Sirve para saber por qué parte del dibujo va la tela cuando una fila se teje muchas pasadas seguidas. Se fijó además el valor por hora de Electrónica (30 USD) y de Multimedios (27 USD), que no lo tenían: con eso el presupuesto pasa a $39.446.255 (costo $31.557.004 y ganancia $7.889.251), y en la planilla del Gantt cada renglón de la Estimación de Costos toma las horas y el valor de su propio rol.</w:t>
+      </w:r>
+    </w:p>
+    <w:p>
+      <w:pPr>
+        <w:jc w:val="both"/>
+        <w:rPr>
+          <w:rFonts w:ascii="IBM Plex Sans" w:cs="IBM Plex Sans" w:eastAsia="IBM Plex Sans" w:hAnsi="IBM Plex Sans"/>
+          <w:sz w:val="22"/>
+          <w:szCs w:val="22"/>
+        </w:rPr>
+      </w:pPr>
+      <w:r>
+        <w:rPr>
+          <w:rFonts w:ascii="IBM Plex Sans" w:cs="IBM Plex Sans" w:eastAsia="IBM Plex Sans" w:hAnsi="IBM Plex Sans"/>
+          <w:b w:val="1"/>
+          <w:bCs w:val="1"/>
+          <w:sz w:val="22"/>
+          <w:szCs w:val="22"/>
+          <w:rtl w:val="0"/>
+        </w:rPr>
+        <w:t xml:space="preserve">20/10/2026: Se sumaron dos funciones a la aplicación. El modo solo sensado: un interruptor en la barra de estado del editor apaga y prende el control del telar desde la página. Apagado, la página no arranca, no pausa ni retrocede la máquina (el backend rechaza las órdenes y el ESP32 no acciona ningún relé, aunque cambie el estado), ▶ solo carga el dibujo y la máquina arranca con Marcha en la botonera; el sensado de la botonera y del sensor sigue igual y la página lleva la cuenta. La vista para clientes: cada dibujo puede tener una clave (TEJ-XXXX-XXXX), que el operario genera desde la ficha del dibujo; con «Soy cliente: ver mi tejido» el cliente entra y ve solo ese tejido, sin controles: si se está tejiendo, por qué fila y pasada va, los metros, cuánto lleva de su pedido y la vista previa de la tela. La clave se guarda con hash y cifrada, y generar una nueva invalida la anterior. Se agregaron las migraciones 023 y 024 (la base pasa a diez tablas) y se actualizaron los manuales, la documentación, los diagramas de la base y las capturas. En el Gantt se sumaron las tareas de las dos funciones (7,12 a 7,14) y se registró lo hecho el 17/10: quedan 169 tareas y 643 horas, y con ellas el presupuesto pasa a $40.095.441 (costo $32.076.353 y ganancia $8.019.088).</w:t>
       </w:r>
     </w:p>
     <w:sectPr>

--- a/documentacion_proyecto/Bitácora.docx
+++ b/documentacion_proyecto/Bitácora.docx
@@ -1654,7 +1654,7 @@
           <w:szCs w:val="22"/>
           <w:rtl w:val="0"/>
         </w:rPr>
-        <w:t xml:space="preserve">Reemplazar a la máquina lectora significa que el sistema no solo dé Marcha, sino que le entregue al telar la secuencia completa del dibujo (qué bobina se activa en cada pasada), ocupando el lugar de la cinta perforada. En este telar, la secuencia la lee un lector óptico sobre una cinta de papel perforada: con agujero, el lector da la señal que activa la bobina de selección de esa pasada. Llegar al Nivel 2 implica que esa señal la dé el sistema: un relé LCA110 en el lugar de cada lector óptico, comandado por el ESP32 con la secuencia que recibe del backend, y un sensor inductivo que cuenta las pasadas. Es un proyecto de hardware en sí mismo, y es el que se está desarrollando actualmente: se probó en protoboard el 10/10/2026 y se está armando la plaqueta.</w:t>
+        <w:t xml:space="preserve">Reemplazar a la máquina lectora significa que el sistema no solo dé Marcha, sino que le entregue al telar la secuencia completa del dibujo (qué bobina se activa en cada pasada), ocupando el lugar de la cinta perforada. En este telar, la secuencia la lee un lector óptico sobre una cinta de papel perforada: con agujero, el lector da la señal que activa la bobina de selección de esa pasada. Llegar al Nivel 2 implica que esa señal la dé el sistema: un relé LCA110 en el lugar de cada lector óptico, comandado por el ESP32 con la secuencia que recibe del backend, y un sensor inductivo que cuenta las pasadas. Es un proyecto de hardware en sí mismo, y es el que se está desarrollando actualmente: se probó en protoboard el 10/10/2026 y en el telar el 17/10/2026 (el sensor de pasada y el primer canal), y se están armando las plaquetas.</w:t>
       </w:r>
     </w:p>
     <w:p>

--- a/documentacion_proyecto/Bitácora.docx
+++ b/documentacion_proyecto/Bitácora.docx
@@ -44,6 +44,7 @@
     <w:p>
       <w:pPr>
         <w:pStyle w:val="Heading1"/>
+        <w:keepNext/>
         <w:rPr>
           <w:rFonts w:ascii="Questrial" w:cs="Questrial" w:eastAsia="Questrial" w:hAnsi="Questrial"/>
           <w:sz w:val="24"/>
@@ -81,6 +82,7 @@
     <w:p>
       <w:pPr>
         <w:pStyle w:val="Heading2"/>
+        <w:keepNext/>
         <w:rPr>
           <w:rFonts w:ascii="Questrial" w:cs="Questrial" w:eastAsia="Questrial" w:hAnsi="Questrial"/>
           <w:sz w:val="22"/>
@@ -118,6 +120,7 @@
     <w:p>
       <w:pPr>
         <w:pStyle w:val="Heading2"/>
+        <w:keepNext/>
         <w:rPr>
           <w:rFonts w:ascii="Questrial" w:cs="Questrial" w:eastAsia="Questrial" w:hAnsi="Questrial"/>
           <w:sz w:val="22"/>
@@ -298,6 +301,7 @@
     <w:p>
       <w:pPr>
         <w:pStyle w:val="Heading2"/>
+        <w:keepNext/>
         <w:rPr>
           <w:rFonts w:ascii="Questrial" w:cs="Questrial" w:eastAsia="Questrial" w:hAnsi="Questrial"/>
           <w:sz w:val="22"/>
@@ -455,6 +459,7 @@
     <w:p>
       <w:pPr>
         <w:pStyle w:val="Heading2"/>
+        <w:keepNext/>
         <w:rPr>
           <w:rFonts w:ascii="Questrial" w:cs="Questrial" w:eastAsia="Questrial" w:hAnsi="Questrial"/>
           <w:sz w:val="22"/>
@@ -491,6 +496,7 @@
     </w:p>
     <w:p>
       <w:pPr>
+        <w:keepNext/>
         <w:rPr>
           <w:rFonts w:ascii="IBM Plex Sans" w:cs="IBM Plex Sans" w:eastAsia="IBM Plex Sans" w:hAnsi="IBM Plex Sans"/>
           <w:i w:val="1"/>
@@ -674,6 +680,7 @@
     </w:p>
     <w:p>
       <w:pPr>
+        <w:keepNext/>
         <w:rPr>
           <w:rFonts w:ascii="IBM Plex Sans" w:cs="IBM Plex Sans" w:eastAsia="IBM Plex Sans" w:hAnsi="IBM Plex Sans"/>
           <w:i w:val="1"/>
@@ -835,6 +842,7 @@
     <w:p>
       <w:pPr>
         <w:pStyle w:val="Heading2"/>
+        <w:keepNext/>
         <w:rPr>
           <w:rFonts w:ascii="Questrial" w:cs="Questrial" w:eastAsia="Questrial" w:hAnsi="Questrial"/>
           <w:sz w:val="22"/>
@@ -1070,6 +1078,7 @@
     <w:p>
       <w:pPr>
         <w:pStyle w:val="Heading2"/>
+        <w:keepNext/>
         <w:rPr>
           <w:rFonts w:ascii="Questrial" w:cs="Questrial" w:eastAsia="Questrial" w:hAnsi="Questrial"/>
           <w:sz w:val="22"/>
@@ -1089,6 +1098,7 @@
     <w:p>
       <w:pPr>
         <w:pStyle w:val="Heading3"/>
+        <w:keepNext/>
         <w:rPr>
           <w:rFonts w:ascii="Questrial" w:cs="Questrial" w:eastAsia="Questrial" w:hAnsi="Questrial"/>
           <w:sz w:val="22"/>
@@ -1126,6 +1136,7 @@
     <w:p>
       <w:pPr>
         <w:pStyle w:val="Heading3"/>
+        <w:keepNext/>
         <w:rPr>
           <w:rFonts w:ascii="Questrial" w:cs="Questrial" w:eastAsia="Questrial" w:hAnsi="Questrial"/>
           <w:sz w:val="22"/>
@@ -1163,6 +1174,7 @@
     <w:p>
       <w:pPr>
         <w:pStyle w:val="Heading3"/>
+        <w:keepNext/>
         <w:rPr>
           <w:rFonts w:ascii="Questrial" w:cs="Questrial" w:eastAsia="Questrial" w:hAnsi="Questrial"/>
           <w:sz w:val="22"/>
@@ -1274,6 +1286,7 @@
     <w:p>
       <w:pPr>
         <w:pStyle w:val="Heading3"/>
+        <w:keepNext/>
         <w:rPr>
           <w:rFonts w:ascii="Questrial" w:cs="Questrial" w:eastAsia="Questrial" w:hAnsi="Questrial"/>
           <w:sz w:val="22"/>
@@ -1428,6 +1441,7 @@
     <w:p>
       <w:pPr>
         <w:pStyle w:val="Heading2"/>
+        <w:keepNext/>
         <w:rPr>
           <w:rFonts w:ascii="Questrial" w:cs="Questrial" w:eastAsia="Questrial" w:hAnsi="Questrial"/>
           <w:sz w:val="22"/>
@@ -1465,6 +1479,7 @@
     <w:p>
       <w:pPr>
         <w:pStyle w:val="Heading3"/>
+        <w:keepNext/>
         <w:rPr>
           <w:rFonts w:ascii="Questrial" w:cs="Questrial" w:eastAsia="Questrial" w:hAnsi="Questrial"/>
           <w:sz w:val="22"/>
@@ -1483,6 +1498,7 @@
     </w:p>
     <w:p>
       <w:pPr>
+        <w:keepNext/>
         <w:rPr>
           <w:rFonts w:ascii="IBM Plex Sans" w:cs="IBM Plex Sans" w:eastAsia="IBM Plex Sans" w:hAnsi="IBM Plex Sans"/>
           <w:sz w:val="22"/>
@@ -1586,6 +1602,7 @@
     <w:p>
       <w:pPr>
         <w:pStyle w:val="Heading3"/>
+        <w:keepNext/>
         <w:rPr>
           <w:rFonts w:ascii="Questrial" w:cs="Questrial" w:eastAsia="Questrial" w:hAnsi="Questrial"/>
           <w:sz w:val="22"/>
@@ -1623,6 +1640,7 @@
     <w:p>
       <w:pPr>
         <w:pStyle w:val="Heading3"/>
+        <w:keepNext/>
         <w:rPr>
           <w:rFonts w:ascii="Questrial" w:cs="Questrial" w:eastAsia="Questrial" w:hAnsi="Questrial"/>
           <w:sz w:val="22"/>
@@ -1660,6 +1678,7 @@
     <w:p>
       <w:pPr>
         <w:pStyle w:val="Heading3"/>
+        <w:keepNext/>
         <w:rPr>
           <w:rFonts w:ascii="Questrial" w:cs="Questrial" w:eastAsia="Questrial" w:hAnsi="Questrial"/>
           <w:sz w:val="22"/>
@@ -1752,6 +1771,7 @@
     <w:p>
       <w:pPr>
         <w:pStyle w:val="Heading1"/>
+        <w:keepNext/>
         <w:rPr>
           <w:rFonts w:ascii="Questrial" w:cs="Questrial" w:eastAsia="Questrial" w:hAnsi="Questrial"/>
           <w:sz w:val="24"/>
@@ -1777,10 +1797,10 @@
         <w:tblLook w:val="0400"/>
       </w:tblPr>
       <w:tblGrid>
-        <w:gridCol w:w="2209"/>
-        <w:gridCol w:w="2209"/>
-        <w:gridCol w:w="2209"/>
-        <w:gridCol w:w="2209"/>
+        <w:gridCol w:w="1656"/>
+        <w:gridCol w:w="2663"/>
+        <w:gridCol w:w="3064"/>
+        <w:gridCol w:w="1453"/>
         <w:tblGridChange w:id="0">
           <w:tblGrid>
             <w:gridCol w:w="2209"/>
@@ -1792,12 +1812,14 @@
       </w:tblGrid>
       <w:tr>
         <w:trPr>
-          <w:cantSplit w:val="0"/>
+          <w:cantSplit/>
           <w:trHeight w:val="876.5234375" w:hRule="atLeast"/>
           <w:tblHeader w:val="0"/>
         </w:trPr>
         <w:tc>
-          <w:tcPr/>
+          <w:tcPr>
+            <w:tcW w:type="dxa" w:w="1656"/>
+          </w:tcPr>
           <w:p>
             <w:pPr>
               <w:rPr>
@@ -1818,7 +1840,9 @@
           </w:p>
         </w:tc>
         <w:tc>
-          <w:tcPr/>
+          <w:tcPr>
+            <w:tcW w:type="dxa" w:w="2663"/>
+          </w:tcPr>
           <w:p>
             <w:pPr>
               <w:rPr>
@@ -1839,7 +1863,9 @@
           </w:p>
         </w:tc>
         <w:tc>
-          <w:tcPr/>
+          <w:tcPr>
+            <w:tcW w:type="dxa" w:w="3064"/>
+          </w:tcPr>
           <w:p>
             <w:pPr>
               <w:rPr>
@@ -1860,7 +1886,9 @@
           </w:p>
         </w:tc>
         <w:tc>
-          <w:tcPr/>
+          <w:tcPr>
+            <w:tcW w:type="dxa" w:w="1453"/>
+          </w:tcPr>
           <w:p>
             <w:pPr>
               <w:rPr>
@@ -1883,11 +1911,13 @@
       </w:tr>
       <w:tr>
         <w:trPr>
-          <w:cantSplit w:val="0"/>
+          <w:cantSplit/>
           <w:tblHeader w:val="0"/>
         </w:trPr>
         <w:tc>
-          <w:tcPr/>
+          <w:tcPr>
+            <w:tcW w:type="dxa" w:w="1656"/>
+          </w:tcPr>
           <w:p>
             <w:pPr>
               <w:rPr>
@@ -1908,7 +1938,9 @@
           </w:p>
         </w:tc>
         <w:tc>
-          <w:tcPr/>
+          <w:tcPr>
+            <w:tcW w:type="dxa" w:w="2663"/>
+          </w:tcPr>
           <w:p>
             <w:pPr>
               <w:rPr>
@@ -1929,7 +1961,9 @@
           </w:p>
         </w:tc>
         <w:tc>
-          <w:tcPr/>
+          <w:tcPr>
+            <w:tcW w:type="dxa" w:w="3064"/>
+          </w:tcPr>
           <w:p>
             <w:pPr>
               <w:rPr>
@@ -1950,7 +1984,9 @@
           </w:p>
         </w:tc>
         <w:tc>
-          <w:tcPr/>
+          <w:tcPr>
+            <w:tcW w:type="dxa" w:w="1453"/>
+          </w:tcPr>
           <w:p>
             <w:pPr>
               <w:rPr>
@@ -1973,11 +2009,13 @@
       </w:tr>
       <w:tr>
         <w:trPr>
-          <w:cantSplit w:val="0"/>
+          <w:cantSplit/>
           <w:tblHeader w:val="0"/>
         </w:trPr>
         <w:tc>
-          <w:tcPr/>
+          <w:tcPr>
+            <w:tcW w:type="dxa" w:w="1656"/>
+          </w:tcPr>
           <w:p>
             <w:pPr>
               <w:rPr>
@@ -1998,7 +2036,9 @@
           </w:p>
         </w:tc>
         <w:tc>
-          <w:tcPr/>
+          <w:tcPr>
+            <w:tcW w:type="dxa" w:w="2663"/>
+          </w:tcPr>
           <w:p>
             <w:pPr>
               <w:rPr>
@@ -2019,7 +2059,9 @@
           </w:p>
         </w:tc>
         <w:tc>
-          <w:tcPr/>
+          <w:tcPr>
+            <w:tcW w:type="dxa" w:w="3064"/>
+          </w:tcPr>
           <w:p>
             <w:pPr>
               <w:rPr>
@@ -2040,7 +2082,9 @@
           </w:p>
         </w:tc>
         <w:tc>
-          <w:tcPr/>
+          <w:tcPr>
+            <w:tcW w:type="dxa" w:w="1453"/>
+          </w:tcPr>
           <w:p>
             <w:pPr>
               <w:rPr>
@@ -2063,11 +2107,13 @@
       </w:tr>
       <w:tr>
         <w:trPr>
-          <w:cantSplit w:val="0"/>
+          <w:cantSplit/>
           <w:tblHeader w:val="0"/>
         </w:trPr>
         <w:tc>
-          <w:tcPr/>
+          <w:tcPr>
+            <w:tcW w:type="dxa" w:w="1656"/>
+          </w:tcPr>
           <w:p>
             <w:pPr>
               <w:rPr>
@@ -2088,7 +2134,9 @@
           </w:p>
         </w:tc>
         <w:tc>
-          <w:tcPr/>
+          <w:tcPr>
+            <w:tcW w:type="dxa" w:w="2663"/>
+          </w:tcPr>
           <w:p>
             <w:pPr>
               <w:rPr>
@@ -2109,7 +2157,9 @@
           </w:p>
         </w:tc>
         <w:tc>
-          <w:tcPr/>
+          <w:tcPr>
+            <w:tcW w:type="dxa" w:w="3064"/>
+          </w:tcPr>
           <w:p>
             <w:pPr>
               <w:rPr>
@@ -2130,7 +2180,9 @@
           </w:p>
         </w:tc>
         <w:tc>
-          <w:tcPr/>
+          <w:tcPr>
+            <w:tcW w:type="dxa" w:w="1453"/>
+          </w:tcPr>
           <w:p>
             <w:pPr>
               <w:rPr>
@@ -2153,11 +2205,13 @@
       </w:tr>
       <w:tr>
         <w:trPr>
-          <w:cantSplit w:val="0"/>
+          <w:cantSplit/>
           <w:tblHeader w:val="0"/>
         </w:trPr>
         <w:tc>
-          <w:tcPr/>
+          <w:tcPr>
+            <w:tcW w:type="dxa" w:w="1656"/>
+          </w:tcPr>
           <w:p>
             <w:pPr>
               <w:rPr>
@@ -2178,7 +2232,9 @@
           </w:p>
         </w:tc>
         <w:tc>
-          <w:tcPr/>
+          <w:tcPr>
+            <w:tcW w:type="dxa" w:w="2663"/>
+          </w:tcPr>
           <w:p>
             <w:pPr>
               <w:rPr>
@@ -2199,7 +2255,9 @@
           </w:p>
         </w:tc>
         <w:tc>
-          <w:tcPr/>
+          <w:tcPr>
+            <w:tcW w:type="dxa" w:w="3064"/>
+          </w:tcPr>
           <w:p>
             <w:pPr>
               <w:rPr>
@@ -2220,7 +2278,9 @@
           </w:p>
         </w:tc>
         <w:tc>
-          <w:tcPr/>
+          <w:tcPr>
+            <w:tcW w:type="dxa" w:w="1453"/>
+          </w:tcPr>
           <w:p>
             <w:pPr>
               <w:rPr>
@@ -2243,11 +2303,13 @@
       </w:tr>
       <w:tr>
         <w:trPr>
-          <w:cantSplit w:val="0"/>
+          <w:cantSplit/>
           <w:tblHeader w:val="0"/>
         </w:trPr>
         <w:tc>
-          <w:tcPr/>
+          <w:tcPr>
+            <w:tcW w:type="dxa" w:w="1656"/>
+          </w:tcPr>
           <w:p>
             <w:pPr>
               <w:rPr>
@@ -2268,7 +2330,9 @@
           </w:p>
         </w:tc>
         <w:tc>
-          <w:tcPr/>
+          <w:tcPr>
+            <w:tcW w:type="dxa" w:w="2663"/>
+          </w:tcPr>
           <w:p>
             <w:pPr>
               <w:rPr>
@@ -2289,7 +2353,9 @@
           </w:p>
         </w:tc>
         <w:tc>
-          <w:tcPr/>
+          <w:tcPr>
+            <w:tcW w:type="dxa" w:w="3064"/>
+          </w:tcPr>
           <w:p>
             <w:pPr>
               <w:rPr>
@@ -2310,7 +2376,9 @@
           </w:p>
         </w:tc>
         <w:tc>
-          <w:tcPr/>
+          <w:tcPr>
+            <w:tcW w:type="dxa" w:w="1453"/>
+          </w:tcPr>
           <w:p>
             <w:pPr>
               <w:rPr>
@@ -2333,11 +2401,13 @@
       </w:tr>
       <w:tr>
         <w:trPr>
-          <w:cantSplit w:val="0"/>
+          <w:cantSplit/>
           <w:tblHeader w:val="0"/>
         </w:trPr>
         <w:tc>
-          <w:tcPr/>
+          <w:tcPr>
+            <w:tcW w:type="dxa" w:w="1656"/>
+          </w:tcPr>
           <w:p>
             <w:pPr>
               <w:rPr>
@@ -2358,7 +2428,9 @@
           </w:p>
         </w:tc>
         <w:tc>
-          <w:tcPr/>
+          <w:tcPr>
+            <w:tcW w:type="dxa" w:w="2663"/>
+          </w:tcPr>
           <w:p>
             <w:pPr>
               <w:rPr>
@@ -2379,7 +2451,9 @@
           </w:p>
         </w:tc>
         <w:tc>
-          <w:tcPr/>
+          <w:tcPr>
+            <w:tcW w:type="dxa" w:w="3064"/>
+          </w:tcPr>
           <w:p>
             <w:pPr>
               <w:rPr>
@@ -2400,7 +2474,9 @@
           </w:p>
         </w:tc>
         <w:tc>
-          <w:tcPr/>
+          <w:tcPr>
+            <w:tcW w:type="dxa" w:w="1453"/>
+          </w:tcPr>
           <w:p>
             <w:pPr>
               <w:rPr>
@@ -2423,11 +2499,13 @@
       </w:tr>
       <w:tr>
         <w:trPr>
-          <w:cantSplit w:val="0"/>
+          <w:cantSplit/>
           <w:tblHeader w:val="0"/>
         </w:trPr>
         <w:tc>
-          <w:tcPr/>
+          <w:tcPr>
+            <w:tcW w:type="dxa" w:w="1656"/>
+          </w:tcPr>
           <w:p>
             <w:pPr>
               <w:rPr>
@@ -2449,7 +2527,9 @@
           </w:p>
         </w:tc>
         <w:tc>
-          <w:tcPr/>
+          <w:tcPr>
+            <w:tcW w:type="dxa" w:w="2663"/>
+          </w:tcPr>
           <w:p>
             <w:pPr>
               <w:rPr>
@@ -2471,7 +2551,9 @@
           </w:p>
         </w:tc>
         <w:tc>
-          <w:tcPr/>
+          <w:tcPr>
+            <w:tcW w:type="dxa" w:w="3064"/>
+          </w:tcPr>
           <w:p>
             <w:pPr>
               <w:rPr>
@@ -2493,7 +2575,9 @@
           </w:p>
         </w:tc>
         <w:tc>
-          <w:tcPr/>
+          <w:tcPr>
+            <w:tcW w:type="dxa" w:w="1453"/>
+          </w:tcPr>
           <w:p>
             <w:pPr>
               <w:rPr>
@@ -2517,11 +2601,13 @@
       </w:tr>
       <w:tr>
         <w:trPr>
-          <w:cantSplit w:val="0"/>
+          <w:cantSplit/>
           <w:tblHeader w:val="0"/>
         </w:trPr>
         <w:tc>
-          <w:tcPr/>
+          <w:tcPr>
+            <w:tcW w:type="dxa" w:w="1656"/>
+          </w:tcPr>
           <w:p>
             <w:pPr>
               <w:rPr>
@@ -2543,7 +2629,9 @@
           </w:p>
         </w:tc>
         <w:tc>
-          <w:tcPr/>
+          <w:tcPr>
+            <w:tcW w:type="dxa" w:w="2663"/>
+          </w:tcPr>
           <w:p>
             <w:pPr>
               <w:rPr>
@@ -2565,7 +2653,9 @@
           </w:p>
         </w:tc>
         <w:tc>
-          <w:tcPr/>
+          <w:tcPr>
+            <w:tcW w:type="dxa" w:w="3064"/>
+          </w:tcPr>
           <w:p>
             <w:pPr>
               <w:rPr>
@@ -2587,7 +2677,9 @@
           </w:p>
         </w:tc>
         <w:tc>
-          <w:tcPr/>
+          <w:tcPr>
+            <w:tcW w:type="dxa" w:w="1453"/>
+          </w:tcPr>
           <w:p>
             <w:pPr>
               <w:rPr>
@@ -2611,11 +2703,13 @@
       </w:tr>
       <w:tr>
         <w:trPr>
-          <w:cantSplit w:val="0"/>
+          <w:cantSplit/>
           <w:tblHeader w:val="0"/>
         </w:trPr>
         <w:tc>
-          <w:tcPr/>
+          <w:tcPr>
+            <w:tcW w:type="dxa" w:w="1656"/>
+          </w:tcPr>
           <w:p>
             <w:pPr>
               <w:rPr>
@@ -2637,7 +2731,9 @@
           </w:p>
         </w:tc>
         <w:tc>
-          <w:tcPr/>
+          <w:tcPr>
+            <w:tcW w:type="dxa" w:w="2663"/>
+          </w:tcPr>
           <w:p>
             <w:pPr>
               <w:rPr>
@@ -2659,7 +2755,9 @@
           </w:p>
         </w:tc>
         <w:tc>
-          <w:tcPr/>
+          <w:tcPr>
+            <w:tcW w:type="dxa" w:w="3064"/>
+          </w:tcPr>
           <w:p>
             <w:pPr>
               <w:rPr>
@@ -2681,7 +2779,9 @@
           </w:p>
         </w:tc>
         <w:tc>
-          <w:tcPr/>
+          <w:tcPr>
+            <w:tcW w:type="dxa" w:w="1453"/>
+          </w:tcPr>
           <w:p>
             <w:pPr>
               <w:rPr>
@@ -2705,11 +2805,13 @@
       </w:tr>
       <w:tr>
         <w:trPr>
-          <w:cantSplit w:val="0"/>
+          <w:cantSplit/>
           <w:tblHeader w:val="0"/>
         </w:trPr>
         <w:tc>
-          <w:tcPr/>
+          <w:tcPr>
+            <w:tcW w:type="dxa" w:w="1656"/>
+          </w:tcPr>
           <w:p>
             <w:pPr>
               <w:rPr>
@@ -2731,7 +2833,9 @@
           </w:p>
         </w:tc>
         <w:tc>
-          <w:tcPr/>
+          <w:tcPr>
+            <w:tcW w:type="dxa" w:w="2663"/>
+          </w:tcPr>
           <w:p>
             <w:pPr>
               <w:rPr>
@@ -2753,7 +2857,9 @@
           </w:p>
         </w:tc>
         <w:tc>
-          <w:tcPr/>
+          <w:tcPr>
+            <w:tcW w:type="dxa" w:w="3064"/>
+          </w:tcPr>
           <w:p>
             <w:pPr>
               <w:rPr>
@@ -2775,7 +2881,9 @@
           </w:p>
         </w:tc>
         <w:tc>
-          <w:tcPr/>
+          <w:tcPr>
+            <w:tcW w:type="dxa" w:w="1453"/>
+          </w:tcPr>
           <w:p>
             <w:pPr>
               <w:rPr>
@@ -2799,11 +2907,13 @@
       </w:tr>
       <w:tr>
         <w:trPr>
-          <w:cantSplit w:val="0"/>
+          <w:cantSplit/>
           <w:tblHeader w:val="0"/>
         </w:trPr>
         <w:tc>
-          <w:tcPr/>
+          <w:tcPr>
+            <w:tcW w:type="dxa" w:w="1656"/>
+          </w:tcPr>
           <w:p>
             <w:pPr>
               <w:rPr>
@@ -2825,7 +2935,9 @@
           </w:p>
         </w:tc>
         <w:tc>
-          <w:tcPr/>
+          <w:tcPr>
+            <w:tcW w:type="dxa" w:w="2663"/>
+          </w:tcPr>
           <w:p>
             <w:pPr>
               <w:rPr>
@@ -2847,7 +2959,9 @@
           </w:p>
         </w:tc>
         <w:tc>
-          <w:tcPr/>
+          <w:tcPr>
+            <w:tcW w:type="dxa" w:w="3064"/>
+          </w:tcPr>
           <w:p>
             <w:pPr>
               <w:rPr>
@@ -2869,7 +2983,9 @@
           </w:p>
         </w:tc>
         <w:tc>
-          <w:tcPr/>
+          <w:tcPr>
+            <w:tcW w:type="dxa" w:w="1453"/>
+          </w:tcPr>
           <w:p>
             <w:pPr>
               <w:rPr>
@@ -2893,11 +3009,13 @@
       </w:tr>
       <w:tr>
         <w:trPr>
-          <w:cantSplit w:val="0"/>
+          <w:cantSplit/>
           <w:tblHeader w:val="0"/>
         </w:trPr>
         <w:tc>
-          <w:tcPr/>
+          <w:tcPr>
+            <w:tcW w:type="dxa" w:w="1656"/>
+          </w:tcPr>
           <w:p>
             <w:pPr>
               <w:rPr>
@@ -2919,7 +3037,9 @@
           </w:p>
         </w:tc>
         <w:tc>
-          <w:tcPr/>
+          <w:tcPr>
+            <w:tcW w:type="dxa" w:w="2663"/>
+          </w:tcPr>
           <w:p>
             <w:pPr>
               <w:rPr>
@@ -2941,7 +3061,9 @@
           </w:p>
         </w:tc>
         <w:tc>
-          <w:tcPr/>
+          <w:tcPr>
+            <w:tcW w:type="dxa" w:w="3064"/>
+          </w:tcPr>
           <w:p>
             <w:pPr>
               <w:rPr>
@@ -2963,7 +3085,9 @@
           </w:p>
         </w:tc>
         <w:tc>
-          <w:tcPr/>
+          <w:tcPr>
+            <w:tcW w:type="dxa" w:w="1453"/>
+          </w:tcPr>
           <w:p>
             <w:pPr>
               <w:rPr>
@@ -3007,6 +3131,7 @@
     <w:p>
       <w:pPr>
         <w:pStyle w:val="Heading1"/>
+        <w:keepNext/>
         <w:rPr>
           <w:rFonts w:ascii="Questrial" w:cs="Questrial" w:eastAsia="Questrial" w:hAnsi="Questrial"/>
           <w:sz w:val="24"/>
@@ -3026,6 +3151,7 @@
     <w:p>
       <w:pPr>
         <w:pStyle w:val="Heading3"/>
+        <w:keepNext/>
         <w:rPr>
           <w:rFonts w:ascii="Questrial" w:cs="Questrial" w:eastAsia="Questrial" w:hAnsi="Questrial"/>
           <w:sz w:val="22"/>
@@ -3051,8 +3177,8 @@
         <w:tblLook w:val="0400"/>
       </w:tblPr>
       <w:tblGrid>
-        <w:gridCol w:w="4419"/>
-        <w:gridCol w:w="4419"/>
+        <w:gridCol w:w="2042"/>
+        <w:gridCol w:w="6796"/>
         <w:tblGridChange w:id="0">
           <w:tblGrid>
             <w:gridCol w:w="4419"/>
@@ -3062,11 +3188,13 @@
       </w:tblGrid>
       <w:tr>
         <w:trPr>
-          <w:cantSplit w:val="0"/>
+          <w:cantSplit/>
           <w:tblHeader w:val="0"/>
         </w:trPr>
         <w:tc>
-          <w:tcPr/>
+          <w:tcPr>
+            <w:tcW w:type="dxa" w:w="2042"/>
+          </w:tcPr>
           <w:p>
             <w:pPr>
               <w:rPr>
@@ -3087,7 +3215,9 @@
           </w:p>
         </w:tc>
         <w:tc>
-          <w:tcPr/>
+          <w:tcPr>
+            <w:tcW w:type="dxa" w:w="6796"/>
+          </w:tcPr>
           <w:p>
             <w:pPr>
               <w:rPr>
@@ -3110,11 +3240,13 @@
       </w:tr>
       <w:tr>
         <w:trPr>
-          <w:cantSplit w:val="0"/>
+          <w:cantSplit/>
           <w:tblHeader w:val="0"/>
         </w:trPr>
         <w:tc>
-          <w:tcPr/>
+          <w:tcPr>
+            <w:tcW w:type="dxa" w:w="2042"/>
+          </w:tcPr>
           <w:p>
             <w:pPr>
               <w:rPr>
@@ -3135,7 +3267,9 @@
           </w:p>
         </w:tc>
         <w:tc>
-          <w:tcPr/>
+          <w:tcPr>
+            <w:tcW w:type="dxa" w:w="6796"/>
+          </w:tcPr>
           <w:p>
             <w:pPr>
               <w:rPr>
@@ -3158,11 +3292,13 @@
       </w:tr>
       <w:tr>
         <w:trPr>
-          <w:cantSplit w:val="0"/>
+          <w:cantSplit/>
           <w:tblHeader w:val="0"/>
         </w:trPr>
         <w:tc>
-          <w:tcPr/>
+          <w:tcPr>
+            <w:tcW w:type="dxa" w:w="2042"/>
+          </w:tcPr>
           <w:p>
             <w:pPr>
               <w:rPr>
@@ -3183,7 +3319,9 @@
           </w:p>
         </w:tc>
         <w:tc>
-          <w:tcPr/>
+          <w:tcPr>
+            <w:tcW w:type="dxa" w:w="6796"/>
+          </w:tcPr>
           <w:p>
             <w:pPr>
               <w:rPr>
@@ -3206,11 +3344,13 @@
       </w:tr>
       <w:tr>
         <w:trPr>
-          <w:cantSplit w:val="0"/>
+          <w:cantSplit/>
           <w:tblHeader w:val="0"/>
         </w:trPr>
         <w:tc>
-          <w:tcPr/>
+          <w:tcPr>
+            <w:tcW w:type="dxa" w:w="2042"/>
+          </w:tcPr>
           <w:p>
             <w:pPr>
               <w:rPr>
@@ -3231,7 +3371,9 @@
           </w:p>
         </w:tc>
         <w:tc>
-          <w:tcPr/>
+          <w:tcPr>
+            <w:tcW w:type="dxa" w:w="6796"/>
+          </w:tcPr>
           <w:p>
             <w:pPr>
               <w:rPr>
@@ -3254,11 +3396,13 @@
       </w:tr>
       <w:tr>
         <w:trPr>
-          <w:cantSplit w:val="0"/>
+          <w:cantSplit/>
           <w:tblHeader w:val="0"/>
         </w:trPr>
         <w:tc>
-          <w:tcPr/>
+          <w:tcPr>
+            <w:tcW w:type="dxa" w:w="2042"/>
+          </w:tcPr>
           <w:p>
             <w:pPr>
               <w:rPr>
@@ -3279,7 +3423,9 @@
           </w:p>
         </w:tc>
         <w:tc>
-          <w:tcPr/>
+          <w:tcPr>
+            <w:tcW w:type="dxa" w:w="6796"/>
+          </w:tcPr>
           <w:p>
             <w:pPr>
               <w:rPr>
@@ -3302,11 +3448,13 @@
       </w:tr>
       <w:tr>
         <w:trPr>
-          <w:cantSplit w:val="0"/>
+          <w:cantSplit/>
           <w:tblHeader w:val="0"/>
         </w:trPr>
         <w:tc>
-          <w:tcPr/>
+          <w:tcPr>
+            <w:tcW w:type="dxa" w:w="2042"/>
+          </w:tcPr>
           <w:p>
             <w:pPr>
               <w:rPr>
@@ -3327,7 +3475,9 @@
           </w:p>
         </w:tc>
         <w:tc>
-          <w:tcPr/>
+          <w:tcPr>
+            <w:tcW w:type="dxa" w:w="6796"/>
+          </w:tcPr>
           <w:p>
             <w:pPr>
               <w:rPr>
@@ -3352,6 +3502,7 @@
     <w:p>
       <w:pPr>
         <w:pStyle w:val="Heading3"/>
+        <w:keepNext/>
         <w:rPr>
           <w:rFonts w:ascii="Questrial" w:cs="Questrial" w:eastAsia="Questrial" w:hAnsi="Questrial"/>
           <w:sz w:val="22"/>
@@ -3377,8 +3528,8 @@
         <w:tblLook w:val="0400"/>
       </w:tblPr>
       <w:tblGrid>
-        <w:gridCol w:w="4419"/>
-        <w:gridCol w:w="4419"/>
+        <w:gridCol w:w="2042"/>
+        <w:gridCol w:w="6796"/>
         <w:tblGridChange w:id="0">
           <w:tblGrid>
             <w:gridCol w:w="4419"/>
@@ -3388,11 +3539,13 @@
       </w:tblGrid>
       <w:tr>
         <w:trPr>
-          <w:cantSplit w:val="0"/>
+          <w:cantSplit/>
           <w:tblHeader w:val="0"/>
         </w:trPr>
         <w:tc>
-          <w:tcPr/>
+          <w:tcPr>
+            <w:tcW w:type="dxa" w:w="2042"/>
+          </w:tcPr>
           <w:p>
             <w:pPr>
               <w:rPr>
@@ -3413,7 +3566,9 @@
           </w:p>
         </w:tc>
         <w:tc>
-          <w:tcPr/>
+          <w:tcPr>
+            <w:tcW w:type="dxa" w:w="6796"/>
+          </w:tcPr>
           <w:p>
             <w:pPr>
               <w:rPr>
@@ -3436,11 +3591,13 @@
       </w:tr>
       <w:tr>
         <w:trPr>
-          <w:cantSplit w:val="0"/>
+          <w:cantSplit/>
           <w:tblHeader w:val="0"/>
         </w:trPr>
         <w:tc>
-          <w:tcPr/>
+          <w:tcPr>
+            <w:tcW w:type="dxa" w:w="2042"/>
+          </w:tcPr>
           <w:p>
             <w:pPr>
               <w:rPr>
@@ -3461,7 +3618,9 @@
           </w:p>
         </w:tc>
         <w:tc>
-          <w:tcPr/>
+          <w:tcPr>
+            <w:tcW w:type="dxa" w:w="6796"/>
+          </w:tcPr>
           <w:p>
             <w:pPr>
               <w:rPr>
@@ -3484,11 +3643,13 @@
       </w:tr>
       <w:tr>
         <w:trPr>
-          <w:cantSplit w:val="0"/>
+          <w:cantSplit/>
           <w:tblHeader w:val="0"/>
         </w:trPr>
         <w:tc>
-          <w:tcPr/>
+          <w:tcPr>
+            <w:tcW w:type="dxa" w:w="2042"/>
+          </w:tcPr>
           <w:p>
             <w:pPr>
               <w:rPr>
@@ -3509,7 +3670,9 @@
           </w:p>
         </w:tc>
         <w:tc>
-          <w:tcPr/>
+          <w:tcPr>
+            <w:tcW w:type="dxa" w:w="6796"/>
+          </w:tcPr>
           <w:p>
             <w:pPr>
               <w:rPr>
@@ -3532,11 +3695,13 @@
       </w:tr>
       <w:tr>
         <w:trPr>
-          <w:cantSplit w:val="0"/>
+          <w:cantSplit/>
           <w:tblHeader w:val="0"/>
         </w:trPr>
         <w:tc>
-          <w:tcPr/>
+          <w:tcPr>
+            <w:tcW w:type="dxa" w:w="2042"/>
+          </w:tcPr>
           <w:p>
             <w:pPr>
               <w:rPr>
@@ -3557,7 +3722,9 @@
           </w:p>
         </w:tc>
         <w:tc>
-          <w:tcPr/>
+          <w:tcPr>
+            <w:tcW w:type="dxa" w:w="6796"/>
+          </w:tcPr>
           <w:p>
             <w:pPr>
               <w:rPr>
@@ -3580,11 +3747,13 @@
       </w:tr>
       <w:tr>
         <w:trPr>
-          <w:cantSplit w:val="0"/>
+          <w:cantSplit/>
           <w:tblHeader w:val="0"/>
         </w:trPr>
         <w:tc>
-          <w:tcPr/>
+          <w:tcPr>
+            <w:tcW w:type="dxa" w:w="2042"/>
+          </w:tcPr>
           <w:p>
             <w:pPr>
               <w:rPr>
@@ -3605,7 +3774,9 @@
           </w:p>
         </w:tc>
         <w:tc>
-          <w:tcPr/>
+          <w:tcPr>
+            <w:tcW w:type="dxa" w:w="6796"/>
+          </w:tcPr>
           <w:p>
             <w:pPr>
               <w:rPr>
@@ -3628,11 +3799,13 @@
       </w:tr>
       <w:tr>
         <w:trPr>
-          <w:cantSplit w:val="0"/>
+          <w:cantSplit/>
           <w:tblHeader w:val="0"/>
         </w:trPr>
         <w:tc>
-          <w:tcPr/>
+          <w:tcPr>
+            <w:tcW w:type="dxa" w:w="2042"/>
+          </w:tcPr>
           <w:p>
             <w:pPr>
               <w:rPr>
@@ -3653,7 +3826,9 @@
           </w:p>
         </w:tc>
         <w:tc>
-          <w:tcPr/>
+          <w:tcPr>
+            <w:tcW w:type="dxa" w:w="6796"/>
+          </w:tcPr>
           <w:p>
             <w:pPr>
               <w:rPr>
@@ -3683,6 +3858,7 @@
     <w:p>
       <w:pPr>
         <w:pStyle w:val="Heading1"/>
+        <w:keepNext/>
         <w:rPr>
           <w:rFonts w:ascii="Questrial" w:cs="Questrial" w:eastAsia="Questrial" w:hAnsi="Questrial"/>
           <w:sz w:val="24"/>
@@ -3701,6 +3877,7 @@
     </w:p>
     <w:p>
       <w:pPr>
+        <w:keepNext/>
         <w:rPr>
           <w:rFonts w:ascii="IBM Plex Sans" w:cs="IBM Plex Sans" w:eastAsia="IBM Plex Sans" w:hAnsi="IBM Plex Sans"/>
           <w:sz w:val="22"/>
@@ -3726,9 +3903,9 @@
         <w:tblLook w:val="0400"/>
       </w:tblPr>
       <w:tblGrid>
-        <w:gridCol w:w="2946"/>
-        <w:gridCol w:w="2946"/>
-        <w:gridCol w:w="2946"/>
+        <w:gridCol w:w="2109"/>
+        <w:gridCol w:w="3119"/>
+        <w:gridCol w:w="3610"/>
         <w:tblGridChange w:id="0">
           <w:tblGrid>
             <w:gridCol w:w="2946"/>
@@ -3739,11 +3916,13 @@
       </w:tblGrid>
       <w:tr>
         <w:trPr>
-          <w:cantSplit w:val="0"/>
+          <w:cantSplit/>
           <w:tblHeader w:val="0"/>
         </w:trPr>
         <w:tc>
-          <w:tcPr/>
+          <w:tcPr>
+            <w:tcW w:type="dxa" w:w="2109"/>
+          </w:tcPr>
           <w:p>
             <w:pPr>
               <w:rPr>
@@ -3764,7 +3943,9 @@
           </w:p>
         </w:tc>
         <w:tc>
-          <w:tcPr/>
+          <w:tcPr>
+            <w:tcW w:type="dxa" w:w="3119"/>
+          </w:tcPr>
           <w:p>
             <w:pPr>
               <w:rPr>
@@ -3785,7 +3966,9 @@
           </w:p>
         </w:tc>
         <w:tc>
-          <w:tcPr/>
+          <w:tcPr>
+            <w:tcW w:type="dxa" w:w="3610"/>
+          </w:tcPr>
           <w:p>
             <w:pPr>
               <w:rPr>
@@ -3808,11 +3991,13 @@
       </w:tr>
       <w:tr>
         <w:trPr>
-          <w:cantSplit w:val="0"/>
+          <w:cantSplit/>
           <w:tblHeader w:val="0"/>
         </w:trPr>
         <w:tc>
-          <w:tcPr/>
+          <w:tcPr>
+            <w:tcW w:type="dxa" w:w="2109"/>
+          </w:tcPr>
           <w:p>
             <w:pPr>
               <w:rPr>
@@ -3833,7 +4018,9 @@
           </w:p>
         </w:tc>
         <w:tc>
-          <w:tcPr/>
+          <w:tcPr>
+            <w:tcW w:type="dxa" w:w="3119"/>
+          </w:tcPr>
           <w:p>
             <w:pPr>
               <w:rPr>
@@ -3854,7 +4041,9 @@
           </w:p>
         </w:tc>
         <w:tc>
-          <w:tcPr/>
+          <w:tcPr>
+            <w:tcW w:type="dxa" w:w="3610"/>
+          </w:tcPr>
           <w:p>
             <w:pPr>
               <w:rPr>
@@ -3877,11 +4066,13 @@
       </w:tr>
       <w:tr>
         <w:trPr>
-          <w:cantSplit w:val="0"/>
+          <w:cantSplit/>
           <w:tblHeader w:val="0"/>
         </w:trPr>
         <w:tc>
-          <w:tcPr/>
+          <w:tcPr>
+            <w:tcW w:type="dxa" w:w="2109"/>
+          </w:tcPr>
           <w:p>
             <w:pPr>
               <w:rPr>
@@ -3902,7 +4093,9 @@
           </w:p>
         </w:tc>
         <w:tc>
-          <w:tcPr/>
+          <w:tcPr>
+            <w:tcW w:type="dxa" w:w="3119"/>
+          </w:tcPr>
           <w:p>
             <w:pPr>
               <w:rPr>
@@ -3923,7 +4116,9 @@
           </w:p>
         </w:tc>
         <w:tc>
-          <w:tcPr/>
+          <w:tcPr>
+            <w:tcW w:type="dxa" w:w="3610"/>
+          </w:tcPr>
           <w:p>
             <w:pPr>
               <w:rPr>
@@ -3946,11 +4141,13 @@
       </w:tr>
       <w:tr>
         <w:trPr>
-          <w:cantSplit w:val="0"/>
+          <w:cantSplit/>
           <w:tblHeader w:val="0"/>
         </w:trPr>
         <w:tc>
-          <w:tcPr/>
+          <w:tcPr>
+            <w:tcW w:type="dxa" w:w="2109"/>
+          </w:tcPr>
           <w:p>
             <w:pPr>
               <w:rPr>
@@ -3971,7 +4168,9 @@
           </w:p>
         </w:tc>
         <w:tc>
-          <w:tcPr/>
+          <w:tcPr>
+            <w:tcW w:type="dxa" w:w="3119"/>
+          </w:tcPr>
           <w:p>
             <w:pPr>
               <w:rPr>
@@ -3992,7 +4191,9 @@
           </w:p>
         </w:tc>
         <w:tc>
-          <w:tcPr/>
+          <w:tcPr>
+            <w:tcW w:type="dxa" w:w="3610"/>
+          </w:tcPr>
           <w:p>
             <w:pPr>
               <w:rPr>
@@ -4017,6 +4218,7 @@
     <w:p>
       <w:pPr>
         <w:pStyle w:val="Heading1"/>
+        <w:keepNext/>
         <w:rPr>
           <w:rFonts w:ascii="Questrial" w:cs="Questrial" w:eastAsia="Questrial" w:hAnsi="Questrial"/>
           <w:sz w:val="24"/>
@@ -4035,6 +4237,7 @@
     </w:p>
     <w:p>
       <w:pPr>
+        <w:keepNext/>
         <w:rPr>
           <w:rFonts w:ascii="IBM Plex Sans" w:cs="IBM Plex Sans" w:eastAsia="IBM Plex Sans" w:hAnsi="IBM Plex Sans"/>
           <w:sz w:val="22"/>
@@ -5159,7 +5362,16 @@
           <w:szCs w:val="22"/>
           <w:rtl w:val="0"/>
         </w:rPr>
-        <w:t xml:space="preserve">16/10/2026: Se armó el resumen de las conexiones de las cinco plaquetas para quien las arma (Conexiones_de_las_plaquetas.docx): qué lleva cada plaqueta, los conectores J1 a J4 y las borneras B1 a B3, el mapa de pines del ESP32 y la conexión pata por pata. Al revisar el diseño en curso en Proteus se marcaron seis correcciones: los relés LCA110 van en los GPIO 18, 19, 21 y 22; los capacitores del sensado, de 22 µF 50 V; el sensor se alimenta del telar, sin bornera aparte; los LCA110 van en zócalos DIP-6; la bornera de cada botón es doble, y el capacitor de la entrada de 5 V es de 470 µF. También se reorganizó el Gantt con las fechas reales: 166 tareas en 8 etapas, sin tareas repetidas, con la presentación a los profesores el 04/11/2026.</w:t>
+        <w:t xml:space="preserve">16/10/2026: </w:t>
+      </w:r>
+      <w:r>
+        <w:rPr>
+          <w:rFonts w:ascii="IBM Plex Sans" w:cs="IBM Plex Sans" w:eastAsia="IBM Plex Sans" w:hAnsi="IBM Plex Sans"/>
+          <w:sz w:val="22"/>
+          <w:szCs w:val="22"/>
+          <w:rtl w:val="0"/>
+        </w:rPr>
+        <w:t xml:space="preserve">Se armó el resumen de las conexiones de las cinco plaquetas para quien las arma (Conexiones_de_las_plaquetas.docx): qué lleva cada plaqueta, los conectores J1 a J4 y las borneras B1 a B3, el mapa de pines del ESP32 y la conexión pata por pata. Al revisar el diseño en curso en Proteus se marcaron seis correcciones: los relés LCA110 van en los GPIO 18, 19, 21 y 22; los capacitores del sensado, de 22 µF 50 V; el sensor se alimenta del telar, sin bornera aparte; los LCA110 van en zócalos DIP-6; la bornera de cada botón es doble, y el capacitor de la entrada de 5 V es de 470 µF. También se reorganizó el Gantt con las fechas reales: 166 tareas en 8 etapas, sin tareas repetidas, con la presentación a los profesores el 04/11/2026.</w:t>
       </w:r>
     </w:p>
     <w:p>
@@ -5180,7 +5392,16 @@
           <w:szCs w:val="22"/>
           <w:rtl w:val="0"/>
         </w:rPr>
-        <w:t xml:space="preserve">17/10/2026: Visita a la fábrica para probar el Nivel 2 en el telar, todavía armado en protoboard. Se midió la alimentación del lector óptico: da entre 15 y 30 V, así que la resistencia de protección de cada canal es la de 470 Ω 3 W. Se conectó y se calibró el sensor de pasada, que cuenta las pasadas de la máquina, y se conectó el primer canal de los relés LCA110 en el lugar del lector, con la conexión final: seleccionó bien. Quedan los otros tres canales, pasar el armado a las plaquetas soldadas (en curso) e instalar el gabinete en la planta.</w:t>
+        <w:t xml:space="preserve">17/10/2026: </w:t>
+      </w:r>
+      <w:r>
+        <w:rPr>
+          <w:rFonts w:ascii="IBM Plex Sans" w:cs="IBM Plex Sans" w:eastAsia="IBM Plex Sans" w:hAnsi="IBM Plex Sans"/>
+          <w:sz w:val="22"/>
+          <w:szCs w:val="22"/>
+          <w:rtl w:val="0"/>
+        </w:rPr>
+        <w:t xml:space="preserve">Visita a la fábrica para probar el Nivel 2 en el telar, todavía armado en protoboard. Se midió la alimentación del lector óptico: da entre 15 y 30 V, así que la resistencia de protección de cada canal es la de 470 Ω 3 W. Se conectó y se calibró el sensor de pasada, que cuenta las pasadas de la máquina, y se conectó el primer canal de los relés LCA110 en el lugar del lector, con la conexión final: seleccionó bien. Quedan los otros tres canales, pasar el armado a las plaquetas soldadas (en curso) e instalar el gabinete en la planta.</w:t>
       </w:r>
     </w:p>
     <w:p>
@@ -5201,7 +5422,16 @@
           <w:szCs w:val="22"/>
           <w:rtl w:val="0"/>
         </w:rPr>
-        <w:t xml:space="preserve">19/10/2026: La barra del editor muestra en qué pasada de la fila va el telar, por ejemplo «Fila 2 / 7 · pasada 45 de 120», y en un intercalado «pasada 57 de 120 del intercalado». Sirve para saber por qué parte del dibujo va la tela cuando una fila se teje muchas pasadas seguidas. Se fijó además el valor por hora de Electrónica (30 USD) y de Multimedios (27 USD), que no lo tenían: con eso el presupuesto pasa a $39.446.255 (costo $31.557.004 y ganancia $7.889.251), y en la planilla del Gantt cada renglón de la Estimación de Costos toma las horas y el valor de su propio rol.</w:t>
+        <w:t xml:space="preserve">19/10/2026: </w:t>
+      </w:r>
+      <w:r>
+        <w:rPr>
+          <w:rFonts w:ascii="IBM Plex Sans" w:cs="IBM Plex Sans" w:eastAsia="IBM Plex Sans" w:hAnsi="IBM Plex Sans"/>
+          <w:sz w:val="22"/>
+          <w:szCs w:val="22"/>
+          <w:rtl w:val="0"/>
+        </w:rPr>
+        <w:t xml:space="preserve">La barra del editor muestra en qué pasada de la fila va el telar, por ejemplo «Fila 2 / 7 · pasada 45 de 120», y en un intercalado «pasada 57 de 120 del intercalado». Sirve para saber por qué parte del dibujo va la tela cuando una fila se teje muchas pasadas seguidas. Se fijó además el valor por hora de Electrónica (30 USD) y de Multimedios (27 USD), que no lo tenían: con eso el presupuesto pasa a $39.446.255 (costo $31.557.004 y ganancia $7.889.251), y en la planilla del Gantt cada renglón de la Estimación de Costos toma las horas y el valor de su propio rol.</w:t>
       </w:r>
     </w:p>
     <w:p>
@@ -5222,7 +5452,16 @@
           <w:szCs w:val="22"/>
           <w:rtl w:val="0"/>
         </w:rPr>
-        <w:t xml:space="preserve">20/10/2026: Se sumaron dos funciones a la aplicación. El modo solo sensado: un interruptor en la barra de estado del editor apaga y prende el control del telar desde la página. Apagado, la página no arranca, no pausa ni retrocede la máquina (el backend rechaza las órdenes y el ESP32 no acciona ningún relé, aunque cambie el estado), ▶ solo carga el dibujo y la máquina arranca con Marcha en la botonera; el sensado de la botonera y del sensor sigue igual y la página lleva la cuenta. La vista para clientes: cada dibujo puede tener una clave (TEJ-XXXX-XXXX), que el operario genera desde la ficha del dibujo; con «Soy cliente: ver mi tejido» el cliente entra y ve solo ese tejido, sin controles: si se está tejiendo, por qué fila y pasada va, los metros, cuánto lleva de su pedido y la vista previa de la tela. La clave se guarda con hash y cifrada, y generar una nueva invalida la anterior. Se agregaron las migraciones 023 y 024 (la base pasa a diez tablas) y se actualizaron los manuales, la documentación, los diagramas de la base y las capturas. En el Gantt se sumaron las tareas de las dos funciones (7,12 a 7,14) y se registró lo hecho el 17/10: quedan 169 tareas y 643 horas, y con ellas el presupuesto pasa a $40.095.441 (costo $32.076.353 y ganancia $8.019.088).</w:t>
+        <w:t xml:space="preserve">20/10/2026: </w:t>
+      </w:r>
+      <w:r>
+        <w:rPr>
+          <w:rFonts w:ascii="IBM Plex Sans" w:cs="IBM Plex Sans" w:eastAsia="IBM Plex Sans" w:hAnsi="IBM Plex Sans"/>
+          <w:sz w:val="22"/>
+          <w:szCs w:val="22"/>
+          <w:rtl w:val="0"/>
+        </w:rPr>
+        <w:t xml:space="preserve">Se sumaron dos funciones a la aplicación. El modo solo sensado: un interruptor en la barra de estado del editor apaga y prende el control del telar desde la página. Apagado, la página no arranca, no pausa ni retrocede la máquina (el backend rechaza las órdenes y el ESP32 no acciona ningún relé, aunque cambie el estado), ▶ solo carga el dibujo y la máquina arranca con Marcha en la botonera; el sensado de la botonera y del sensor sigue igual y la página lleva la cuenta. La vista para clientes: cada dibujo puede tener una clave (TEJ-XXXX-XXXX), que el operario genera desde la ficha del dibujo; con «Soy cliente: ver mi tejido» el cliente entra y ve solo ese tejido, sin controles: si se está tejiendo, por qué fila y pasada va, los metros, cuánto lleva de su pedido y la vista previa de la tela. La clave se guarda con hash y cifrada, y generar una nueva invalida la anterior. Se agregaron las migraciones 023 y 024 (la base pasa a diez tablas) y se actualizaron los manuales, la documentación, los diagramas de la base y las capturas. En el Gantt se sumaron las tareas de las dos funciones (7,12 a 7,14) y se registró lo hecho el 17/10: quedan 169 tareas y 643 horas, y con ellas el presupuesto pasa a $40.095.441 (costo $32.076.353 y ganancia $8.019.088).</w:t>
       </w:r>
     </w:p>
     <w:sectPr>

--- a/documentacion_proyecto/Bitácora.docx
+++ b/documentacion_proyecto/Bitácora.docx
@@ -1672,7 +1672,7 @@
           <w:szCs w:val="22"/>
           <w:rtl w:val="0"/>
         </w:rPr>
-        <w:t xml:space="preserve">Reemplazar a la máquina lectora significa que el sistema no solo dé Marcha, sino que le entregue al telar la secuencia completa del dibujo (qué bobina se activa en cada pasada), ocupando el lugar de la cinta perforada. En este telar, la secuencia la lee un lector óptico sobre una cinta de papel perforada: con agujero, el lector da la señal que activa la bobina de selección de esa pasada. Llegar al Nivel 2 implica que esa señal la dé el sistema: un relé LCA110 en el lugar de cada lector óptico, comandado por el ESP32 con la secuencia que recibe del backend, y un sensor inductivo que cuenta las pasadas. Es un proyecto de hardware en sí mismo, y es el que se está desarrollando actualmente: se probó en protoboard el 10/10/2026 y en el telar el 17/10/2026 (el sensor de pasada y el primer canal), y se están armando las plaquetas.</w:t>
+        <w:t xml:space="preserve">Reemplazar a la máquina lectora significa que el sistema no solo dé Marcha, sino que le entregue al telar la secuencia completa del dibujo (qué bobina se activa en cada pasada), ocupando el lugar de la cinta perforada. En este telar, la secuencia la lee un lector óptico sobre una cinta de papel perforada: con agujero, el lector da la señal que activa la bobina de selección de esa pasada. Llegar al Nivel 2 implica que esa señal la dé el sistema: un relé LCA110 en el lugar de cada lector óptico, comandado por el ESP32 con la secuencia que recibe del backend, y un sensor inductivo que cuenta las pasadas. Es un proyecto de hardware en sí mismo, y es el que se está desarrollando actualmente: se probó en protoboard el 10/10/2026 y en el telar el 17/10/2026 (el sensor de pasada y el primer canal), y al 20/10/2026 quedaron soldadas las plaquetas.</w:t>
       </w:r>
     </w:p>
     <w:p>
@@ -5461,7 +5461,7 @@
           <w:szCs w:val="22"/>
           <w:rtl w:val="0"/>
         </w:rPr>
-        <w:t xml:space="preserve">Se sumaron dos funciones a la aplicación. El modo solo sensado: un interruptor en la barra de estado del editor apaga y prende el control del telar desde la página. Apagado, la página no arranca, no pausa ni retrocede la máquina (el backend rechaza las órdenes y el ESP32 no acciona ningún relé, aunque cambie el estado), ▶ solo carga el dibujo y la máquina arranca con Marcha en la botonera; el sensado de la botonera y del sensor sigue igual y la página lleva la cuenta. La vista para clientes: cada dibujo puede tener una clave (TEJ-XXXX-XXXX), que el operario genera desde la ficha del dibujo; con «Soy cliente: ver mi tejido» el cliente entra y ve solo ese tejido, sin controles: si se está tejiendo, por qué fila y pasada va, los metros, cuánto lleva de su pedido y la vista previa de la tela. La clave se guarda con hash y cifrada, y generar una nueva invalida la anterior. Se agregaron las migraciones 023 y 024 (la base pasa a diez tablas) y se actualizaron los manuales, la documentación, los diagramas de la base y las capturas. En el Gantt se sumaron las tareas de las dos funciones (7,12 a 7,14) y se registró lo hecho el 17/10: quedan 169 tareas y 643 horas, y con ellas el presupuesto pasa a $40.095.441 (costo $32.076.353 y ganancia $8.019.088).</w:t>
+        <w:t xml:space="preserve">Se sumaron dos funciones a la aplicación. El modo solo sensado: un interruptor en la barra de estado del editor apaga y prende el control del telar desde la página. Apagado, la página no arranca, no pausa ni retrocede la máquina (el backend rechaza las órdenes y el ESP32 no acciona ningún relé, aunque cambie el estado), ▶ solo carga el dibujo y la máquina arranca con Marcha en la botonera; el sensado de la botonera y del sensor sigue igual y la página lleva la cuenta. La vista para clientes: cada dibujo puede tener una clave (TEJ-XXXX-XXXX), que el operario genera desde la ficha del dibujo; con «Soy cliente: ver mi tejido» el cliente entra y ve solo ese tejido, sin controles: si se está tejiendo, por qué fila y pasada va, los metros, cuánto lleva de su pedido y la vista previa de la tela. La clave se guarda con hash y cifrada, y generar una nueva invalida la anterior. Se agregaron las migraciones 023 y 024 (la base pasa a diez tablas) y se actualizaron los manuales, la documentación, los diagramas de la base y las capturas. En el Gantt se sumaron las tareas de las dos funciones (7,12 a 7,14) y se registró lo hecho el 17/10: quedan 169 tareas y 643 horas, y con ellas el presupuesto pasa a $40.095.441 (costo $32.076.353 y ganancia $8.019.088). Además, quedaron terminadas las cinco plaquetas soldadas (la tarea 7,2 del Gantt, completa): siguen instalar el gabinete en la planta y conectar los otros tres canales.</w:t>
       </w:r>
     </w:p>
     <w:sectPr>

--- a/documentacion_proyecto/Bitácora.docx
+++ b/documentacion_proyecto/Bitácora.docx
@@ -5461,7 +5461,7 @@
           <w:szCs w:val="22"/>
           <w:rtl w:val="0"/>
         </w:rPr>
-        <w:t xml:space="preserve">Se sumaron dos funciones a la aplicación. El modo solo sensado: un interruptor en la barra de estado del editor apaga y prende el control del telar desde la página. Apagado, la página no arranca, no pausa ni retrocede la máquina (el backend rechaza las órdenes y el ESP32 no acciona ningún relé, aunque cambie el estado), ▶ solo carga el dibujo y la máquina arranca con Marcha en la botonera; el sensado de la botonera y del sensor sigue igual y la página lleva la cuenta. La vista para clientes: cada dibujo puede tener una clave (TEJ-XXXX-XXXX), que el operario genera desde la ficha del dibujo; con «Soy cliente: ver mi tejido» el cliente entra y ve solo ese tejido, sin controles: si se está tejiendo, por qué fila y pasada va, los metros, cuánto lleva de su pedido y la vista previa de la tela. La clave se guarda con hash y cifrada, y generar una nueva invalida la anterior. Se agregaron las migraciones 023 y 024 (la base pasa a diez tablas) y se actualizaron los manuales, la documentación, los diagramas de la base y las capturas. En el Gantt se sumaron las tareas de las dos funciones (7,12 a 7,14) y se registró lo hecho el 17/10: quedan 169 tareas y 643 horas, y con ellas el presupuesto pasa a $40.095.441 (costo $32.076.353 y ganancia $8.019.088). Además, quedaron terminadas las cinco plaquetas soldadas (la tarea 7,2 del Gantt, completa): siguen instalar el gabinete en la planta y conectar los otros tres canales.</w:t>
+        <w:t xml:space="preserve">Se sumaron dos funciones a la aplicación. El modo solo sensado: un interruptor en la barra de estado del editor apaga y prende el control del telar desde la página. Apagado, la página no arranca, no pausa ni retrocede la máquina (el backend rechaza las órdenes y el ESP32 no acciona ningún relé, aunque cambie el estado), ▶ solo carga el dibujo y la máquina arranca con Marcha en la botonera; el sensado de la botonera y del sensor sigue igual y la página lleva la cuenta. La vista para clientes: cada dibujo puede tener una clave (TEJ-XXXX-XXXX), que el operario genera desde la ficha del dibujo; con «Soy cliente: ver mi tejido» el cliente entra y ve solo ese tejido, sin controles: si se está tejiendo, por qué fila y pasada va, los metros, cuánto lleva de su pedido y la vista previa de la tela. La clave se guarda con hash y cifrada, y generar una nueva invalida la anterior. Se agregaron las migraciones 023 y 024 (la base pasa a diez tablas) y se actualizaron los manuales, la documentación, los diagramas de la base y las capturas. En el Gantt se sumaron las tareas de las dos funciones (7,12 a 7,14) y se registró lo hecho el 17/10: quedan 169 tareas y 643 horas, y con ellas el presupuesto pasa a $40.095.441 (costo $32.076.353 y ganancia $8.019.088). Además, quedaron terminadas las cinco plaquetas soldadas (la tarea 7,2 del Gantt, completa): siguen instalar el gabinete en la planta y conectar los otros tres canales. En la página, el acceso de los clientes pasó de un botón al pie de la pantalla de ingreso («Soy cliente: ver mi tejido») a una pestaña «Clientes» arriba de todo, al lado de «Personal», y el «+» para armar un intercalado en la grilla se hizo más grande y más visible.</w:t>
       </w:r>
     </w:p>
     <w:sectPr>

--- a/documentacion_proyecto/Bitácora.docx
+++ b/documentacion_proyecto/Bitácora.docx
@@ -5466,7 +5466,7 @@
     </w:p>
     <w:sectPr>
       <w:pgSz w:h="15840" w:w="12240" w:orient="portrait"/>
-      <w:pgMar w:bottom="1417" w:top="1417" w:left="1701" w:right="1701" w:header="708" w:footer="708"/>
+      <w:pgMar w:bottom="1417" w:top="1417" w:left="1701" w:right="1701" w:header="708" w:footer="708" w:gutter="0"/>
       <w:pgNumType w:start="0"/>
       <w:titlePg w:val="1"/>
     </w:sectPr>
@@ -7445,7 +7445,7 @@
       </w:tblBorders>
     </w:tblPr>
     <w:tcPr>
-      <w:shd w:color="auto" w:fill="f2e4ee" w:themeFill="accent5" w:themeFillTint="000033" w:val="clear"/>
+      <w:shd w:color="auto" w:fill="f2e4ee" w:themeFill="accent5" w:themeFillTint="33" w:val="clear"/>
     </w:tcPr>
     <w:tblStylePr w:type="firstRow">
       <w:rPr>
@@ -7520,13 +7520,13 @@
     <w:tblStylePr w:type="band1Vert">
       <w:tblPr/>
       <w:tcPr>
-        <w:shd w:color="auto" w:fill="7FA8C9" w:themeFill="accent5" w:themeFillTint="000066" w:val="clear"/>
+        <w:shd w:color="auto" w:fill="7FA8C9" w:themeFill="accent5" w:themeFillTint="66" w:val="clear"/>
       </w:tcPr>
     </w:tblStylePr>
     <w:tblStylePr w:type="band1Horz">
       <w:tblPr/>
       <w:tcPr>
-        <w:shd w:color="auto" w:fill="7FA8C9" w:themeFill="accent5" w:themeFillTint="000066" w:val="clear"/>
+        <w:shd w:color="auto" w:fill="7FA8C9" w:themeFill="accent5" w:themeFillTint="66" w:val="clear"/>
       </w:tcPr>
     </w:tblStylePr>
   </w:style>

--- a/documentacion_proyecto/Bitácora.docx
+++ b/documentacion_proyecto/Bitácora.docx
@@ -5462,6 +5462,36 @@
           <w:rtl w:val="0"/>
         </w:rPr>
         <w:t xml:space="preserve">Se sumaron dos funciones a la aplicación. El modo solo sensado: un interruptor en la barra de estado del editor apaga y prende el control del telar desde la página. Apagado, la página no arranca, no pausa ni retrocede la máquina (el backend rechaza las órdenes y el ESP32 no acciona ningún relé, aunque cambie el estado), ▶ solo carga el dibujo y la máquina arranca con Marcha en la botonera; el sensado de la botonera y del sensor sigue igual y la página lleva la cuenta. La vista para clientes: cada dibujo puede tener una clave (TEJ-XXXX-XXXX), que el operario genera desde la ficha del dibujo; con «Soy cliente: ver mi tejido» el cliente entra y ve solo ese tejido, sin controles: si se está tejiendo, por qué fila y pasada va, los metros, cuánto lleva de su pedido y la vista previa de la tela. La clave se guarda con hash y cifrada, y generar una nueva invalida la anterior. Se agregaron las migraciones 023 y 024 (la base pasa a diez tablas) y se actualizaron los manuales, la documentación, los diagramas de la base y las capturas. En el Gantt se sumaron las tareas de las dos funciones (7,12 a 7,14) y se registró lo hecho el 17/10: quedan 169 tareas y 643 horas, y con ellas el presupuesto pasa a $40.095.441 (costo $32.076.353 y ganancia $8.019.088). Además, quedaron terminadas las cinco plaquetas soldadas (la tarea 7,2 del Gantt, completa): siguen instalar el gabinete en la planta y conectar los otros tres canales. En la página, el acceso de los clientes pasó de un botón al pie de la pantalla de ingreso («Soy cliente: ver mi tejido») a una pestaña «Clientes» arriba de todo, al lado de «Personal», y el «+» para armar un intercalado en la grilla se hizo más grande y más visible.</w:t>
+      </w:r>
+    </w:p>
+    <w:p>
+      <w:pPr>
+        <w:jc w:val="both"/>
+        <w:rPr>
+          <w:rFonts w:ascii="IBM Plex Sans" w:cs="IBM Plex Sans" w:eastAsia="IBM Plex Sans" w:hAnsi="IBM Plex Sans"/>
+          <w:sz w:val="22"/>
+          <w:szCs w:val="22"/>
+        </w:rPr>
+      </w:pPr>
+      <w:r>
+        <w:rPr>
+          <w:rFonts w:ascii="IBM Plex Sans" w:cs="IBM Plex Sans" w:eastAsia="IBM Plex Sans" w:hAnsi="IBM Plex Sans"/>
+          <w:b w:val="1"/>
+          <w:bCs w:val="1"/>
+          <w:sz w:val="22"/>
+          <w:szCs w:val="22"/>
+          <w:rtl w:val="0"/>
+        </w:rPr>
+        <w:t xml:space="preserve">21/10/2026: </w:t>
+      </w:r>
+      <w:r>
+        <w:rPr>
+          <w:rFonts w:ascii="IBM Plex Sans" w:cs="IBM Plex Sans" w:eastAsia="IBM Plex Sans" w:hAnsi="IBM Plex Sans"/>
+          <w:sz w:val="22"/>
+          <w:szCs w:val="22"/>
+          <w:rtl w:val="0"/>
+        </w:rPr>
+        <w:t xml:space="preserve">Se revisaron los diseños en Proteus de las plaquetas. En la de sensado de la botonera, las resistencias de 10 kΩ de los GPIO 32 y 33 (Marcha y Pausa) tenían la otra pata sin conectar a 3,3 V. Como la plaqueta impresa ya estaba soldada, se resolvió en el firmware: esos dos pines usan ahora la resistencia interna del ESP32 (INPUT_PULLUP). El GPIO 34 (Retroceder) no la tiene y conserva su resistencia de 10 kΩ. Se actualizaron el modelo 3D del gabinete, los diagramas y la documentación.</w:t>
       </w:r>
     </w:p>
     <w:sectPr>

--- a/documentacion_proyecto/Bitácora.docx
+++ b/documentacion_proyecto/Bitácora.docx
@@ -1072,7 +1072,7 @@
           <w:szCs w:val="22"/>
           <w:rtl w:val="0"/>
         </w:rPr>
-        <w:t xml:space="preserve">Como resultado, el problema central queda medianamente resuelto: se diseña en la web, se guarda en la base de datos a través del backend y, en la etapa final de hardware, se ejecuta en el telar real mediante el ESP32.</w:t>
+        <w:t xml:space="preserve">Como resultado, el problema central queda resuelto: se diseña en la web, se guarda en la base de datos a través del backend y se ejecuta en el telar real mediante el ESP32, con los dos niveles probados en la máquina el 28/10/2026.</w:t>
       </w:r>
     </w:p>
     <w:p>
@@ -1422,6 +1422,39 @@
     </w:p>
     <w:p>
       <w:pPr>
+        <w:numPr>
+          <w:ilvl w:val="0"/>
+          <w:numId w:val="7"/>
+        </w:numPr>
+        <w:ind w:left="360" w:hanging="360"/>
+        <w:rPr>
+          <w:sz w:val="22"/>
+          <w:szCs w:val="22"/>
+        </w:rPr>
+      </w:pPr>
+      <w:r>
+        <w:rPr>
+          <w:rFonts w:ascii="IBM Plex Sans" w:cs="IBM Plex Sans" w:eastAsia="IBM Plex Sans" w:hAnsi="IBM Plex Sans"/>
+          <w:b w:val="1"/>
+          <w:bCs w:val="1"/>
+          <w:sz w:val="22"/>
+          <w:szCs w:val="22"/>
+          <w:rtl w:val="0"/>
+        </w:rPr>
+        <w:t xml:space="preserve">Selección de bobinas (Nivel 2): </w:t>
+      </w:r>
+      <w:r>
+        <w:rPr>
+          <w:rFonts w:ascii="IBM Plex Sans" w:cs="IBM Plex Sans" w:eastAsia="IBM Plex Sans" w:hAnsi="IBM Plex Sans"/>
+          <w:sz w:val="22"/>
+          <w:szCs w:val="22"/>
+          <w:rtl w:val="0"/>
+        </w:rPr>
+        <w:t xml:space="preserve">en cada pasada, que cuenta el sensor inductivo, el ESP32 activa el relé LCA110 de la bobina que indica el dibujo, en el lugar del lector óptico. Instalado y probado en el telar el 28/10/2026.</w:t>
+      </w:r>
+    </w:p>
+    <w:p>
+      <w:pPr>
         <w:rPr>
           <w:rFonts w:ascii="IBM Plex Sans" w:cs="IBM Plex Sans" w:eastAsia="IBM Plex Sans" w:hAnsi="IBM Plex Sans"/>
           <w:sz w:val="22"/>
@@ -1654,25 +1687,25 @@
           <w:szCs w:val="22"/>
           <w:rtl w:val="0"/>
         </w:rPr>
-        <w:t xml:space="preserve">Nivel 2, Dictar la secuencia del patrón (en desarrollo)</w:t>
-      </w:r>
-    </w:p>
-    <w:p>
-      <w:pPr>
-        <w:rPr>
-          <w:rFonts w:ascii="IBM Plex Sans" w:cs="IBM Plex Sans" w:eastAsia="IBM Plex Sans" w:hAnsi="IBM Plex Sans"/>
-          <w:sz w:val="22"/>
-          <w:szCs w:val="22"/>
-        </w:rPr>
-      </w:pPr>
-      <w:r>
-        <w:rPr>
-          <w:rFonts w:ascii="IBM Plex Sans" w:cs="IBM Plex Sans" w:eastAsia="IBM Plex Sans" w:hAnsi="IBM Plex Sans"/>
-          <w:sz w:val="22"/>
-          <w:szCs w:val="22"/>
-          <w:rtl w:val="0"/>
-        </w:rPr>
-        <w:t xml:space="preserve">Reemplazar a la máquina lectora significa que el sistema no solo dé Marcha, sino que le entregue al telar la secuencia completa del dibujo (qué bobina se activa en cada pasada), ocupando el lugar de la cinta perforada. En este telar, la secuencia la lee un lector óptico sobre una cinta de papel perforada: con agujero, el lector da la señal que activa la bobina de selección de esa pasada. Llegar al Nivel 2 implica que esa señal la dé el sistema: un relé LCA110 en el lugar de cada lector óptico, comandado por el ESP32 con la secuencia que recibe del backend, y un sensor inductivo que cuenta las pasadas. Es un proyecto de hardware en sí mismo, y es el que se está desarrollando actualmente: se probó en protoboard el 10/10/2026 y en el telar el 17/10/2026 (el sensor de pasada y el primer canal), y al 20/10/2026 quedaron soldadas las plaquetas.</w:t>
+        <w:t xml:space="preserve">Nivel 2, Dictar la secuencia del patrón (instalado y probado)</w:t>
+      </w:r>
+    </w:p>
+    <w:p>
+      <w:pPr>
+        <w:rPr>
+          <w:rFonts w:ascii="IBM Plex Sans" w:cs="IBM Plex Sans" w:eastAsia="IBM Plex Sans" w:hAnsi="IBM Plex Sans"/>
+          <w:sz w:val="22"/>
+          <w:szCs w:val="22"/>
+        </w:rPr>
+      </w:pPr>
+      <w:r>
+        <w:rPr>
+          <w:rFonts w:ascii="IBM Plex Sans" w:cs="IBM Plex Sans" w:eastAsia="IBM Plex Sans" w:hAnsi="IBM Plex Sans"/>
+          <w:sz w:val="22"/>
+          <w:szCs w:val="22"/>
+          <w:rtl w:val="0"/>
+        </w:rPr>
+        <w:t xml:space="preserve">Reemplazar a la máquina lectora significa que el sistema no solo dé Marcha, sino que le entregue al telar la secuencia completa del dibujo (qué bobina se activa en cada pasada), ocupando el lugar de la cinta perforada. En este telar, la secuencia la lee un lector óptico sobre una cinta de papel perforada: con agujero, el lector da la señal que activa la bobina de selección de esa pasada. Llegar al Nivel 2 implica que esa señal la dé el sistema: un relé LCA110 en el lugar de cada lector óptico, comandado por el ESP32 con la secuencia que recibe del backend, y un sensor inductivo que cuenta las pasadas. Es un proyecto de hardware en sí mismo: se probó en protoboard el 10/10/2026, en el telar el 17/10/2026 (el sensor de pasada y el primer canal) y, completo, el 28/10/2026, con el gabinete instalado y los cuatro canales tejiendo un dibujo cargado desde la aplicación.</w:t>
       </w:r>
     </w:p>
     <w:p>
@@ -3032,7 +3065,7 @@
                 <w:szCs w:val="22"/>
                 <w:rtl w:val="0"/>
               </w:rPr>
-              <w:t>Pendiente</w:t>
+              <w:t xml:space="preserve">28/10/2026</w:t>
             </w:r>
           </w:p>
         </w:tc>
@@ -3056,7 +3089,7 @@
                 <w:szCs w:val="22"/>
                 <w:rtl w:val="0"/>
               </w:rPr>
-              <w:t>Dueño de la Fábrica Textil / Empleado</w:t>
+              <w:t xml:space="preserve">Dueño de la Fábrica Textil / Empleado</w:t>
             </w:r>
           </w:p>
         </w:tc>
@@ -3080,7 +3113,7 @@
                 <w:szCs w:val="22"/>
                 <w:rtl w:val="0"/>
               </w:rPr>
-              <w:t>Conexión final del Nivel 2 y período de prueba en funcionamiento (todavía no realizada).</w:t>
+              <w:t xml:space="preserve">Prueba del proyecto completo en el telar (Niveles 1 y 2, con el gabinete instalado) y grabación de dos videos: el de la prueba y el de la entrevista al dueño.</w:t>
             </w:r>
           </w:p>
         </w:tc>
@@ -3104,7 +3137,7 @@
                 <w:szCs w:val="22"/>
                 <w:rtl w:val="0"/>
               </w:rPr>
-              <w:t>A completar</w:t>
+              <w:t xml:space="preserve">Presencial</w:t>
             </w:r>
           </w:p>
         </w:tc>
@@ -5492,6 +5525,156 @@
           <w:rtl w:val="0"/>
         </w:rPr>
         <w:t xml:space="preserve">Se revisaron los diseños en Proteus de las plaquetas. En la de sensado de la botonera, las resistencias de 10 kΩ de los GPIO 32 y 33 (Marcha y Pausa) tenían la otra pata sin conectar a 3,3 V. Como la plaqueta impresa ya estaba soldada, se resolvió en el firmware: esos dos pines usan ahora la resistencia interna del ESP32 (INPUT_PULLUP). El GPIO 34 (Retroceder) no la tiene y conserva su resistencia de 10 kΩ. Se actualizaron el modelo 3D del gabinete, los diagramas y la documentación.</w:t>
+      </w:r>
+    </w:p>
+    <w:p>
+      <w:pPr>
+        <w:jc w:val="both"/>
+        <w:rPr>
+          <w:rFonts w:ascii="IBM Plex Sans" w:cs="IBM Plex Sans" w:eastAsia="IBM Plex Sans" w:hAnsi="IBM Plex Sans"/>
+          <w:sz w:val="22"/>
+          <w:szCs w:val="22"/>
+        </w:rPr>
+      </w:pPr>
+      <w:r>
+        <w:rPr>
+          <w:rFonts w:ascii="IBM Plex Sans" w:cs="IBM Plex Sans" w:eastAsia="IBM Plex Sans" w:hAnsi="IBM Plex Sans"/>
+          <w:b w:val="1"/>
+          <w:bCs w:val="1"/>
+          <w:sz w:val="22"/>
+          <w:szCs w:val="22"/>
+          <w:rtl w:val="0"/>
+        </w:rPr>
+        <w:t xml:space="preserve">22/10/2026: </w:t>
+      </w:r>
+      <w:r>
+        <w:rPr>
+          <w:rFonts w:ascii="IBM Plex Sans" w:cs="IBM Plex Sans" w:eastAsia="IBM Plex Sans" w:hAnsi="IBM Plex Sans"/>
+          <w:sz w:val="22"/>
+          <w:szCs w:val="22"/>
+          <w:rtl w:val="0"/>
+        </w:rPr>
+        <w:t xml:space="preserve">Se terminaron de corregir en Proteus los diseños de las plaquetas. En la del Nivel 2 (en Proteus, la plaqueta 3), el conector a la principal pasó a 7 hilos (GPIO 35, 18, 19, 21 y 22, GND y 3,3 V); se sumó la resistencia de 10 kΩ de GPIO 35 a 3,3 V (R10: sin ella, el pin del sensor de pasada queda al aire) y una de 10 kΩ de cada canal a GND (R6 a R9), para que ningún lector se active solo mientras arranca el ESP32. En la del sensado de la botonera, las resistencias de los GPIO 32 y 33 quedan sin conectar a 3,3 V, como se resolvió el 21/10.</w:t>
+      </w:r>
+    </w:p>
+    <w:p>
+      <w:pPr>
+        <w:jc w:val="both"/>
+        <w:rPr>
+          <w:rFonts w:ascii="IBM Plex Sans" w:cs="IBM Plex Sans" w:eastAsia="IBM Plex Sans" w:hAnsi="IBM Plex Sans"/>
+          <w:sz w:val="22"/>
+          <w:szCs w:val="22"/>
+        </w:rPr>
+      </w:pPr>
+      <w:r>
+        <w:rPr>
+          <w:rFonts w:ascii="IBM Plex Sans" w:cs="IBM Plex Sans" w:eastAsia="IBM Plex Sans" w:hAnsi="IBM Plex Sans"/>
+          <w:b w:val="1"/>
+          <w:bCs w:val="1"/>
+          <w:sz w:val="22"/>
+          <w:szCs w:val="22"/>
+          <w:rtl w:val="0"/>
+        </w:rPr>
+        <w:t xml:space="preserve">25/10/2026: </w:t>
+      </w:r>
+      <w:r>
+        <w:rPr>
+          <w:rFonts w:ascii="IBM Plex Sans" w:cs="IBM Plex Sans" w:eastAsia="IBM Plex Sans" w:hAnsi="IBM Plex Sans"/>
+          <w:sz w:val="22"/>
+          <w:szCs w:val="22"/>
+          <w:rtl w:val="0"/>
+        </w:rPr>
+        <w:t xml:space="preserve">Al revisar las fotos de los PCB impresos aparecieron dos problemas. Faltaban tres pistas: en la principal, J4-3 a J5-5 (GPIO 34) y J8-1 a J5-6 (GPIO 35), y en la del Nivel 2, la de GPIO 19 a su resistencia R7. Se hicieron con puentes de alambre aislado, soldados del lado del cobre. Además, en la principal la tira derecha del ESP32 quedó con los pines en otro orden (J7 antes que J5), así que el ESP32 no se podía enchufar sin cruzar pines: por ejemplo, los 5 V habrían llegado al pin CMD. Como las plaquetas ya estaban impresas, se diseñó una plaqueta aparte para el ESP32, de una sola cara y sin puentes: dos tiras hembra de 19 pines en el orden correcto y dos tiras macho de salida, P1 (10 pines) y P2 (5), cableadas a los pads de la principal por nombre de señal (por ejemplo, P1-10, los 5 V, a J7-10). Así el orden de J5 y J7 deja de importar y no hubo que tocar el programa.</w:t>
+      </w:r>
+    </w:p>
+    <w:p>
+      <w:pPr>
+        <w:jc w:val="both"/>
+        <w:rPr>
+          <w:rFonts w:ascii="IBM Plex Sans" w:cs="IBM Plex Sans" w:eastAsia="IBM Plex Sans" w:hAnsi="IBM Plex Sans"/>
+          <w:sz w:val="22"/>
+          <w:szCs w:val="22"/>
+        </w:rPr>
+      </w:pPr>
+      <w:r>
+        <w:rPr>
+          <w:rFonts w:ascii="IBM Plex Sans" w:cs="IBM Plex Sans" w:eastAsia="IBM Plex Sans" w:hAnsi="IBM Plex Sans"/>
+          <w:b w:val="1"/>
+          <w:bCs w:val="1"/>
+          <w:sz w:val="22"/>
+          <w:szCs w:val="22"/>
+          <w:rtl w:val="0"/>
+        </w:rPr>
+        <w:t xml:space="preserve">26/10/2026: </w:t>
+      </w:r>
+      <w:r>
+        <w:rPr>
+          <w:rFonts w:ascii="IBM Plex Sans" w:cs="IBM Plex Sans" w:eastAsia="IBM Plex Sans" w:hAnsi="IBM Plex Sans"/>
+          <w:sz w:val="22"/>
+          <w:szCs w:val="22"/>
+          <w:rtl w:val="0"/>
+        </w:rPr>
+        <w:t xml:space="preserve">Revisión completa del código con el foco en el firmware, en tres vueltas: las pruebas de la PC compiladas con detectores de errores de memoria y con las advertencias más estrictas del compilador, y ESLint y html-validate en la página. La tercera vuelta salió sin errores. Se arregló también el diseño del Gantt: los meses desfasados desde junio, las líneas de los meses que quedaban cortadas y los bordes incompletos.</w:t>
+      </w:r>
+    </w:p>
+    <w:p>
+      <w:pPr>
+        <w:jc w:val="both"/>
+        <w:rPr>
+          <w:rFonts w:ascii="IBM Plex Sans" w:cs="IBM Plex Sans" w:eastAsia="IBM Plex Sans" w:hAnsi="IBM Plex Sans"/>
+          <w:sz w:val="22"/>
+          <w:szCs w:val="22"/>
+        </w:rPr>
+      </w:pPr>
+      <w:r>
+        <w:rPr>
+          <w:rFonts w:ascii="IBM Plex Sans" w:cs="IBM Plex Sans" w:eastAsia="IBM Plex Sans" w:hAnsi="IBM Plex Sans"/>
+          <w:b w:val="1"/>
+          <w:bCs w:val="1"/>
+          <w:sz w:val="22"/>
+          <w:szCs w:val="22"/>
+          <w:rtl w:val="0"/>
+        </w:rPr>
+        <w:t xml:space="preserve">27/10/2026: </w:t>
+      </w:r>
+      <w:r>
+        <w:rPr>
+          <w:rFonts w:ascii="IBM Plex Sans" w:cs="IBM Plex Sans" w:eastAsia="IBM Plex Sans" w:hAnsi="IBM Plex Sans"/>
+          <w:sz w:val="22"/>
+          <w:szCs w:val="22"/>
+          <w:rtl w:val="0"/>
+        </w:rPr>
+        <w:t xml:space="preserve">En el celular, la ficha del dibujo (el ícono de engranaje) no se podía bajar, y la vista para el cliente, con su clave, y las estadísticas quedaban fuera de la pantalla. Ahora se desplaza adentro con el título fijo y, mientras está abierta, se esconde la grilla para darle lugar. Se sacaron de la ficha las dos notas largas: la de las pasadas estimadas por el reloj de la aplicación y la de los metros por pasada sin cargar.</w:t>
+      </w:r>
+    </w:p>
+    <w:p>
+      <w:pPr>
+        <w:jc w:val="both"/>
+        <w:rPr>
+          <w:rFonts w:ascii="IBM Plex Sans" w:cs="IBM Plex Sans" w:eastAsia="IBM Plex Sans" w:hAnsi="IBM Plex Sans"/>
+          <w:sz w:val="22"/>
+          <w:szCs w:val="22"/>
+        </w:rPr>
+      </w:pPr>
+      <w:r>
+        <w:rPr>
+          <w:rFonts w:ascii="IBM Plex Sans" w:cs="IBM Plex Sans" w:eastAsia="IBM Plex Sans" w:hAnsi="IBM Plex Sans"/>
+          <w:b w:val="1"/>
+          <w:bCs w:val="1"/>
+          <w:sz w:val="22"/>
+          <w:szCs w:val="22"/>
+          <w:rtl w:val="0"/>
+        </w:rPr>
+        <w:t xml:space="preserve">28/10/2026: </w:t>
+      </w:r>
+      <w:r>
+        <w:rPr>
+          <w:rFonts w:ascii="IBM Plex Sans" w:cs="IBM Plex Sans" w:eastAsia="IBM Plex Sans" w:hAnsi="IBM Plex Sans"/>
+          <w:sz w:val="22"/>
+          <w:szCs w:val="22"/>
+          <w:rtl w:val="0"/>
+        </w:rPr>
+        <w:t xml:space="preserve">Visita a la fábrica para probar el proyecto completo. Se instaló el gabinete con las plaquetas soldadas y la plaqueta del ESP32, se conectaron los cuatro canales de los relés LCA110 en el lugar de los lectores y el ESP32 se cargó con el Nivel 2 activado. Funcionó todo: Marcha, Pausa y Retroceder desde la aplicación, el aviso del uso manual de la botonera, el conteo de pasadas con el sensor y la selección de las cuatro bobinas; la tela salió con el dibujo cargado en la aplicación. Solo hubo correcciones mínimas, hechas en el momento y sin tocar el programa: los cables de los canales 2 y 3 estaban invertidos en la bornera B3 (se vio en la primera vuelta del dibujo) y se acercó el sensor inductivo a unos 2 mm del blanco. El dueño quedó satisfecho con el funcionamiento. Se grabaron dos videos: el de la prueba y el de la entrevista al dueño. Sigue un período de prueba hasta el 04/11 para comparar el conteo del sensor con el contador de la máquina. Con el Gantt al día (169 tareas y 642 horas) y la lista de componentes real (se sumó la plaqueta del ESP32 y se sacó lo que no se usa), el presupuesto pasa a $40.067.266 (costo $32.053.813 y ganancia $8.013.453).</w:t>
       </w:r>
     </w:p>
     <w:sectPr>

--- a/documentacion_proyecto/Bitácora.docx
+++ b/documentacion_proyecto/Bitácora.docx
@@ -1072,7 +1072,7 @@
           <w:szCs w:val="22"/>
           <w:rtl w:val="0"/>
         </w:rPr>
-        <w:t xml:space="preserve">Como resultado, el problema central queda resuelto: se diseña en la web, se guarda en la base de datos a través del backend y se ejecuta en el telar real mediante el ESP32, con los dos niveles probados en la máquina el 28/10/2026.</w:t>
+        <w:t xml:space="preserve">Como resultado, el problema central queda resuelto: se diseña en la web, se guarda en la base de datos a través del backend y se ejecuta en el telar real mediante el ESP32, con los dos niveles probados en la máquina el 30/10/2026.</w:t>
       </w:r>
     </w:p>
     <w:p>
@@ -1450,7 +1450,7 @@
           <w:szCs w:val="22"/>
           <w:rtl w:val="0"/>
         </w:rPr>
-        <w:t xml:space="preserve">en cada pasada, que cuenta el sensor inductivo, el ESP32 activa el relé LCA110 de la bobina que indica el dibujo, en el lugar del lector óptico. Instalado y probado en el telar el 28/10/2026.</w:t>
+        <w:t xml:space="preserve">en cada pasada, que cuenta el sensor inductivo, el ESP32 activa el relé LCA110 de la bobina que indica el dibujo, en el lugar del lector óptico. Instalado y probado en el telar el 30/10/2026.</w:t>
       </w:r>
     </w:p>
     <w:p>
@@ -1705,7 +1705,7 @@
           <w:szCs w:val="22"/>
           <w:rtl w:val="0"/>
         </w:rPr>
-        <w:t xml:space="preserve">Reemplazar a la máquina lectora significa que el sistema no solo dé Marcha, sino que le entregue al telar la secuencia completa del dibujo (qué bobina se activa en cada pasada), ocupando el lugar de la cinta perforada. En este telar, la secuencia la lee un lector óptico sobre una cinta de papel perforada: con agujero, el lector da la señal que activa la bobina de selección de esa pasada. Llegar al Nivel 2 implica que esa señal la dé el sistema: un relé LCA110 en el lugar de cada lector óptico, comandado por el ESP32 con la secuencia que recibe del backend, y un sensor inductivo que cuenta las pasadas. Es un proyecto de hardware en sí mismo: se probó en protoboard el 10/10/2026, en el telar el 17/10/2026 (el sensor de pasada y el primer canal) y, completo, el 28/10/2026, con el gabinete instalado y los cuatro canales tejiendo un dibujo cargado desde la aplicación.</w:t>
+        <w:t xml:space="preserve">Reemplazar a la máquina lectora significa que el sistema no solo dé Marcha, sino que le entregue al telar la secuencia completa del dibujo (qué bobina se activa en cada pasada), ocupando el lugar de la cinta perforada. En este telar, la secuencia la lee un lector óptico sobre una cinta de papel perforada: con agujero, el lector da la señal que activa la bobina de selección de esa pasada. Llegar al Nivel 2 implica que esa señal la dé el sistema: un relé LCA110 en el lugar de cada lector óptico, comandado por el ESP32 con la secuencia que recibe del backend, y un sensor inductivo que cuenta las pasadas. Es un proyecto de hardware en sí mismo: se probó en protoboard el 10/10/2026, en el telar el 17/10/2026 (el sensor de pasada y el primer canal) y, completo, el 30/10/2026, con el gabinete instalado y los cuatro canales tejiendo un dibujo cargado desde la aplicación.</w:t>
       </w:r>
     </w:p>
     <w:p>
@@ -3065,7 +3065,7 @@
                 <w:szCs w:val="22"/>
                 <w:rtl w:val="0"/>
               </w:rPr>
-              <w:t xml:space="preserve">28/10/2026</w:t>
+              <w:t xml:space="preserve">30/10/2026</w:t>
             </w:r>
           </w:p>
         </w:tc>
@@ -5665,16 +5665,16 @@
           <w:szCs w:val="22"/>
           <w:rtl w:val="0"/>
         </w:rPr>
-        <w:t xml:space="preserve">28/10/2026: </w:t>
-      </w:r>
-      <w:r>
-        <w:rPr>
-          <w:rFonts w:ascii="IBM Plex Sans" w:cs="IBM Plex Sans" w:eastAsia="IBM Plex Sans" w:hAnsi="IBM Plex Sans"/>
-          <w:sz w:val="22"/>
-          <w:szCs w:val="22"/>
-          <w:rtl w:val="0"/>
-        </w:rPr>
-        <w:t xml:space="preserve">Visita a la fábrica para probar el proyecto completo. Se instaló el gabinete con las plaquetas soldadas y la plaqueta del ESP32, se conectaron los cuatro canales de los relés LCA110 en el lugar de los lectores y el ESP32 se cargó con el Nivel 2 activado. Funcionó todo: Marcha, Pausa y Retroceder desde la aplicación, el aviso del uso manual de la botonera, el conteo de pasadas con el sensor y la selección de las cuatro bobinas; la tela salió con el dibujo cargado en la aplicación. Solo hubo correcciones mínimas, hechas en el momento y sin tocar el programa: los cables de los canales 2 y 3 estaban invertidos en la bornera B3 (se vio en la primera vuelta del dibujo) y se acercó el sensor inductivo a unos 2 mm del blanco. El dueño quedó satisfecho con el funcionamiento. Se grabaron dos videos: el de la prueba y el de la entrevista al dueño. Sigue un período de prueba hasta el 04/11 para comparar el conteo del sensor con el contador de la máquina. Con el Gantt al día (169 tareas y 642 horas) y la lista de componentes real (se sumó la plaqueta del ESP32 y se sacó lo que no se usa), el presupuesto pasa a $40.067.266 (costo $32.053.813 y ganancia $8.013.453).</w:t>
+        <w:t xml:space="preserve">30/10/2026: </w:t>
+      </w:r>
+      <w:r>
+        <w:rPr>
+          <w:rFonts w:ascii="IBM Plex Sans" w:cs="IBM Plex Sans" w:eastAsia="IBM Plex Sans" w:hAnsi="IBM Plex Sans"/>
+          <w:sz w:val="22"/>
+          <w:szCs w:val="22"/>
+          <w:rtl w:val="0"/>
+        </w:rPr>
+        <w:t xml:space="preserve">Visita a la fábrica para probar el proyecto completo. Se instaló el gabinete con las plaquetas soldadas y la plaqueta del ESP32, se conectaron los cuatro canales de los relés LCA110 en el lugar de los lectores y el ESP32 se cargó con el Nivel 2 activado. Funcionó todo: Marcha, Pausa y Retroceder desde la aplicación, el aviso del uso manual de la botonera, el conteo de pasadas con el sensor y la selección de las cuatro bobinas; la tela salió con el dibujo cargado en la aplicación. Solo hubo correcciones mínimas, hechas en el momento y sin tocar el programa: los cables de los canales 2 y 3 estaban invertidos en la bornera B3 (se vio en la primera vuelta del dibujo) y se acercó el sensor inductivo a unos 2 mm del blanco. El dueño quedó satisfecho con el funcionamiento. Se grabaron dos videos: el de la prueba y el de la entrevista al dueño. Sigue un período de prueba hasta el 04/11 para comparar el conteo del sensor con el contador de la máquina. Con el Gantt al día (169 tareas y 642 horas) y la lista de componentes real (se sumó la plaqueta del ESP32 y se sacó lo que no se usa), la inversión del proyecto queda en $32.021.188 (en los costos varios quedan los insumos materiales y dos meses de Claude Pro) y el precio final, en $3.200.000 por telar: con 19 telares, dos fábricas de 10, la inversión se recupera en dos años.</w:t>
       </w:r>
     </w:p>
     <w:sectPr>
